--- a/SCRIPT_COMPOSER_EVOLUTION.docx
+++ b/SCRIPT_COMPOSER_EVOLUTION.docx
@@ -2,7 +2,7 @@
 <file path=word/document.xml><?xml version="1.0" encoding="utf-8"?>
 <w:document xmlns:w="http://schemas.openxmlformats.org/wordprocessingml/2006/main" xmlns:m="http://schemas.openxmlformats.org/officeDocument/2006/math" xmlns:r="http://schemas.openxmlformats.org/officeDocument/2006/relationships" xmlns:o="urn:schemas-microsoft-com:office:office" xmlns:v="urn:schemas-microsoft-com:vml" xmlns:w10="urn:schemas-microsoft-com:office:word" xmlns:a="http://schemas.openxmlformats.org/drawingml/2006/main" xmlns:pic="http://schemas.openxmlformats.org/drawingml/2006/picture" xmlns:wp="http://schemas.openxmlformats.org/drawingml/2006/wordprocessingDrawing">
   <w:body>
-    <w:bookmarkStart w:id="46" w:name="Xa3ce195b62cb99a8b10351ab1cd937415b67cc6"/>
+    <w:bookmarkStart w:id="52" w:name="Xa3ce195b62cb99a8b10351ab1cd937415b67cc6"/>
     <w:p>
       <w:pPr>
         <w:pStyle w:val="Heading1"/>
@@ -211,7 +211,7 @@
         <w:t xml:space="preserve"> </w:t>
       </w:r>
       <w:r>
-        <w:t xml:space="preserve">(Sprints 1–7 + the Engineering Heuristics Library) that raises generated-code quality without</w:t>
+        <w:t xml:space="preserve">(Sprints 1, 1.5, 2–7 + the two deterministic rule libraries) that raises generated-code quality without</w:t>
       </w:r>
       <w:r>
         <w:t xml:space="preserve"> </w:t>
@@ -607,6 +607,24 @@
         <w:rPr>
           <w:rStyle w:val="VerbatimChar"/>
         </w:rPr>
+        <w:t xml:space="preserve">Scenario Integrity Engine (certifies the scenario; warnings only, never mutates — Sprint 1.5)</w:t>
+      </w:r>
+      <w:r>
+        <w:br/>
+      </w:r>
+      <w:r>
+        <w:rPr>
+          <w:rStyle w:val="VerbatimChar"/>
+        </w:rPr>
+        <w:t xml:space="preserve">    ↓</w:t>
+      </w:r>
+      <w:r>
+        <w:br/>
+      </w:r>
+      <w:r>
+        <w:rPr>
+          <w:rStyle w:val="VerbatimChar"/>
+        </w:rPr>
         <w:t xml:space="preserve">Canonical Scenario        (grounding[] + structured expected, one source of truth)</w:t>
       </w:r>
       <w:r>
@@ -680,6 +698,102 @@
           <w:rStyle w:val="VerbatimChar"/>
         </w:rPr>
         <w:t xml:space="preserve">Persist                   (generated_test_cases / scripts + ai_metadata)</w:t>
+      </w:r>
+    </w:p>
+    <w:p>
+      <w:pPr>
+        <w:pStyle w:val="BlockText"/>
+      </w:pPr>
+      <w:r>
+        <w:t xml:space="preserve">The</w:t>
+      </w:r>
+      <w:r>
+        <w:t xml:space="preserve"> </w:t>
+      </w:r>
+      <w:r>
+        <w:rPr>
+          <w:bCs/>
+          <w:b/>
+        </w:rPr>
+        <w:t xml:space="preserve">Scenario Integrity Engine</w:t>
+      </w:r>
+      <w:r>
+        <w:t xml:space="preserve"> </w:t>
+      </w:r>
+      <w:r>
+        <w:t xml:space="preserve">is a deterministic certifier inserted between the Scenario</w:t>
+      </w:r>
+      <w:r>
+        <w:t xml:space="preserve"> </w:t>
+      </w:r>
+      <w:r>
+        <w:t xml:space="preserve">Builder and everything downstream. It does</w:t>
+      </w:r>
+      <w:r>
+        <w:t xml:space="preserve"> </w:t>
+      </w:r>
+      <w:r>
+        <w:rPr>
+          <w:bCs/>
+          <w:b/>
+        </w:rPr>
+        <w:t xml:space="preserve">not</w:t>
+      </w:r>
+      <w:r>
+        <w:t xml:space="preserve"> </w:t>
+      </w:r>
+      <w:r>
+        <w:t xml:space="preserve">own or mutate scenario data — the Scenario</w:t>
+      </w:r>
+      <w:r>
+        <w:t xml:space="preserve"> </w:t>
+      </w:r>
+      <w:r>
+        <w:t xml:space="preserve">Builder remains the sole owner. It only answers:</w:t>
+      </w:r>
+      <w:r>
+        <w:t xml:space="preserve"> </w:t>
+      </w:r>
+      <w:r>
+        <w:rPr>
+          <w:iCs/>
+          <w:i/>
+        </w:rPr>
+        <w:t xml:space="preserve">“</w:t>
+      </w:r>
+      <w:r>
+        <w:rPr>
+          <w:iCs/>
+          <w:i/>
+        </w:rPr>
+        <w:t xml:space="preserve">Is this canonical scenario internally</w:t>
+      </w:r>
+      <w:r>
+        <w:rPr>
+          <w:iCs/>
+          <w:i/>
+        </w:rPr>
+        <w:t xml:space="preserve"> </w:t>
+      </w:r>
+      <w:r>
+        <w:rPr>
+          <w:iCs/>
+          <w:i/>
+        </w:rPr>
+        <w:t xml:space="preserve">consistent and automation-ready?</w:t>
+      </w:r>
+      <w:r>
+        <w:rPr>
+          <w:iCs/>
+          <w:i/>
+        </w:rPr>
+        <w:t xml:space="preserve">”</w:t>
+      </w:r>
+      <w:r>
+        <w:t xml:space="preserve"> </w:t>
+      </w:r>
+      <w:r>
+        <w:t xml:space="preserve">and attaches a readiness score + warnings. See Sprint 1.5.</w:t>
       </w:r>
     </w:p>
     <w:bookmarkStart w:id="25" w:name="X77d27206a19a50fa725fba6f0d1f9ca59b682e6"/>
@@ -755,6 +869,49 @@
                 <w:rStyle w:val="VerbatimChar"/>
               </w:rPr>
               <w:t xml:space="preserve">src/engines/scenario-builder.ts</w:t>
+            </w:r>
+          </w:p>
+        </w:tc>
+      </w:tr>
+      <w:tr>
+        <w:tc>
+          <w:tcPr/>
+          <w:p>
+            <w:pPr>
+              <w:pStyle w:val="Compact"/>
+              <w:jc w:val="left"/>
+            </w:pPr>
+            <w:r>
+              <w:rPr>
+                <w:bCs/>
+                <w:b/>
+              </w:rPr>
+              <w:t xml:space="preserve">Scenario Integrity Engine</w:t>
+            </w:r>
+          </w:p>
+        </w:tc>
+        <w:tc>
+          <w:tcPr/>
+          <w:p>
+            <w:pPr>
+              <w:pStyle w:val="Compact"/>
+              <w:jc w:val="left"/>
+            </w:pPr>
+            <w:r>
+              <w:rPr>
+                <w:rStyle w:val="VerbatimChar"/>
+              </w:rPr>
+              <w:t xml:space="preserve">src/engines/scenario-integrity/</w:t>
+            </w:r>
+            <w:r>
+              <w:t xml:space="preserve"> </w:t>
+            </w:r>
+            <w:r>
+              <w:rPr>
+                <w:iCs/>
+                <w:i/>
+              </w:rPr>
+              <w:t xml:space="preserve">(proposed — Sprint 1.5)</w:t>
             </w:r>
           </w:p>
         </w:tc>
@@ -1633,7 +1790,7 @@
       </w:r>
     </w:p>
     <w:bookmarkEnd w:id="27"/>
-    <w:bookmarkStart w:id="40" w:name="roadmap"/>
+    <w:bookmarkStart w:id="45" w:name="roadmap"/>
     <w:p>
       <w:pPr>
         <w:pStyle w:val="Heading2"/>
@@ -1772,13 +1929,13 @@
       </w:r>
     </w:p>
     <w:bookmarkEnd w:id="28"/>
-    <w:bookmarkStart w:id="33" w:name="X9f34fcb1734506be7ac3d74ae2dafe6a5acd6ae"/>
+    <w:bookmarkStart w:id="33" w:name="X8738fb454b9b9f8b9483705ff00d5ace0d2f237"/>
     <w:p>
       <w:pPr>
         <w:pStyle w:val="Heading3"/>
       </w:pPr>
       <w:r>
-        <w:t xml:space="preserve">Sprint 2 — Locator Ranking Engine ⭐⭐⭐⭐⭐ (highest ROI)</w:t>
+        <w:t xml:space="preserve">Sprint 1.5 — Scenario Integrity Engine ⭐⭐⭐⭐⭐ (do before Sprint 2)</w:t>
       </w:r>
     </w:p>
     <w:p>
@@ -1786,57 +1943,132 @@
         <w:pStyle w:val="FirstParagraph"/>
       </w:pPr>
       <w:r>
-        <w:t xml:space="preserve">This is</w:t>
-      </w:r>
-      <w:r>
-        <w:t xml:space="preserve"> </w:t>
-      </w:r>
-      <w:r>
-        <w:rPr>
-          <w:bCs/>
-          <w:b/>
-        </w:rPr>
-        <w:t xml:space="preserve">not</w:t>
-      </w:r>
-      <w:r>
-        <w:t xml:space="preserve"> </w:t>
-      </w:r>
-      <w:r>
+        <w:t xml:space="preserve">A deterministic</w:t>
+      </w:r>
+      <w:r>
+        <w:t xml:space="preserve"> </w:t>
+      </w:r>
+      <w:r>
+        <w:rPr>
+          <w:bCs/>
+          <w:b/>
+        </w:rPr>
+        <w:t xml:space="preserve">certifier</w:t>
+      </w:r>
+      <w:r>
+        <w:t xml:space="preserve"> </w:t>
+      </w:r>
+      <w:r>
+        <w:t xml:space="preserve">that sits between the Scenario Builder and the Script Composer. It is</w:t>
+      </w:r>
+      <w:r>
+        <w:t xml:space="preserve"> </w:t>
+      </w:r>
+      <w:r>
+        <w:rPr>
+          <w:bCs/>
+          <w:b/>
+        </w:rPr>
+        <w:t xml:space="preserve">not new intelligence</w:t>
+      </w:r>
+      <w:r>
+        <w:t xml:space="preserve"> </w:t>
+      </w:r>
+      <w:r>
+        <w:t xml:space="preserve">— no LLM, no generation. It answers one question:</w:t>
+      </w:r>
+    </w:p>
+    <w:p>
+      <w:pPr>
+        <w:pStyle w:val="BlockText"/>
+      </w:pPr>
+      <w:r>
+        <w:rPr>
+          <w:bCs/>
+          <w:b/>
+        </w:rPr>
         <w:t xml:space="preserve">“</w:t>
       </w:r>
       <w:r>
-        <w:t xml:space="preserve">better locators.</w:t>
-      </w:r>
-      <w:r>
+        <w:rPr>
+          <w:bCs/>
+          <w:b/>
+        </w:rPr>
+        <w:t xml:space="preserve">Is this canonical scenario internally consistent and automation-ready?</w:t>
+      </w:r>
+      <w:r>
+        <w:rPr>
+          <w:bCs/>
+          <w:b/>
+        </w:rPr>
         <w:t xml:space="preserve">”</w:t>
       </w:r>
-      <w:r>
-        <w:t xml:space="preserve"> </w:t>
-      </w:r>
-      <w:r>
-        <w:t xml:space="preserve">It is</w:t>
-      </w:r>
-      <w:r>
-        <w:t xml:space="preserve"> </w:t>
-      </w:r>
-      <w:r>
-        <w:rPr>
-          <w:bCs/>
-          <w:b/>
-        </w:rPr>
-        <w:t xml:space="preserve">better locator decision-making.</w:t>
-      </w:r>
-    </w:p>
-    <w:p>
-      <w:pPr>
-        <w:pStyle w:val="BodyText"/>
-      </w:pPr>
-      <w:r>
-        <w:rPr>
-          <w:bCs/>
-          <w:b/>
-        </w:rPr>
-        <w:t xml:space="preserve">Today</w:t>
+    </w:p>
+    <w:p>
+      <w:pPr>
+        <w:pStyle w:val="FirstParagraph"/>
+      </w:pPr>
+      <w:r>
+        <w:t xml:space="preserve">Today the Script Composer sometimes</w:t>
+      </w:r>
+      <w:r>
+        <w:t xml:space="preserve"> </w:t>
+      </w:r>
+      <w:r>
+        <w:rPr>
+          <w:iCs/>
+          <w:i/>
+        </w:rPr>
+        <w:t xml:space="preserve">compensates</w:t>
+      </w:r>
+      <w:r>
+        <w:t xml:space="preserve"> </w:t>
+      </w:r>
+      <w:r>
+        <w:t xml:space="preserve">for weak test cases. It shouldn’t have to. If the</w:t>
+      </w:r>
+      <w:r>
+        <w:t xml:space="preserve"> </w:t>
+      </w:r>
+      <w:r>
+        <w:t xml:space="preserve">Composer always receives a high-quality, certified scenario, locator / assertion / coverage mistakes</w:t>
+      </w:r>
+      <w:r>
+        <w:t xml:space="preserve"> </w:t>
+      </w:r>
+      <w:r>
+        <w:t xml:space="preserve">drop</w:t>
+      </w:r>
+      <w:r>
+        <w:t xml:space="preserve"> </w:t>
+      </w:r>
+      <w:r>
+        <w:rPr>
+          <w:bCs/>
+          <w:b/>
+        </w:rPr>
+        <w:t xml:space="preserve">without touching generation.</w:t>
+      </w:r>
+      <w:r>
+        <w:t xml:space="preserve"> </w:t>
+      </w:r>
+      <w:r>
+        <w:t xml:space="preserve">This is the first of the two deterministic rule libraries (see</w:t>
+      </w:r>
+      <w:r>
+        <w:t xml:space="preserve"> </w:t>
+      </w:r>
+      <w:r>
+        <w:t xml:space="preserve">§5) and the natural partner to the Engineering Heuristics Library.</w:t>
+      </w:r>
+    </w:p>
+    <w:bookmarkStart w:id="29" w:name="hard-rule-report-never-rewrite"/>
+    <w:p>
+      <w:pPr>
+        <w:pStyle w:val="Heading4"/>
+      </w:pPr>
+      <w:r>
+        <w:t xml:space="preserve">Hard rule: report, never rewrite</w:t>
       </w:r>
     </w:p>
     <w:p>
@@ -1847,7 +2079,16 @@
         <w:rPr>
           <w:rStyle w:val="VerbatimChar"/>
         </w:rPr>
-        <w:t xml:space="preserve">Grounding → Selector</w:t>
+        <w:t xml:space="preserve">Scenario → Validator → Issues → (same) Scenario     ✅</w:t>
+      </w:r>
+      <w:r>
+        <w:br/>
+      </w:r>
+      <w:r>
+        <w:rPr>
+          <w:rStyle w:val="VerbatimChar"/>
+        </w:rPr>
+        <w:t xml:space="preserve">Scenario → Validator → Scenario rewritten           ❌  (forbidden)</w:t>
       </w:r>
     </w:p>
     <w:p>
@@ -1855,49 +2096,39 @@
         <w:pStyle w:val="FirstParagraph"/>
       </w:pPr>
       <w:r>
-        <w:rPr>
-          <w:bCs/>
-          <w:b/>
-        </w:rPr>
-        <w:t xml:space="preserve">Target</w:t>
-      </w:r>
-    </w:p>
-    <w:p>
-      <w:pPr>
-        <w:pStyle w:val="SourceCode"/>
-      </w:pPr>
-      <w:r>
-        <w:rPr>
-          <w:rStyle w:val="VerbatimChar"/>
-        </w:rPr>
-        <w:t xml:space="preserve">Grounding → Candidate Discovery → Candidate Ranking → Candidate Selection → Confidence</w:t>
-      </w:r>
-    </w:p>
-    <w:bookmarkStart w:id="29" w:name="Xa02d250f0771bf4568bfba6e027c46031cd190c"/>
+        <w:t xml:space="preserve">The Scenario Builder remains the</w:t>
+      </w:r>
+      <w:r>
+        <w:t xml:space="preserve"> </w:t>
+      </w:r>
+      <w:r>
+        <w:rPr>
+          <w:bCs/>
+          <w:b/>
+        </w:rPr>
+        <w:t xml:space="preserve">sole owner</w:t>
+      </w:r>
+      <w:r>
+        <w:t xml:space="preserve"> </w:t>
+      </w:r>
+      <w:r>
+        <w:t xml:space="preserve">of scenario data. The Integrity Engine only attaches</w:t>
+      </w:r>
+      <w:r>
+        <w:t xml:space="preserve"> </w:t>
+      </w:r>
+      <w:r>
+        <w:t xml:space="preserve">quality signals (warnings + a readiness score); it never mutates steps, grounding, or expected.</w:t>
+      </w:r>
+    </w:p>
+    <w:bookmarkEnd w:id="29"/>
+    <w:bookmarkStart w:id="30" w:name="what-it-validates"/>
     <w:p>
       <w:pPr>
         <w:pStyle w:val="Heading4"/>
       </w:pPr>
       <w:r>
-        <w:t xml:space="preserve">4.1 Candidate Discovery — collect, do not select</w:t>
-      </w:r>
-    </w:p>
-    <w:p>
-      <w:pPr>
-        <w:pStyle w:val="FirstParagraph"/>
-      </w:pPr>
-      <w:r>
-        <w:t xml:space="preserve">Gather candidates from every source, in priority order.</w:t>
-      </w:r>
-      <w:r>
-        <w:t xml:space="preserve"> </w:t>
-      </w:r>
-      <w:r>
-        <w:rPr>
-          <w:bCs/>
-          <w:b/>
-        </w:rPr>
-        <w:t xml:space="preserve">Do not choose yet.</w:t>
+        <w:t xml:space="preserve">What it validates</w:t>
       </w:r>
     </w:p>
     <w:p>
@@ -1909,23 +2140,109 @@
         <w:pStyle w:val="Compact"/>
       </w:pPr>
       <w:r>
-        <w:t xml:space="preserve">Existing</w:t>
-      </w:r>
-      <w:r>
-        <w:t xml:space="preserve"> </w:t>
-      </w:r>
-      <w:r>
-        <w:rPr>
-          <w:bCs/>
-          <w:b/>
-        </w:rPr>
-        <w:t xml:space="preserve">Page Object</w:t>
-      </w:r>
-      <w:r>
-        <w:t xml:space="preserve"> </w:t>
-      </w:r>
-      <w:r>
-        <w:t xml:space="preserve">methods (reuse wins)</w:t>
+        <w:rPr>
+          <w:bCs/>
+          <w:b/>
+        </w:rPr>
+        <w:t xml:space="preserve">Persona consistency</w:t>
+      </w:r>
+      <w:r>
+        <w:t xml:space="preserve"> </w:t>
+      </w:r>
+      <w:r>
+        <w:t xml:space="preserve">⭐⭐⭐⭐⭐ — the persona/test data must match the scenario intent.</w:t>
+      </w:r>
+    </w:p>
+    <w:p>
+      <w:pPr>
+        <w:numPr>
+          <w:ilvl w:val="1"/>
+          <w:numId w:val="1005"/>
+        </w:numPr>
+        <w:pStyle w:val="Compact"/>
+      </w:pPr>
+      <w:r>
+        <w:rPr>
+          <w:rStyle w:val="VerbatimChar"/>
+        </w:rPr>
+        <w:t xml:space="preserve">Title: Login with locked user</w:t>
+      </w:r>
+      <w:r>
+        <w:t xml:space="preserve"> </w:t>
+      </w:r>
+      <w:r>
+        <w:t xml:space="preserve">+</w:t>
+      </w:r>
+      <w:r>
+        <w:t xml:space="preserve"> </w:t>
+      </w:r>
+      <w:r>
+        <w:rPr>
+          <w:rStyle w:val="VerbatimChar"/>
+        </w:rPr>
+        <w:t xml:space="preserve">Test Data: standard_user</w:t>
+      </w:r>
+      <w:r>
+        <w:t xml:space="preserve"> </w:t>
+      </w:r>
+      <w:r>
+        <w:t xml:space="preserve">→</w:t>
+      </w:r>
+      <w:r>
+        <w:t xml:space="preserve"> </w:t>
+      </w:r>
+      <w:r>
+        <w:rPr>
+          <w:bCs/>
+          <w:b/>
+        </w:rPr>
+        <w:t xml:space="preserve">fail</w:t>
+      </w:r>
+    </w:p>
+    <w:p>
+      <w:pPr>
+        <w:numPr>
+          <w:ilvl w:val="1"/>
+          <w:numId w:val="1005"/>
+        </w:numPr>
+        <w:pStyle w:val="Compact"/>
+      </w:pPr>
+      <w:r>
+        <w:rPr>
+          <w:rStyle w:val="VerbatimChar"/>
+        </w:rPr>
+        <w:t xml:space="preserve">Title: Successful login</w:t>
+      </w:r>
+      <w:r>
+        <w:t xml:space="preserve"> </w:t>
+      </w:r>
+      <w:r>
+        <w:t xml:space="preserve">+</w:t>
+      </w:r>
+      <w:r>
+        <w:t xml:space="preserve"> </w:t>
+      </w:r>
+      <w:r>
+        <w:rPr>
+          <w:rStyle w:val="VerbatimChar"/>
+        </w:rPr>
+        <w:t xml:space="preserve">Expected: Authentication rejected</w:t>
+      </w:r>
+      <w:r>
+        <w:t xml:space="preserve"> </w:t>
+      </w:r>
+      <w:r>
+        <w:t xml:space="preserve">→</w:t>
+      </w:r>
+      <w:r>
+        <w:t xml:space="preserve"> </w:t>
+      </w:r>
+      <w:r>
+        <w:rPr>
+          <w:bCs/>
+          <w:b/>
+        </w:rPr>
+        <w:t xml:space="preserve">fail</w:t>
       </w:r>
     </w:p>
     <w:p>
@@ -1941,13 +2258,61 @@
           <w:bCs/>
           <w:b/>
         </w:rPr>
-        <w:t xml:space="preserve">App Profile</w:t>
-      </w:r>
-      <w:r>
-        <w:t xml:space="preserve"> </w:t>
-      </w:r>
-      <w:r>
-        <w:t xml:space="preserve">(crawled grounding)</w:t>
+        <w:t xml:space="preserve">Coverage polarity</w:t>
+      </w:r>
+      <w:r>
+        <w:t xml:space="preserve"> </w:t>
+      </w:r>
+      <w:r>
+        <w:t xml:space="preserve">⭐⭐⭐⭐⭐ — expected outcome must match the coverage type (deterministic):</w:t>
+      </w:r>
+    </w:p>
+    <w:p>
+      <w:pPr>
+        <w:numPr>
+          <w:ilvl w:val="1"/>
+          <w:numId w:val="1006"/>
+        </w:numPr>
+        <w:pStyle w:val="Compact"/>
+      </w:pPr>
+      <w:r>
+        <w:t xml:space="preserve">positive → success state (e.g. dashboard displayed)</w:t>
+      </w:r>
+    </w:p>
+    <w:p>
+      <w:pPr>
+        <w:numPr>
+          <w:ilvl w:val="1"/>
+          <w:numId w:val="1006"/>
+        </w:numPr>
+        <w:pStyle w:val="Compact"/>
+      </w:pPr>
+      <w:r>
+        <w:t xml:space="preserve">negative → error shown</w:t>
+      </w:r>
+    </w:p>
+    <w:p>
+      <w:pPr>
+        <w:numPr>
+          <w:ilvl w:val="1"/>
+          <w:numId w:val="1006"/>
+        </w:numPr>
+        <w:pStyle w:val="Compact"/>
+      </w:pPr>
+      <w:r>
+        <w:t xml:space="preserve">edge → graceful validation</w:t>
+      </w:r>
+    </w:p>
+    <w:p>
+      <w:pPr>
+        <w:numPr>
+          <w:ilvl w:val="1"/>
+          <w:numId w:val="1006"/>
+        </w:numPr>
+        <w:pStyle w:val="Compact"/>
+      </w:pPr>
+      <w:r>
+        <w:t xml:space="preserve">boundary → limit accepted/rejected</w:t>
       </w:r>
     </w:p>
     <w:p>
@@ -1963,13 +2328,59 @@
           <w:bCs/>
           <w:b/>
         </w:rPr>
-        <w:t xml:space="preserve">Test Case</w:t>
-      </w:r>
-      <w:r>
-        <w:t xml:space="preserve"> </w:t>
-      </w:r>
-      <w:r>
-        <w:t xml:space="preserve">wording</w:t>
+        <w:t xml:space="preserve">Test-data suitability</w:t>
+      </w:r>
+      <w:r>
+        <w:t xml:space="preserve"> </w:t>
+      </w:r>
+      <w:r>
+        <w:t xml:space="preserve">⭐⭐⭐⭐⭐ — dataset must fit the scenario.</w:t>
+      </w:r>
+    </w:p>
+    <w:p>
+      <w:pPr>
+        <w:numPr>
+          <w:ilvl w:val="1"/>
+          <w:numId w:val="1007"/>
+        </w:numPr>
+        <w:pStyle w:val="Compact"/>
+      </w:pPr>
+      <w:r>
+        <w:rPr>
+          <w:rStyle w:val="VerbatimChar"/>
+        </w:rPr>
+        <w:t xml:space="preserve">valid login</w:t>
+      </w:r>
+      <w:r>
+        <w:t xml:space="preserve"> </w:t>
+      </w:r>
+      <w:r>
+        <w:t xml:space="preserve">scenario +</w:t>
+      </w:r>
+      <w:r>
+        <w:t xml:space="preserve"> </w:t>
+      </w:r>
+      <w:r>
+        <w:rPr>
+          <w:rStyle w:val="VerbatimChar"/>
+        </w:rPr>
+        <w:t xml:space="preserve">locked_user</w:t>
+      </w:r>
+      <w:r>
+        <w:t xml:space="preserve"> </w:t>
+      </w:r>
+      <w:r>
+        <w:t xml:space="preserve">dataset →</w:t>
+      </w:r>
+      <w:r>
+        <w:t xml:space="preserve"> </w:t>
+      </w:r>
+      <w:r>
+        <w:rPr>
+          <w:bCs/>
+          <w:b/>
+        </w:rPr>
+        <w:t xml:space="preserve">fail</w:t>
       </w:r>
     </w:p>
     <w:p>
@@ -1985,13 +2396,65 @@
           <w:bCs/>
           <w:b/>
         </w:rPr>
-        <w:t xml:space="preserve">Expected Result</w:t>
-      </w:r>
-      <w:r>
-        <w:t xml:space="preserve"> </w:t>
-      </w:r>
-      <w:r>
-        <w:t xml:space="preserve">text</w:t>
+        <w:t xml:space="preserve">Expected-result consistency</w:t>
+      </w:r>
+      <w:r>
+        <w:t xml:space="preserve"> </w:t>
+      </w:r>
+      <w:r>
+        <w:t xml:space="preserve">⭐⭐⭐⭐⭐ — manual outcome vs. structured expected must agree.</w:t>
+      </w:r>
+    </w:p>
+    <w:p>
+      <w:pPr>
+        <w:numPr>
+          <w:ilvl w:val="1"/>
+          <w:numId w:val="1008"/>
+        </w:numPr>
+        <w:pStyle w:val="Compact"/>
+      </w:pPr>
+      <w:r>
+        <w:t xml:space="preserve">manual</w:t>
+      </w:r>
+      <w:r>
+        <w:t xml:space="preserve"> </w:t>
+      </w:r>
+      <w:r>
+        <w:rPr>
+          <w:rStyle w:val="VerbatimChar"/>
+        </w:rPr>
+        <w:t xml:space="preserve">Login successful</w:t>
+      </w:r>
+      <w:r>
+        <w:t xml:space="preserve"> </w:t>
+      </w:r>
+      <w:r>
+        <w:t xml:space="preserve">+ expected</w:t>
+      </w:r>
+      <w:r>
+        <w:t xml:space="preserve"> </w:t>
+      </w:r>
+      <w:r>
+        <w:rPr>
+          <w:rStyle w:val="VerbatimChar"/>
+        </w:rPr>
+        <w:t xml:space="preserve">Error displayed</w:t>
+      </w:r>
+      <w:r>
+        <w:t xml:space="preserve"> </w:t>
+      </w:r>
+      <w:r>
+        <w:t xml:space="preserve">→</w:t>
+      </w:r>
+      <w:r>
+        <w:t xml:space="preserve"> </w:t>
+      </w:r>
+      <w:r>
+        <w:rPr>
+          <w:bCs/>
+          <w:b/>
+        </w:rPr>
+        <w:t xml:space="preserve">fail</w:t>
       </w:r>
     </w:p>
     <w:p>
@@ -2007,13 +2470,56 @@
           <w:bCs/>
           <w:b/>
         </w:rPr>
-        <w:t xml:space="preserve">Requirement</w:t>
-      </w:r>
-      <w:r>
-        <w:t xml:space="preserve"> </w:t>
-      </w:r>
-      <w:r>
-        <w:t xml:space="preserve">text</w:t>
+        <w:t xml:space="preserve">Step completeness</w:t>
+      </w:r>
+      <w:r>
+        <w:t xml:space="preserve"> </w:t>
+      </w:r>
+      <w:r>
+        <w:t xml:space="preserve">⭐⭐⭐⭐⭐ — steps must plausibly produce the expected outcome.</w:t>
+      </w:r>
+    </w:p>
+    <w:p>
+      <w:pPr>
+        <w:numPr>
+          <w:ilvl w:val="1"/>
+          <w:numId w:val="1009"/>
+        </w:numPr>
+        <w:pStyle w:val="Compact"/>
+      </w:pPr>
+      <w:r>
+        <w:rPr>
+          <w:rStyle w:val="VerbatimChar"/>
+        </w:rPr>
+        <w:t xml:space="preserve">Click Login</w:t>
+      </w:r>
+      <w:r>
+        <w:t xml:space="preserve"> </w:t>
+      </w:r>
+      <w:r>
+        <w:t xml:space="preserve">→ expected</w:t>
+      </w:r>
+      <w:r>
+        <w:t xml:space="preserve"> </w:t>
+      </w:r>
+      <w:r>
+        <w:rPr>
+          <w:rStyle w:val="VerbatimChar"/>
+        </w:rPr>
+        <w:t xml:space="preserve">Inventory page</w:t>
+      </w:r>
+      <w:r>
+        <w:t xml:space="preserve">, but no username/password entered →</w:t>
+      </w:r>
+      <w:r>
+        <w:t xml:space="preserve"> </w:t>
+      </w:r>
+      <w:r>
+        <w:rPr>
+          <w:bCs/>
+          <w:b/>
+        </w:rPr>
+        <w:t xml:space="preserve">incomplete, flag</w:t>
       </w:r>
     </w:p>
     <w:p>
@@ -2029,13 +2535,59 @@
           <w:bCs/>
           <w:b/>
         </w:rPr>
-        <w:t xml:space="preserve">DOM</w:t>
-      </w:r>
-      <w:r>
-        <w:t xml:space="preserve"> </w:t>
-      </w:r>
-      <w:r>
-        <w:t xml:space="preserve">relationships</w:t>
+        <w:t xml:space="preserve">Missing preconditions</w:t>
+      </w:r>
+      <w:r>
+        <w:t xml:space="preserve"> </w:t>
+      </w:r>
+      <w:r>
+        <w:t xml:space="preserve">⭐⭐⭐⭐⭐ — required preconditions must be present.</w:t>
+      </w:r>
+    </w:p>
+    <w:p>
+      <w:pPr>
+        <w:numPr>
+          <w:ilvl w:val="1"/>
+          <w:numId w:val="1010"/>
+        </w:numPr>
+        <w:pStyle w:val="Compact"/>
+      </w:pPr>
+      <w:r>
+        <w:rPr>
+          <w:rStyle w:val="VerbatimChar"/>
+        </w:rPr>
+        <w:t xml:space="preserve">Checkout</w:t>
+      </w:r>
+      <w:r>
+        <w:t xml:space="preserve"> </w:t>
+      </w:r>
+      <w:r>
+        <w:t xml:space="preserve">without</w:t>
+      </w:r>
+      <w:r>
+        <w:t xml:space="preserve"> </w:t>
+      </w:r>
+      <w:r>
+        <w:rPr>
+          <w:rStyle w:val="VerbatimChar"/>
+        </w:rPr>
+        <w:t xml:space="preserve">User logged in</w:t>
+      </w:r>
+      <w:r>
+        <w:t xml:space="preserve"> </w:t>
+      </w:r>
+      <w:r>
+        <w:t xml:space="preserve">→</w:t>
+      </w:r>
+      <w:r>
+        <w:t xml:space="preserve"> </w:t>
+      </w:r>
+      <w:r>
+        <w:rPr>
+          <w:bCs/>
+          <w:b/>
+        </w:rPr>
+        <w:t xml:space="preserve">flag</w:t>
       </w:r>
     </w:p>
     <w:p>
@@ -2051,155 +2603,54 @@
           <w:bCs/>
           <w:b/>
         </w:rPr>
-        <w:t xml:space="preserve">Accessibility</w:t>
-      </w:r>
-      <w:r>
-        <w:t xml:space="preserve"> </w:t>
-      </w:r>
-      <w:r>
-        <w:t xml:space="preserve">(role + name, aria-label, label association)</w:t>
+        <w:t xml:space="preserve">Grounding completeness</w:t>
+      </w:r>
+      <w:r>
+        <w:t xml:space="preserve"> </w:t>
+      </w:r>
+      <w:r>
+        <w:t xml:space="preserve">⭐⭐⭐⭐☆ — every actionable step should have grounding.</w:t>
       </w:r>
     </w:p>
     <w:p>
       <w:pPr>
         <w:numPr>
-          <w:ilvl w:val="0"/>
-          <w:numId w:val="1004"/>
+          <w:ilvl w:val="1"/>
+          <w:numId w:val="1011"/>
         </w:numPr>
         <w:pStyle w:val="Compact"/>
       </w:pPr>
       <w:r>
         <w:rPr>
-          <w:bCs/>
-          <w:b/>
-        </w:rPr>
-        <w:t xml:space="preserve">AI</w:t>
-      </w:r>
-      <w:r>
-        <w:t xml:space="preserve"> </w:t>
-      </w:r>
-      <w:r>
-        <w:t xml:space="preserve">— last resort only</w:t>
-      </w:r>
-    </w:p>
-    <w:p>
-      <w:pPr>
-        <w:pStyle w:val="BlockText"/>
-      </w:pPr>
-      <w:r>
-        <w:rPr>
-          <w:bCs/>
-          <w:b/>
-        </w:rPr>
-        <w:t xml:space="preserve">Fallback search chain before AI.</w:t>
-      </w:r>
-      <w:r>
-        <w:t xml:space="preserve"> </w:t>
-      </w:r>
-      <w:r>
-        <w:t xml:space="preserve">When the App Profile misses an element, do</w:t>
-      </w:r>
-      <w:r>
-        <w:t xml:space="preserve"> </w:t>
-      </w:r>
-      <w:r>
-        <w:rPr>
-          <w:bCs/>
-          <w:b/>
-        </w:rPr>
-        <w:t xml:space="preserve">not</w:t>
-      </w:r>
-      <w:r>
-        <w:t xml:space="preserve"> </w:t>
-      </w:r>
-      <w:r>
-        <w:t xml:space="preserve">jump to</w:t>
-      </w:r>
-      <w:r>
-        <w:t xml:space="preserve"> </w:t>
-      </w:r>
-      <w:r>
-        <w:t xml:space="preserve">the LLM. Search deterministically first:</w:t>
-      </w:r>
-    </w:p>
-    <w:p>
-      <w:pPr>
-        <w:pStyle w:val="SourceCode"/>
-      </w:pPr>
-      <w:r>
-        <w:rPr>
-          <w:rStyle w:val="VerbatimChar"/>
-        </w:rPr>
-        <w:t xml:space="preserve">Test Case → Keywords → Expected Result → Requirement → Page Object → DOM → AI</w:t>
-      </w:r>
-    </w:p>
-    <w:p>
-      <w:pPr>
-        <w:pStyle w:val="BlockText"/>
-      </w:pPr>
-      <w:r>
-        <w:t xml:space="preserve">Example — manual step</w:t>
-      </w:r>
-      <w:r>
-        <w:t xml:space="preserve"> </w:t>
-      </w:r>
-      <w:r>
-        <w:rPr>
-          <w:rStyle w:val="VerbatimChar"/>
-        </w:rPr>
-        <w:t xml:space="preserve">Click Login</w:t>
-      </w:r>
-      <w:r>
-        <w:t xml:space="preserve">, expected</w:t>
-      </w:r>
-      <w:r>
-        <w:t xml:space="preserve"> </w:t>
-      </w:r>
-      <w:r>
-        <w:rPr>
-          <w:rStyle w:val="VerbatimChar"/>
-        </w:rPr>
-        <w:t xml:space="preserve">Dashboard appears</w:t>
-      </w:r>
-      <w:r>
-        <w:t xml:space="preserve">: the composer infers Login</w:t>
-      </w:r>
-      <w:r>
-        <w:t xml:space="preserve"> </w:t>
-      </w:r>
-      <w:r>
-        <w:t xml:space="preserve">causes navigation and searches for</w:t>
-      </w:r>
-      <w:r>
-        <w:t xml:space="preserve"> </w:t>
-      </w:r>
-      <w:r>
-        <w:rPr>
-          <w:rStyle w:val="VerbatimChar"/>
-        </w:rPr>
-        <w:t xml:space="preserve">login / sign in / submit / authenticate</w:t>
-      </w:r>
-      <w:r>
-        <w:t xml:space="preserve"> </w:t>
-      </w:r>
-      <w:r>
-        <w:t xml:space="preserve">candidates instead</w:t>
-      </w:r>
-      <w:r>
-        <w:t xml:space="preserve"> </w:t>
-      </w:r>
-      <w:r>
-        <w:t xml:space="preserve">of hallucinating a selector.</w:t>
-      </w:r>
-    </w:p>
-    <w:bookmarkEnd w:id="29"/>
-    <w:bookmarkStart w:id="30" w:name="candidate-ranking-score-every-candidate"/>
+          <w:rStyle w:val="VerbatimChar"/>
+        </w:rPr>
+        <w:t xml:space="preserve">Enter username</w:t>
+      </w:r>
+      <w:r>
+        <w:t xml:space="preserve"> </w:t>
+      </w:r>
+      <w:r>
+        <w:t xml:space="preserve">with no grounding →</w:t>
+      </w:r>
+      <w:r>
+        <w:t xml:space="preserve"> </w:t>
+      </w:r>
+      <w:r>
+        <w:rPr>
+          <w:bCs/>
+          <w:b/>
+        </w:rPr>
+        <w:t xml:space="preserve">do not fail; reduce confidence.</w:t>
+      </w:r>
+    </w:p>
+    <w:bookmarkEnd w:id="30"/>
+    <w:bookmarkStart w:id="31" w:name="automation-readiness-score"/>
     <w:p>
       <w:pPr>
         <w:pStyle w:val="Heading4"/>
       </w:pPr>
       <w:r>
-        <w:t xml:space="preserve">4.2 Candidate Ranking — score every candidate</w:t>
+        <w:t xml:space="preserve">Automation Readiness Score</w:t>
       </w:r>
     </w:p>
     <w:p>
@@ -2207,22 +2658,17 @@
         <w:pStyle w:val="FirstParagraph"/>
       </w:pPr>
       <w:r>
-        <w:t xml:space="preserve">Reuse/extend</w:t>
-      </w:r>
-      <w:r>
-        <w:t xml:space="preserve"> </w:t>
-      </w:r>
-      <w:r>
-        <w:rPr>
-          <w:rStyle w:val="VerbatimChar"/>
-        </w:rPr>
-        <w:t xml:space="preserve">core/candidate-ranker.ts</w:t>
-      </w:r>
-      <w:r>
-        <w:t xml:space="preserve"> </w:t>
-      </w:r>
-      <w:r>
-        <w:t xml:space="preserve">scoring. Indicative scores:</w:t>
+        <w:t xml:space="preserve">Before the Script Composer starts, the engine computes a scenario-quality score so the Composer knows</w:t>
+      </w:r>
+      <w:r>
+        <w:t xml:space="preserve"> </w:t>
+      </w:r>
+      <w:r>
+        <w:rPr>
+          <w:bCs/>
+          <w:b/>
+        </w:rPr>
+        <w:t xml:space="preserve">how much to trust the scenario:</w:t>
       </w:r>
     </w:p>
     <w:tbl>
@@ -2247,6 +2693,855 @@
               <w:jc w:val="left"/>
             </w:pPr>
             <w:r>
+              <w:t xml:space="preserve">Check</w:t>
+            </w:r>
+          </w:p>
+        </w:tc>
+        <w:tc>
+          <w:tcPr/>
+          <w:p>
+            <w:pPr>
+              <w:pStyle w:val="Compact"/>
+              <w:jc w:val="center"/>
+            </w:pPr>
+            <w:r>
+              <w:t xml:space="preserve">Result</w:t>
+            </w:r>
+          </w:p>
+        </w:tc>
+      </w:tr>
+      <w:tr>
+        <w:tc>
+          <w:tcPr/>
+          <w:p>
+            <w:pPr>
+              <w:pStyle w:val="Compact"/>
+              <w:jc w:val="left"/>
+            </w:pPr>
+            <w:r>
+              <w:t xml:space="preserve">Persona</w:t>
+            </w:r>
+          </w:p>
+        </w:tc>
+        <w:tc>
+          <w:tcPr/>
+          <w:p>
+            <w:pPr>
+              <w:pStyle w:val="Compact"/>
+              <w:jc w:val="center"/>
+            </w:pPr>
+            <w:r>
+              <w:t xml:space="preserve">✅</w:t>
+            </w:r>
+          </w:p>
+        </w:tc>
+      </w:tr>
+      <w:tr>
+        <w:tc>
+          <w:tcPr/>
+          <w:p>
+            <w:pPr>
+              <w:pStyle w:val="Compact"/>
+              <w:jc w:val="left"/>
+            </w:pPr>
+            <w:r>
+              <w:t xml:space="preserve">Expected</w:t>
+            </w:r>
+          </w:p>
+        </w:tc>
+        <w:tc>
+          <w:tcPr/>
+          <w:p>
+            <w:pPr>
+              <w:pStyle w:val="Compact"/>
+              <w:jc w:val="center"/>
+            </w:pPr>
+            <w:r>
+              <w:t xml:space="preserve">✅</w:t>
+            </w:r>
+          </w:p>
+        </w:tc>
+      </w:tr>
+      <w:tr>
+        <w:tc>
+          <w:tcPr/>
+          <w:p>
+            <w:pPr>
+              <w:pStyle w:val="Compact"/>
+              <w:jc w:val="left"/>
+            </w:pPr>
+            <w:r>
+              <w:t xml:space="preserve">Preconditions</w:t>
+            </w:r>
+          </w:p>
+        </w:tc>
+        <w:tc>
+          <w:tcPr/>
+          <w:p>
+            <w:pPr>
+              <w:pStyle w:val="Compact"/>
+              <w:jc w:val="center"/>
+            </w:pPr>
+            <w:r>
+              <w:t xml:space="preserve">✅</w:t>
+            </w:r>
+          </w:p>
+        </w:tc>
+      </w:tr>
+      <w:tr>
+        <w:tc>
+          <w:tcPr/>
+          <w:p>
+            <w:pPr>
+              <w:pStyle w:val="Compact"/>
+              <w:jc w:val="left"/>
+            </w:pPr>
+            <w:r>
+              <w:t xml:space="preserve">Grounding</w:t>
+            </w:r>
+          </w:p>
+        </w:tc>
+        <w:tc>
+          <w:tcPr/>
+          <w:p>
+            <w:pPr>
+              <w:pStyle w:val="Compact"/>
+              <w:jc w:val="center"/>
+            </w:pPr>
+            <w:r>
+              <w:t xml:space="preserve">⚠️</w:t>
+            </w:r>
+          </w:p>
+        </w:tc>
+      </w:tr>
+      <w:tr>
+        <w:tc>
+          <w:tcPr/>
+          <w:p>
+            <w:pPr>
+              <w:pStyle w:val="Compact"/>
+              <w:jc w:val="left"/>
+            </w:pPr>
+            <w:r>
+              <w:t xml:space="preserve">Test Data</w:t>
+            </w:r>
+          </w:p>
+        </w:tc>
+        <w:tc>
+          <w:tcPr/>
+          <w:p>
+            <w:pPr>
+              <w:pStyle w:val="Compact"/>
+              <w:jc w:val="center"/>
+            </w:pPr>
+            <w:r>
+              <w:t xml:space="preserve">✅</w:t>
+            </w:r>
+          </w:p>
+        </w:tc>
+      </w:tr>
+      <w:tr>
+        <w:tc>
+          <w:tcPr/>
+          <w:p>
+            <w:pPr>
+              <w:pStyle w:val="Compact"/>
+              <w:jc w:val="left"/>
+            </w:pPr>
+            <w:r>
+              <w:t xml:space="preserve">Coverage</w:t>
+            </w:r>
+          </w:p>
+        </w:tc>
+        <w:tc>
+          <w:tcPr/>
+          <w:p>
+            <w:pPr>
+              <w:pStyle w:val="Compact"/>
+              <w:jc w:val="center"/>
+            </w:pPr>
+            <w:r>
+              <w:t xml:space="preserve">✅</w:t>
+            </w:r>
+          </w:p>
+        </w:tc>
+      </w:tr>
+    </w:tbl>
+    <w:p>
+      <w:pPr>
+        <w:pStyle w:val="SourceCode"/>
+      </w:pPr>
+      <w:r>
+        <w:rPr>
+          <w:rStyle w:val="VerbatimChar"/>
+        </w:rPr>
+        <w:t xml:space="preserve">Scenario Ready — 96%</w:t>
+      </w:r>
+    </w:p>
+    <w:p>
+      <w:pPr>
+        <w:pStyle w:val="FirstParagraph"/>
+      </w:pPr>
+      <w:r>
+        <w:t xml:space="preserve">The score (and the per-check breakdown) is carried alongside the scenario and later feeds the Sprint 7</w:t>
+      </w:r>
+      <w:r>
+        <w:t xml:space="preserve"> </w:t>
+      </w:r>
+      <w:r>
+        <w:t xml:space="preserve">Confidence Engine and Smart TODOs — honest signal instead of silent compensation.</w:t>
+      </w:r>
+    </w:p>
+    <w:bookmarkEnd w:id="31"/>
+    <w:bookmarkStart w:id="32" w:name="where-it-lives"/>
+    <w:p>
+      <w:pPr>
+        <w:pStyle w:val="Heading4"/>
+      </w:pPr>
+      <w:r>
+        <w:t xml:space="preserve">Where it lives</w:t>
+      </w:r>
+    </w:p>
+    <w:p>
+      <w:pPr>
+        <w:pStyle w:val="FirstParagraph"/>
+      </w:pPr>
+      <w:r>
+        <w:rPr>
+          <w:rStyle w:val="VerbatimChar"/>
+        </w:rPr>
+        <w:t xml:space="preserve">src/engines/scenario-integrity/</w:t>
+      </w:r>
+      <w:r>
+        <w:t xml:space="preserve"> </w:t>
+      </w:r>
+      <w:r>
+        <w:t xml:space="preserve">— a pure, dependency-light rule module. Output is a typed</w:t>
+      </w:r>
+      <w:r>
+        <w:t xml:space="preserve"> </w:t>
+      </w:r>
+      <w:r>
+        <w:rPr>
+          <w:rStyle w:val="VerbatimChar"/>
+        </w:rPr>
+        <w:t xml:space="preserve">ScenarioIntegrityReport { readinessScore, checks[], warnings[] }</w:t>
+      </w:r>
+      <w:r>
+        <w:t xml:space="preserve"> </w:t>
+      </w:r>
+      <w:r>
+        <w:t xml:space="preserve">attached to the scenario. No stage</w:t>
+      </w:r>
+      <w:r>
+        <w:t xml:space="preserve"> </w:t>
+      </w:r>
+      <w:r>
+        <w:t xml:space="preserve">boundary moves; the Scenario Builder still owns the data.</w:t>
+      </w:r>
+    </w:p>
+    <w:p>
+      <w:pPr>
+        <w:pStyle w:val="BodyText"/>
+      </w:pPr>
+      <w:r>
+        <w:rPr>
+          <w:bCs/>
+          <w:b/>
+        </w:rPr>
+        <w:t xml:space="preserve">Milestones (ship small — measure after each):</w:t>
+      </w:r>
+      <w:r>
+        <w:t xml:space="preserve"> </w:t>
+      </w:r>
+      <w:r>
+        <w:t xml:space="preserve">-</w:t>
+      </w:r>
+      <w:r>
+        <w:t xml:space="preserve"> </w:t>
+      </w:r>
+      <w:r>
+        <w:rPr>
+          <w:bCs/>
+          <w:b/>
+        </w:rPr>
+        <w:t xml:space="preserve">1.5a</w:t>
+      </w:r>
+      <w:r>
+        <w:t xml:space="preserve"> </w:t>
+      </w:r>
+      <w:r>
+        <w:t xml:space="preserve">— Report scaffold + persona / expected-result / coverage-polarity checks (the three highest-signal, purely-textual checks).</w:t>
+      </w:r>
+      <w:r>
+        <w:t xml:space="preserve"> </w:t>
+      </w:r>
+      <w:r>
+        <w:t xml:space="preserve">-</w:t>
+      </w:r>
+      <w:r>
+        <w:t xml:space="preserve"> </w:t>
+      </w:r>
+      <w:r>
+        <w:rPr>
+          <w:bCs/>
+          <w:b/>
+        </w:rPr>
+        <w:t xml:space="preserve">1.5b</w:t>
+      </w:r>
+      <w:r>
+        <w:t xml:space="preserve"> </w:t>
+      </w:r>
+      <w:r>
+        <w:t xml:space="preserve">— Test-data suitability + missing-preconditions + step-completeness checks.</w:t>
+      </w:r>
+      <w:r>
+        <w:t xml:space="preserve"> </w:t>
+      </w:r>
+      <w:r>
+        <w:t xml:space="preserve">-</w:t>
+      </w:r>
+      <w:r>
+        <w:t xml:space="preserve"> </w:t>
+      </w:r>
+      <w:r>
+        <w:rPr>
+          <w:bCs/>
+          <w:b/>
+        </w:rPr>
+        <w:t xml:space="preserve">1.5c</w:t>
+      </w:r>
+      <w:r>
+        <w:t xml:space="preserve"> </w:t>
+      </w:r>
+      <w:r>
+        <w:t xml:space="preserve">— Grounding-completeness check (confidence penalty, not a failure).</w:t>
+      </w:r>
+      <w:r>
+        <w:t xml:space="preserve"> </w:t>
+      </w:r>
+      <w:r>
+        <w:t xml:space="preserve">-</w:t>
+      </w:r>
+      <w:r>
+        <w:t xml:space="preserve"> </w:t>
+      </w:r>
+      <w:r>
+        <w:rPr>
+          <w:bCs/>
+          <w:b/>
+        </w:rPr>
+        <w:t xml:space="preserve">1.5d</w:t>
+      </w:r>
+      <w:r>
+        <w:t xml:space="preserve"> </w:t>
+      </w:r>
+      <w:r>
+        <w:t xml:space="preserve">— Automation Readiness Score aggregation + surface the report to the Script Composer and dashboard.</w:t>
+      </w:r>
+    </w:p>
+    <w:p>
+      <w:pPr>
+        <w:pStyle w:val="BlockText"/>
+      </w:pPr>
+      <w:r>
+        <w:rPr>
+          <w:bCs/>
+          <w:b/>
+        </w:rPr>
+        <w:t xml:space="preserve">Sequencing:</w:t>
+      </w:r>
+      <w:r>
+        <w:t xml:space="preserve"> </w:t>
+      </w:r>
+      <w:r>
+        <w:t xml:space="preserve">only after the Scenario Integrity Engine is stable do we begin Sprint 2.</w:t>
+      </w:r>
+    </w:p>
+    <w:p>
+      <w:r>
+        <w:pict>
+          <v:rect style="width:0;height:1.5pt" o:hralign="center" o:hrstd="t" o:hr="t"/>
+        </w:pict>
+      </w:r>
+    </w:p>
+    <w:bookmarkEnd w:id="32"/>
+    <w:bookmarkEnd w:id="33"/>
+    <w:bookmarkStart w:id="38" w:name="X9f34fcb1734506be7ac3d74ae2dafe6a5acd6ae"/>
+    <w:p>
+      <w:pPr>
+        <w:pStyle w:val="Heading3"/>
+      </w:pPr>
+      <w:r>
+        <w:t xml:space="preserve">Sprint 2 — Locator Ranking Engine ⭐⭐⭐⭐⭐ (highest ROI)</w:t>
+      </w:r>
+    </w:p>
+    <w:p>
+      <w:pPr>
+        <w:pStyle w:val="FirstParagraph"/>
+      </w:pPr>
+      <w:r>
+        <w:t xml:space="preserve">This is</w:t>
+      </w:r>
+      <w:r>
+        <w:t xml:space="preserve"> </w:t>
+      </w:r>
+      <w:r>
+        <w:rPr>
+          <w:bCs/>
+          <w:b/>
+        </w:rPr>
+        <w:t xml:space="preserve">not</w:t>
+      </w:r>
+      <w:r>
+        <w:t xml:space="preserve"> </w:t>
+      </w:r>
+      <w:r>
+        <w:t xml:space="preserve">“</w:t>
+      </w:r>
+      <w:r>
+        <w:t xml:space="preserve">better locators.</w:t>
+      </w:r>
+      <w:r>
+        <w:t xml:space="preserve">”</w:t>
+      </w:r>
+      <w:r>
+        <w:t xml:space="preserve"> </w:t>
+      </w:r>
+      <w:r>
+        <w:t xml:space="preserve">It is</w:t>
+      </w:r>
+      <w:r>
+        <w:t xml:space="preserve"> </w:t>
+      </w:r>
+      <w:r>
+        <w:rPr>
+          <w:bCs/>
+          <w:b/>
+        </w:rPr>
+        <w:t xml:space="preserve">better locator decision-making.</w:t>
+      </w:r>
+    </w:p>
+    <w:p>
+      <w:pPr>
+        <w:pStyle w:val="BodyText"/>
+      </w:pPr>
+      <w:r>
+        <w:rPr>
+          <w:bCs/>
+          <w:b/>
+        </w:rPr>
+        <w:t xml:space="preserve">Today</w:t>
+      </w:r>
+    </w:p>
+    <w:p>
+      <w:pPr>
+        <w:pStyle w:val="SourceCode"/>
+      </w:pPr>
+      <w:r>
+        <w:rPr>
+          <w:rStyle w:val="VerbatimChar"/>
+        </w:rPr>
+        <w:t xml:space="preserve">Grounding → Selector</w:t>
+      </w:r>
+    </w:p>
+    <w:p>
+      <w:pPr>
+        <w:pStyle w:val="FirstParagraph"/>
+      </w:pPr>
+      <w:r>
+        <w:rPr>
+          <w:bCs/>
+          <w:b/>
+        </w:rPr>
+        <w:t xml:space="preserve">Target</w:t>
+      </w:r>
+    </w:p>
+    <w:p>
+      <w:pPr>
+        <w:pStyle w:val="SourceCode"/>
+      </w:pPr>
+      <w:r>
+        <w:rPr>
+          <w:rStyle w:val="VerbatimChar"/>
+        </w:rPr>
+        <w:t xml:space="preserve">Grounding → Candidate Discovery → Candidate Ranking → Candidate Selection → Confidence</w:t>
+      </w:r>
+    </w:p>
+    <w:bookmarkStart w:id="34" w:name="Xa02d250f0771bf4568bfba6e027c46031cd190c"/>
+    <w:p>
+      <w:pPr>
+        <w:pStyle w:val="Heading4"/>
+      </w:pPr>
+      <w:r>
+        <w:t xml:space="preserve">4.1 Candidate Discovery — collect, do not select</w:t>
+      </w:r>
+    </w:p>
+    <w:p>
+      <w:pPr>
+        <w:pStyle w:val="FirstParagraph"/>
+      </w:pPr>
+      <w:r>
+        <w:t xml:space="preserve">Gather candidates from every source, in priority order.</w:t>
+      </w:r>
+      <w:r>
+        <w:t xml:space="preserve"> </w:t>
+      </w:r>
+      <w:r>
+        <w:rPr>
+          <w:bCs/>
+          <w:b/>
+        </w:rPr>
+        <w:t xml:space="preserve">Do not choose yet.</w:t>
+      </w:r>
+    </w:p>
+    <w:p>
+      <w:pPr>
+        <w:numPr>
+          <w:ilvl w:val="0"/>
+          <w:numId w:val="1012"/>
+        </w:numPr>
+        <w:pStyle w:val="Compact"/>
+      </w:pPr>
+      <w:r>
+        <w:t xml:space="preserve">Existing</w:t>
+      </w:r>
+      <w:r>
+        <w:t xml:space="preserve"> </w:t>
+      </w:r>
+      <w:r>
+        <w:rPr>
+          <w:bCs/>
+          <w:b/>
+        </w:rPr>
+        <w:t xml:space="preserve">Page Object</w:t>
+      </w:r>
+      <w:r>
+        <w:t xml:space="preserve"> </w:t>
+      </w:r>
+      <w:r>
+        <w:t xml:space="preserve">methods (reuse wins)</w:t>
+      </w:r>
+    </w:p>
+    <w:p>
+      <w:pPr>
+        <w:numPr>
+          <w:ilvl w:val="0"/>
+          <w:numId w:val="1012"/>
+        </w:numPr>
+        <w:pStyle w:val="Compact"/>
+      </w:pPr>
+      <w:r>
+        <w:rPr>
+          <w:bCs/>
+          <w:b/>
+        </w:rPr>
+        <w:t xml:space="preserve">App Profile</w:t>
+      </w:r>
+      <w:r>
+        <w:t xml:space="preserve"> </w:t>
+      </w:r>
+      <w:r>
+        <w:t xml:space="preserve">(crawled grounding)</w:t>
+      </w:r>
+    </w:p>
+    <w:p>
+      <w:pPr>
+        <w:numPr>
+          <w:ilvl w:val="0"/>
+          <w:numId w:val="1012"/>
+        </w:numPr>
+        <w:pStyle w:val="Compact"/>
+      </w:pPr>
+      <w:r>
+        <w:rPr>
+          <w:bCs/>
+          <w:b/>
+        </w:rPr>
+        <w:t xml:space="preserve">Test Case</w:t>
+      </w:r>
+      <w:r>
+        <w:t xml:space="preserve"> </w:t>
+      </w:r>
+      <w:r>
+        <w:t xml:space="preserve">wording</w:t>
+      </w:r>
+    </w:p>
+    <w:p>
+      <w:pPr>
+        <w:numPr>
+          <w:ilvl w:val="0"/>
+          <w:numId w:val="1012"/>
+        </w:numPr>
+        <w:pStyle w:val="Compact"/>
+      </w:pPr>
+      <w:r>
+        <w:rPr>
+          <w:bCs/>
+          <w:b/>
+        </w:rPr>
+        <w:t xml:space="preserve">Expected Result</w:t>
+      </w:r>
+      <w:r>
+        <w:t xml:space="preserve"> </w:t>
+      </w:r>
+      <w:r>
+        <w:t xml:space="preserve">text</w:t>
+      </w:r>
+    </w:p>
+    <w:p>
+      <w:pPr>
+        <w:numPr>
+          <w:ilvl w:val="0"/>
+          <w:numId w:val="1012"/>
+        </w:numPr>
+        <w:pStyle w:val="Compact"/>
+      </w:pPr>
+      <w:r>
+        <w:rPr>
+          <w:bCs/>
+          <w:b/>
+        </w:rPr>
+        <w:t xml:space="preserve">Requirement</w:t>
+      </w:r>
+      <w:r>
+        <w:t xml:space="preserve"> </w:t>
+      </w:r>
+      <w:r>
+        <w:t xml:space="preserve">text</w:t>
+      </w:r>
+    </w:p>
+    <w:p>
+      <w:pPr>
+        <w:numPr>
+          <w:ilvl w:val="0"/>
+          <w:numId w:val="1012"/>
+        </w:numPr>
+        <w:pStyle w:val="Compact"/>
+      </w:pPr>
+      <w:r>
+        <w:rPr>
+          <w:bCs/>
+          <w:b/>
+        </w:rPr>
+        <w:t xml:space="preserve">DOM</w:t>
+      </w:r>
+      <w:r>
+        <w:t xml:space="preserve"> </w:t>
+      </w:r>
+      <w:r>
+        <w:t xml:space="preserve">relationships</w:t>
+      </w:r>
+    </w:p>
+    <w:p>
+      <w:pPr>
+        <w:numPr>
+          <w:ilvl w:val="0"/>
+          <w:numId w:val="1012"/>
+        </w:numPr>
+        <w:pStyle w:val="Compact"/>
+      </w:pPr>
+      <w:r>
+        <w:rPr>
+          <w:bCs/>
+          <w:b/>
+        </w:rPr>
+        <w:t xml:space="preserve">Accessibility</w:t>
+      </w:r>
+      <w:r>
+        <w:t xml:space="preserve"> </w:t>
+      </w:r>
+      <w:r>
+        <w:t xml:space="preserve">(role + name, aria-label, label association)</w:t>
+      </w:r>
+    </w:p>
+    <w:p>
+      <w:pPr>
+        <w:numPr>
+          <w:ilvl w:val="0"/>
+          <w:numId w:val="1012"/>
+        </w:numPr>
+        <w:pStyle w:val="Compact"/>
+      </w:pPr>
+      <w:r>
+        <w:rPr>
+          <w:bCs/>
+          <w:b/>
+        </w:rPr>
+        <w:t xml:space="preserve">AI</w:t>
+      </w:r>
+      <w:r>
+        <w:t xml:space="preserve"> </w:t>
+      </w:r>
+      <w:r>
+        <w:t xml:space="preserve">— last resort only</w:t>
+      </w:r>
+    </w:p>
+    <w:p>
+      <w:pPr>
+        <w:pStyle w:val="BlockText"/>
+      </w:pPr>
+      <w:r>
+        <w:rPr>
+          <w:bCs/>
+          <w:b/>
+        </w:rPr>
+        <w:t xml:space="preserve">Fallback search chain before AI.</w:t>
+      </w:r>
+      <w:r>
+        <w:t xml:space="preserve"> </w:t>
+      </w:r>
+      <w:r>
+        <w:t xml:space="preserve">When the App Profile misses an element, do</w:t>
+      </w:r>
+      <w:r>
+        <w:t xml:space="preserve"> </w:t>
+      </w:r>
+      <w:r>
+        <w:rPr>
+          <w:bCs/>
+          <w:b/>
+        </w:rPr>
+        <w:t xml:space="preserve">not</w:t>
+      </w:r>
+      <w:r>
+        <w:t xml:space="preserve"> </w:t>
+      </w:r>
+      <w:r>
+        <w:t xml:space="preserve">jump to</w:t>
+      </w:r>
+      <w:r>
+        <w:t xml:space="preserve"> </w:t>
+      </w:r>
+      <w:r>
+        <w:t xml:space="preserve">the LLM. Search deterministically first:</w:t>
+      </w:r>
+    </w:p>
+    <w:p>
+      <w:pPr>
+        <w:pStyle w:val="SourceCode"/>
+      </w:pPr>
+      <w:r>
+        <w:rPr>
+          <w:rStyle w:val="VerbatimChar"/>
+        </w:rPr>
+        <w:t xml:space="preserve">Test Case → Keywords → Expected Result → Requirement → Page Object → DOM → AI</w:t>
+      </w:r>
+    </w:p>
+    <w:p>
+      <w:pPr>
+        <w:pStyle w:val="BlockText"/>
+      </w:pPr>
+      <w:r>
+        <w:t xml:space="preserve">Example — manual step</w:t>
+      </w:r>
+      <w:r>
+        <w:t xml:space="preserve"> </w:t>
+      </w:r>
+      <w:r>
+        <w:rPr>
+          <w:rStyle w:val="VerbatimChar"/>
+        </w:rPr>
+        <w:t xml:space="preserve">Click Login</w:t>
+      </w:r>
+      <w:r>
+        <w:t xml:space="preserve">, expected</w:t>
+      </w:r>
+      <w:r>
+        <w:t xml:space="preserve"> </w:t>
+      </w:r>
+      <w:r>
+        <w:rPr>
+          <w:rStyle w:val="VerbatimChar"/>
+        </w:rPr>
+        <w:t xml:space="preserve">Dashboard appears</w:t>
+      </w:r>
+      <w:r>
+        <w:t xml:space="preserve">: the composer infers Login</w:t>
+      </w:r>
+      <w:r>
+        <w:t xml:space="preserve"> </w:t>
+      </w:r>
+      <w:r>
+        <w:t xml:space="preserve">causes navigation and searches for</w:t>
+      </w:r>
+      <w:r>
+        <w:t xml:space="preserve"> </w:t>
+      </w:r>
+      <w:r>
+        <w:rPr>
+          <w:rStyle w:val="VerbatimChar"/>
+        </w:rPr>
+        <w:t xml:space="preserve">login / sign in / submit / authenticate</w:t>
+      </w:r>
+      <w:r>
+        <w:t xml:space="preserve"> </w:t>
+      </w:r>
+      <w:r>
+        <w:t xml:space="preserve">candidates instead</w:t>
+      </w:r>
+      <w:r>
+        <w:t xml:space="preserve"> </w:t>
+      </w:r>
+      <w:r>
+        <w:t xml:space="preserve">of hallucinating a selector.</w:t>
+      </w:r>
+    </w:p>
+    <w:bookmarkEnd w:id="34"/>
+    <w:bookmarkStart w:id="35" w:name="candidate-ranking-score-every-candidate"/>
+    <w:p>
+      <w:pPr>
+        <w:pStyle w:val="Heading4"/>
+      </w:pPr>
+      <w:r>
+        <w:t xml:space="preserve">4.2 Candidate Ranking — score every candidate</w:t>
+      </w:r>
+    </w:p>
+    <w:p>
+      <w:pPr>
+        <w:pStyle w:val="FirstParagraph"/>
+      </w:pPr>
+      <w:r>
+        <w:t xml:space="preserve">Reuse/extend</w:t>
+      </w:r>
+      <w:r>
+        <w:t xml:space="preserve"> </w:t>
+      </w:r>
+      <w:r>
+        <w:rPr>
+          <w:rStyle w:val="VerbatimChar"/>
+        </w:rPr>
+        <w:t xml:space="preserve">core/candidate-ranker.ts</w:t>
+      </w:r>
+      <w:r>
+        <w:t xml:space="preserve"> </w:t>
+      </w:r>
+      <w:r>
+        <w:t xml:space="preserve">scoring. Indicative scores:</w:t>
+      </w:r>
+    </w:p>
+    <w:tbl>
+      <w:tblPr>
+        <w:tblStyle w:val="Table"/>
+        <w:tblW w:type="auto" w:w="0"/>
+        <w:tblLook w:firstRow="1" w:lastRow="0" w:firstColumn="0" w:lastColumn="0" w:noHBand="0" w:noVBand="0" w:val="0020"/>
+      </w:tblPr>
+      <w:tblGrid>
+        <w:gridCol w:w="3960"/>
+        <w:gridCol w:w="3960"/>
+      </w:tblGrid>
+      <w:tr>
+        <w:trPr>
+          <w:tblHeader w:val="true"/>
+        </w:trPr>
+        <w:tc>
+          <w:tcPr/>
+          <w:p>
+            <w:pPr>
+              <w:pStyle w:val="Compact"/>
+              <w:jc w:val="left"/>
+            </w:pPr>
+            <w:r>
               <w:t xml:space="preserve">Source / strategy</w:t>
             </w:r>
           </w:p>
@@ -2526,8 +3821,8 @@
         <w:t xml:space="preserve">Never just use the first locator. Find → Rank → Choose.</w:t>
       </w:r>
     </w:p>
-    <w:bookmarkEnd w:id="30"/>
-    <w:bookmarkStart w:id="31" w:name="candidate-selection"/>
+    <w:bookmarkEnd w:id="35"/>
+    <w:bookmarkStart w:id="36" w:name="candidate-selection"/>
     <w:p>
       <w:pPr>
         <w:pStyle w:val="Heading4"/>
@@ -2540,7 +3835,7 @@
       <w:pPr>
         <w:numPr>
           <w:ilvl w:val="0"/>
-          <w:numId w:val="1005"/>
+          <w:numId w:val="1013"/>
         </w:numPr>
       </w:pPr>
       <w:r>
@@ -2551,7 +3846,7 @@
       <w:pPr>
         <w:numPr>
           <w:ilvl w:val="0"/>
-          <w:numId w:val="1005"/>
+          <w:numId w:val="1013"/>
         </w:numPr>
       </w:pPr>
       <w:r>
@@ -2598,8 +3893,8 @@
         <w:t xml:space="preserve">Alternative: getByTestId('login-btn')</w:t>
       </w:r>
     </w:p>
-    <w:bookmarkEnd w:id="31"/>
-    <w:bookmarkStart w:id="32" w:name="confidence-banding-feeds-sprint-7"/>
+    <w:bookmarkEnd w:id="36"/>
+    <w:bookmarkStart w:id="37" w:name="confidence-banding-feeds-sprint-7"/>
     <w:p>
       <w:pPr>
         <w:pStyle w:val="Heading4"/>
@@ -2907,9 +4202,9 @@
         </w:pict>
       </w:r>
     </w:p>
-    <w:bookmarkEnd w:id="32"/>
-    <w:bookmarkEnd w:id="33"/>
-    <w:bookmarkStart w:id="34" w:name="sprint-3-assertion-expansion"/>
+    <w:bookmarkEnd w:id="37"/>
+    <w:bookmarkEnd w:id="38"/>
+    <w:bookmarkStart w:id="39" w:name="sprint-3-assertion-expansion"/>
     <w:p>
       <w:pPr>
         <w:pStyle w:val="Heading3"/>
@@ -3122,8 +4417,8 @@
         </w:pict>
       </w:r>
     </w:p>
-    <w:bookmarkEnd w:id="34"/>
-    <w:bookmarkStart w:id="35" w:name="sprint-4-coverage-expansion"/>
+    <w:bookmarkEnd w:id="39"/>
+    <w:bookmarkStart w:id="40" w:name="sprint-4-coverage-expansion"/>
     <w:p>
       <w:pPr>
         <w:pStyle w:val="Heading3"/>
@@ -3191,7 +4486,7 @@
       <w:pPr>
         <w:numPr>
           <w:ilvl w:val="0"/>
-          <w:numId w:val="1006"/>
+          <w:numId w:val="1014"/>
         </w:numPr>
         <w:pStyle w:val="Compact"/>
       </w:pPr>
@@ -3203,7 +4498,7 @@
       <w:pPr>
         <w:numPr>
           <w:ilvl w:val="0"/>
-          <w:numId w:val="1006"/>
+          <w:numId w:val="1014"/>
         </w:numPr>
         <w:pStyle w:val="Compact"/>
       </w:pPr>
@@ -3215,7 +4510,7 @@
       <w:pPr>
         <w:numPr>
           <w:ilvl w:val="0"/>
-          <w:numId w:val="1006"/>
+          <w:numId w:val="1014"/>
         </w:numPr>
         <w:pStyle w:val="Compact"/>
       </w:pPr>
@@ -3227,7 +4522,7 @@
       <w:pPr>
         <w:numPr>
           <w:ilvl w:val="0"/>
-          <w:numId w:val="1006"/>
+          <w:numId w:val="1014"/>
         </w:numPr>
         <w:pStyle w:val="Compact"/>
       </w:pPr>
@@ -3239,7 +4534,7 @@
       <w:pPr>
         <w:numPr>
           <w:ilvl w:val="0"/>
-          <w:numId w:val="1006"/>
+          <w:numId w:val="1014"/>
         </w:numPr>
         <w:pStyle w:val="Compact"/>
       </w:pPr>
@@ -3278,8 +4573,8 @@
         </w:pict>
       </w:r>
     </w:p>
-    <w:bookmarkEnd w:id="35"/>
-    <w:bookmarkStart w:id="36" w:name="sprint-5-framework-reuse"/>
+    <w:bookmarkEnd w:id="40"/>
+    <w:bookmarkStart w:id="41" w:name="sprint-5-framework-reuse"/>
     <w:p>
       <w:pPr>
         <w:pStyle w:val="Heading3"/>
@@ -3422,8 +4717,8 @@
         </w:pict>
       </w:r>
     </w:p>
-    <w:bookmarkEnd w:id="36"/>
-    <w:bookmarkStart w:id="37" w:name="sprint-6-humanization"/>
+    <w:bookmarkEnd w:id="41"/>
+    <w:bookmarkStart w:id="42" w:name="sprint-6-humanization"/>
     <w:p>
       <w:pPr>
         <w:pStyle w:val="Heading3"/>
@@ -3517,7 +4812,7 @@
       <w:pPr>
         <w:numPr>
           <w:ilvl w:val="0"/>
-          <w:numId w:val="1007"/>
+          <w:numId w:val="1015"/>
         </w:numPr>
         <w:pStyle w:val="Compact"/>
       </w:pPr>
@@ -3529,7 +4824,7 @@
       <w:pPr>
         <w:numPr>
           <w:ilvl w:val="0"/>
-          <w:numId w:val="1007"/>
+          <w:numId w:val="1015"/>
         </w:numPr>
         <w:pStyle w:val="Compact"/>
       </w:pPr>
@@ -3541,7 +4836,7 @@
       <w:pPr>
         <w:numPr>
           <w:ilvl w:val="0"/>
-          <w:numId w:val="1007"/>
+          <w:numId w:val="1015"/>
         </w:numPr>
         <w:pStyle w:val="Compact"/>
       </w:pPr>
@@ -3553,7 +4848,7 @@
       <w:pPr>
         <w:numPr>
           <w:ilvl w:val="0"/>
-          <w:numId w:val="1007"/>
+          <w:numId w:val="1015"/>
         </w:numPr>
         <w:pStyle w:val="Compact"/>
       </w:pPr>
@@ -3565,7 +4860,7 @@
       <w:pPr>
         <w:numPr>
           <w:ilvl w:val="0"/>
-          <w:numId w:val="1007"/>
+          <w:numId w:val="1015"/>
         </w:numPr>
         <w:pStyle w:val="Compact"/>
       </w:pPr>
@@ -3588,8 +4883,8 @@
         </w:pict>
       </w:r>
     </w:p>
-    <w:bookmarkEnd w:id="37"/>
-    <w:bookmarkStart w:id="39" w:name="sprint-7-confidence-engine"/>
+    <w:bookmarkEnd w:id="42"/>
+    <w:bookmarkStart w:id="44" w:name="sprint-7-confidence-engine"/>
     <w:p>
       <w:pPr>
         <w:pStyle w:val="Heading3"/>
@@ -3694,7 +4989,7 @@
         <w:t xml:space="preserve">, don’t guess.</w:t>
       </w:r>
     </w:p>
-    <w:bookmarkStart w:id="38" w:name="smart-todos-not-ai-noise"/>
+    <w:bookmarkStart w:id="43" w:name="smart-todos-not-ai-noise"/>
     <w:p>
       <w:pPr>
         <w:pStyle w:val="Heading4"/>
@@ -3784,16 +5079,16 @@
         </w:pict>
       </w:r>
     </w:p>
-    <w:bookmarkEnd w:id="38"/>
-    <w:bookmarkEnd w:id="39"/>
-    <w:bookmarkEnd w:id="40"/>
-    <w:bookmarkStart w:id="42" w:name="Xbaf57dc3be63dc84be70092ed21ae4b7f4b192d"/>
+    <w:bookmarkEnd w:id="43"/>
+    <w:bookmarkEnd w:id="44"/>
+    <w:bookmarkEnd w:id="45"/>
+    <w:bookmarkStart w:id="48" w:name="Xd6ef9168f7d25886bb72671593bdfc53ba2d290"/>
     <w:p>
       <w:pPr>
         <w:pStyle w:val="Heading2"/>
       </w:pPr>
       <w:r>
-        <w:t xml:space="preserve">5. The Engineering Heuristics Library (the secret sauce)</w:t>
+        <w:t xml:space="preserve">5. The two deterministic rule libraries (the secret sauce)</w:t>
       </w:r>
     </w:p>
     <w:p>
@@ -3801,357 +5096,29 @@
         <w:pStyle w:val="FirstParagraph"/>
       </w:pPr>
       <w:r>
-        <w:t xml:space="preserve">Not another intelligence. A</w:t>
-      </w:r>
-      <w:r>
-        <w:t xml:space="preserve"> </w:t>
-      </w:r>
-      <w:r>
-        <w:rPr>
-          <w:bCs/>
-          <w:b/>
-        </w:rPr>
-        <w:t xml:space="preserve">deterministic rule library</w:t>
-      </w:r>
-      <w:r>
-        <w:t xml:space="preserve"> </w:t>
-      </w:r>
-      <w:r>
-        <w:t xml:space="preserve">that captures how experienced automation</w:t>
-      </w:r>
-      <w:r>
-        <w:t xml:space="preserve"> </w:t>
-      </w:r>
-      <w:r>
-        <w:t xml:space="preserve">engineers think. Every generation consults it.</w:t>
-      </w:r>
-      <w:r>
-        <w:t xml:space="preserve"> </w:t>
-      </w:r>
-      <w:r>
-        <w:rPr>
-          <w:bCs/>
-          <w:b/>
-        </w:rPr>
-        <w:t xml:space="preserve">No LLM. No prompt. No tokens.</w:t>
-      </w:r>
-      <w:r>
-        <w:t xml:space="preserve"> </w:t>
-      </w:r>
-      <w:r>
-        <w:t xml:space="preserve">It improves the</w:t>
-      </w:r>
-      <w:r>
-        <w:t xml:space="preserve"> </w:t>
-      </w:r>
-      <w:r>
-        <w:t xml:space="preserve">product over time without growing prompt size.</w:t>
-      </w:r>
-    </w:p>
-    <w:p>
-      <w:pPr>
-        <w:pStyle w:val="BodyText"/>
-      </w:pPr>
-      <w:r>
-        <w:rPr>
-          <w:bCs/>
-          <w:b/>
-        </w:rPr>
-        <w:t xml:space="preserve">Proposed home:</w:t>
-      </w:r>
-      <w:r>
-        <w:t xml:space="preserve"> </w:t>
-      </w:r>
-      <w:r>
-        <w:rPr>
-          <w:rStyle w:val="VerbatimChar"/>
-        </w:rPr>
-        <w:t xml:space="preserve">src/script-gen/heuristics/</w:t>
-      </w:r>
-      <w:r>
-        <w:t xml:space="preserve"> </w:t>
-      </w:r>
-      <w:r>
-        <w:t xml:space="preserve">(a pure, dependency-light rule module consumed by</w:t>
-      </w:r>
-      <w:r>
-        <w:t xml:space="preserve"> </w:t>
-      </w:r>
-      <w:r>
-        <w:rPr>
-          <w:rStyle w:val="VerbatimChar"/>
-        </w:rPr>
-        <w:t xml:space="preserve">ScriptGenEngine</w:t>
-      </w:r>
-      <w:r>
-        <w:t xml:space="preserve">). Rules are data + pure functions — unit-tested and versioned.</w:t>
-      </w:r>
-    </w:p>
-    <w:bookmarkStart w:id="41" w:name="rule-families"/>
-    <w:p>
-      <w:pPr>
-        <w:pStyle w:val="Heading3"/>
-      </w:pPr>
-      <w:r>
-        <w:t xml:space="preserve">Rule families</w:t>
-      </w:r>
-    </w:p>
-    <w:p>
-      <w:pPr>
-        <w:pStyle w:val="FirstParagraph"/>
-      </w:pPr>
-      <w:r>
-        <w:rPr>
-          <w:bCs/>
-          <w:b/>
-        </w:rPr>
-        <w:t xml:space="preserve">Locator heuristics</w:t>
-      </w:r>
-      <w:r>
-        <w:t xml:space="preserve"> </w:t>
-      </w:r>
-      <w:r>
-        <w:t xml:space="preserve">- Prefer existing page-object methods.</w:t>
-      </w:r>
-      <w:r>
-        <w:t xml:space="preserve"> </w:t>
-      </w:r>
-      <w:r>
-        <w:t xml:space="preserve">- Prefer</w:t>
-      </w:r>
-      <w:r>
-        <w:t xml:space="preserve"> </w:t>
-      </w:r>
-      <w:r>
-        <w:rPr>
-          <w:rStyle w:val="VerbatimChar"/>
-        </w:rPr>
-        <w:t xml:space="preserve">data-testid</w:t>
-      </w:r>
-      <w:r>
-        <w:t xml:space="preserve">.</w:t>
-      </w:r>
-      <w:r>
-        <w:t xml:space="preserve"> </w:t>
-      </w:r>
-      <w:r>
-        <w:t xml:space="preserve">- Prefer accessible roles and names.</w:t>
-      </w:r>
-      <w:r>
-        <w:t xml:space="preserve"> </w:t>
-      </w:r>
-      <w:r>
-        <w:t xml:space="preserve">- Avoid brittle CSS / XPath unless necessary.</w:t>
-      </w:r>
-    </w:p>
-    <w:p>
-      <w:pPr>
-        <w:pStyle w:val="BodyText"/>
-      </w:pPr>
-      <w:r>
-        <w:rPr>
-          <w:bCs/>
-          <w:b/>
-        </w:rPr>
-        <w:t xml:space="preserve">Assertion heuristics</w:t>
-      </w:r>
-      <w:r>
-        <w:t xml:space="preserve"> </w:t>
-      </w:r>
-      <w:r>
-        <w:t xml:space="preserve">- Verify business outcome first.</w:t>
-      </w:r>
-      <w:r>
-        <w:t xml:space="preserve"> </w:t>
-      </w:r>
-      <w:r>
-        <w:t xml:space="preserve">- Add one or two stability assertions.</w:t>
-      </w:r>
-      <w:r>
-        <w:t xml:space="preserve"> </w:t>
-      </w:r>
-      <w:r>
-        <w:t xml:space="preserve">- Don’t generate redundant assertions.</w:t>
-      </w:r>
-    </w:p>
-    <w:p>
-      <w:pPr>
-        <w:pStyle w:val="BodyText"/>
-      </w:pPr>
-      <w:r>
-        <w:rPr>
-          <w:bCs/>
-          <w:b/>
-        </w:rPr>
-        <w:t xml:space="preserve">Framework heuristics</w:t>
-      </w:r>
-      <w:r>
-        <w:t xml:space="preserve"> </w:t>
-      </w:r>
-      <w:r>
-        <w:t xml:space="preserve">- Reuse existing fixtures.</w:t>
-      </w:r>
-      <w:r>
-        <w:t xml:space="preserve"> </w:t>
-      </w:r>
-      <w:r>
-        <w:t xml:space="preserve">- Reuse page-object methods.</w:t>
-      </w:r>
-      <w:r>
-        <w:t xml:space="preserve"> </w:t>
-      </w:r>
-      <w:r>
-        <w:t xml:space="preserve">- Don’t create duplicate utilities.</w:t>
-      </w:r>
-    </w:p>
-    <w:p>
-      <w:pPr>
-        <w:pStyle w:val="BodyText"/>
-      </w:pPr>
-      <w:r>
-        <w:rPr>
-          <w:bCs/>
-          <w:b/>
-        </w:rPr>
-        <w:t xml:space="preserve">Naming heuristics</w:t>
-      </w:r>
-      <w:r>
-        <w:t xml:space="preserve"> </w:t>
-      </w:r>
-      <w:r>
-        <w:t xml:space="preserve">- Follow the project’s existing naming conventions.</w:t>
-      </w:r>
-      <w:r>
-        <w:t xml:space="preserve"> </w:t>
-      </w:r>
-      <w:r>
-        <w:t xml:space="preserve">- Avoid identical/templated names everywhere.</w:t>
-      </w:r>
-    </w:p>
-    <w:p>
-      <w:pPr>
-        <w:pStyle w:val="BodyText"/>
-      </w:pPr>
-      <w:r>
-        <w:rPr>
-          <w:bCs/>
-          <w:b/>
-        </w:rPr>
-        <w:t xml:space="preserve">Playwright heuristics</w:t>
-      </w:r>
-      <w:r>
-        <w:t xml:space="preserve"> </w:t>
-      </w:r>
-      <w:r>
-        <w:t xml:space="preserve">- No</w:t>
-      </w:r>
-      <w:r>
-        <w:t xml:space="preserve"> </w:t>
-      </w:r>
-      <w:r>
-        <w:rPr>
-          <w:rStyle w:val="VerbatimChar"/>
-        </w:rPr>
-        <w:t xml:space="preserve">waitForTimeout</w:t>
-      </w:r>
-      <w:r>
-        <w:t xml:space="preserve">; use web-first assertions and auto-waiting.</w:t>
-      </w:r>
-      <w:r>
-        <w:t xml:space="preserve"> </w:t>
-      </w:r>
-      <w:r>
-        <w:t xml:space="preserve">- Prefer user-facing locators (</w:t>
-      </w:r>
-      <w:r>
-        <w:rPr>
-          <w:rStyle w:val="VerbatimChar"/>
-        </w:rPr>
-        <w:t xml:space="preserve">getByRole</w:t>
-      </w:r>
-      <w:r>
-        <w:t xml:space="preserve"> </w:t>
-      </w:r>
-      <w:r>
-        <w:t xml:space="preserve">/</w:t>
-      </w:r>
-      <w:r>
-        <w:t xml:space="preserve"> </w:t>
-      </w:r>
-      <w:r>
-        <w:rPr>
-          <w:rStyle w:val="VerbatimChar"/>
-        </w:rPr>
-        <w:t xml:space="preserve">getByLabel</w:t>
-      </w:r>
-      <w:r>
-        <w:t xml:space="preserve">).</w:t>
-      </w:r>
-    </w:p>
-    <w:p>
-      <w:pPr>
-        <w:pStyle w:val="BodyText"/>
-      </w:pPr>
-      <w:r>
-        <w:t xml:space="preserve">These heuristics evolve over time (Sprint 7+</w:t>
-      </w:r>
-      <w:r>
-        <w:t xml:space="preserve"> </w:t>
-      </w:r>
-      <w:r>
-        <w:t xml:space="preserve">“</w:t>
-      </w:r>
-      <w:r>
-        <w:t xml:space="preserve">continuous learning</w:t>
-      </w:r>
-      <w:r>
-        <w:t xml:space="preserve">”</w:t>
-      </w:r>
-      <w:r>
-        <w:t xml:space="preserve"> </w:t>
-      </w:r>
-      <w:r>
-        <w:t xml:space="preserve">improves the weights from</w:t>
-      </w:r>
-      <w:r>
-        <w:t xml:space="preserve"> </w:t>
-      </w:r>
-      <w:r>
-        <w:t xml:space="preserve">successful generations) —</w:t>
-      </w:r>
-      <w:r>
-        <w:t xml:space="preserve"> </w:t>
-      </w:r>
-      <w:r>
-        <w:rPr>
-          <w:bCs/>
-          <w:b/>
-        </w:rPr>
-        <w:t xml:space="preserve">without</w:t>
-      </w:r>
-      <w:r>
-        <w:t xml:space="preserve"> </w:t>
-      </w:r>
-      <w:r>
-        <w:t xml:space="preserve">increasing token usage or architectural complexity.</w:t>
-      </w:r>
-    </w:p>
-    <w:p>
-      <w:r>
-        <w:pict>
-          <v:rect style="width:0;height:1.5pt" o:hralign="center" o:hrstd="t" o:hr="t"/>
-        </w:pict>
-      </w:r>
-    </w:p>
-    <w:bookmarkEnd w:id="41"/>
-    <w:bookmarkEnd w:id="42"/>
-    <w:bookmarkStart w:id="43" w:name="long-term-stable-roadmap"/>
-    <w:p>
-      <w:pPr>
-        <w:pStyle w:val="Heading2"/>
-      </w:pPr>
-      <w:r>
-        <w:t xml:space="preserve">6. Long-term stable roadmap</w:t>
+        <w:t xml:space="preserve">The system will have</w:t>
+      </w:r>
+      <w:r>
+        <w:t xml:space="preserve"> </w:t>
+      </w:r>
+      <w:r>
+        <w:rPr>
+          <w:bCs/>
+          <w:b/>
+        </w:rPr>
+        <w:t xml:space="preserve">exactly two</w:t>
+      </w:r>
+      <w:r>
+        <w:t xml:space="preserve"> </w:t>
+      </w:r>
+      <w:r>
+        <w:t xml:space="preserve">deterministic rule libraries — and no third intelligence layer.</w:t>
+      </w:r>
+      <w:r>
+        <w:t xml:space="preserve"> </w:t>
+      </w:r>
+      <w:r>
+        <w:t xml:space="preserve">They complement each other without adding an AI component or growing prompts:</w:t>
       </w:r>
     </w:p>
     <w:tbl>
@@ -4177,31 +5144,31 @@
               <w:jc w:val="left"/>
             </w:pPr>
             <w:r>
-              <w:t xml:space="preserve">Phase</w:t>
-            </w:r>
-          </w:p>
-        </w:tc>
-        <w:tc>
-          <w:tcPr/>
-          <w:p>
-            <w:pPr>
-              <w:pStyle w:val="Compact"/>
-              <w:jc w:val="left"/>
-            </w:pPr>
-            <w:r>
-              <w:t xml:space="preserve">Goal</w:t>
-            </w:r>
-          </w:p>
-        </w:tc>
-        <w:tc>
-          <w:tcPr/>
-          <w:p>
-            <w:pPr>
-              <w:pStyle w:val="Compact"/>
-              <w:jc w:val="left"/>
-            </w:pPr>
-            <w:r>
-              <w:t xml:space="preserve">Change type</w:t>
+              <w:t xml:space="preserve">Library</w:t>
+            </w:r>
+          </w:p>
+        </w:tc>
+        <w:tc>
+          <w:tcPr/>
+          <w:p>
+            <w:pPr>
+              <w:pStyle w:val="Compact"/>
+              <w:jc w:val="left"/>
+            </w:pPr>
+            <w:r>
+              <w:t xml:space="preserve">Question it answers</w:t>
+            </w:r>
+          </w:p>
+        </w:tc>
+        <w:tc>
+          <w:tcPr/>
+          <w:p>
+            <w:pPr>
+              <w:pStyle w:val="Compact"/>
+              <w:jc w:val="left"/>
+            </w:pPr>
+            <w:r>
+              <w:t xml:space="preserve">Stage</w:t>
             </w:r>
           </w:p>
         </w:tc>
@@ -4215,6 +5182,608 @@
               <w:jc w:val="left"/>
             </w:pPr>
             <w:r>
+              <w:rPr>
+                <w:bCs/>
+                <w:b/>
+              </w:rPr>
+              <w:t xml:space="preserve">Scenario Integrity Engine</w:t>
+            </w:r>
+            <w:r>
+              <w:t xml:space="preserve"> </w:t>
+            </w:r>
+            <w:r>
+              <w:t xml:space="preserve">(§4, Sprint 1.5)</w:t>
+            </w:r>
+          </w:p>
+        </w:tc>
+        <w:tc>
+          <w:tcPr/>
+          <w:p>
+            <w:pPr>
+              <w:pStyle w:val="Compact"/>
+              <w:jc w:val="left"/>
+            </w:pPr>
+            <w:r>
+              <w:rPr>
+                <w:iCs/>
+                <w:i/>
+              </w:rPr>
+              <w:t xml:space="preserve">“</w:t>
+            </w:r>
+            <w:r>
+              <w:rPr>
+                <w:iCs/>
+                <w:i/>
+              </w:rPr>
+              <w:t xml:space="preserve">Is the canonical scenario internally correct and automation-ready?</w:t>
+            </w:r>
+            <w:r>
+              <w:rPr>
+                <w:iCs/>
+                <w:i/>
+              </w:rPr>
+              <w:t xml:space="preserve">”</w:t>
+            </w:r>
+          </w:p>
+        </w:tc>
+        <w:tc>
+          <w:tcPr/>
+          <w:p>
+            <w:pPr>
+              <w:pStyle w:val="Compact"/>
+              <w:jc w:val="left"/>
+            </w:pPr>
+            <w:r>
+              <w:t xml:space="preserve">Before the Composer</w:t>
+            </w:r>
+          </w:p>
+        </w:tc>
+      </w:tr>
+      <w:tr>
+        <w:tc>
+          <w:tcPr/>
+          <w:p>
+            <w:pPr>
+              <w:pStyle w:val="Compact"/>
+              <w:jc w:val="left"/>
+            </w:pPr>
+            <w:r>
+              <w:rPr>
+                <w:bCs/>
+                <w:b/>
+              </w:rPr>
+              <w:t xml:space="preserve">Engineering Heuristics Library</w:t>
+            </w:r>
+            <w:r>
+              <w:t xml:space="preserve"> </w:t>
+            </w:r>
+            <w:r>
+              <w:t xml:space="preserve">(below)</w:t>
+            </w:r>
+          </w:p>
+        </w:tc>
+        <w:tc>
+          <w:tcPr/>
+          <w:p>
+            <w:pPr>
+              <w:pStyle w:val="Compact"/>
+              <w:jc w:val="left"/>
+            </w:pPr>
+            <w:r>
+              <w:rPr>
+                <w:iCs/>
+                <w:i/>
+              </w:rPr>
+              <w:t xml:space="preserve">“</w:t>
+            </w:r>
+            <w:r>
+              <w:rPr>
+                <w:iCs/>
+                <w:i/>
+              </w:rPr>
+              <w:t xml:space="preserve">Given a correct scenario, what is the best way to implement it as production-quality automation?</w:t>
+            </w:r>
+            <w:r>
+              <w:rPr>
+                <w:iCs/>
+                <w:i/>
+              </w:rPr>
+              <w:t xml:space="preserve">”</w:t>
+            </w:r>
+          </w:p>
+        </w:tc>
+        <w:tc>
+          <w:tcPr/>
+          <w:p>
+            <w:pPr>
+              <w:pStyle w:val="Compact"/>
+              <w:jc w:val="left"/>
+            </w:pPr>
+            <w:r>
+              <w:t xml:space="preserve">Inside the Composer</w:t>
+            </w:r>
+          </w:p>
+        </w:tc>
+      </w:tr>
+    </w:tbl>
+    <w:p>
+      <w:pPr>
+        <w:pStyle w:val="BodyText"/>
+      </w:pPr>
+      <w:r>
+        <w:t xml:space="preserve">Together they give a stronger long-term foundation than continually expanding prompts or adding new</w:t>
+      </w:r>
+      <w:r>
+        <w:t xml:space="preserve"> </w:t>
+      </w:r>
+      <w:r>
+        <w:t xml:space="preserve">AI components: one certifies the</w:t>
+      </w:r>
+      <w:r>
+        <w:t xml:space="preserve"> </w:t>
+      </w:r>
+      <w:r>
+        <w:rPr>
+          <w:bCs/>
+          <w:b/>
+        </w:rPr>
+        <w:t xml:space="preserve">input</w:t>
+      </w:r>
+      <w:r>
+        <w:t xml:space="preserve">, the other governs the</w:t>
+      </w:r>
+      <w:r>
+        <w:t xml:space="preserve"> </w:t>
+      </w:r>
+      <w:r>
+        <w:rPr>
+          <w:bCs/>
+          <w:b/>
+        </w:rPr>
+        <w:t xml:space="preserve">implementation</w:t>
+      </w:r>
+      <w:r>
+        <w:t xml:space="preserve"> </w:t>
+      </w:r>
+      <w:r>
+        <w:t xml:space="preserve">— both</w:t>
+      </w:r>
+      <w:r>
+        <w:t xml:space="preserve"> </w:t>
+      </w:r>
+      <w:r>
+        <w:t xml:space="preserve">deterministic, both token-free, both versioned and unit-tested.</w:t>
+      </w:r>
+    </w:p>
+    <w:bookmarkStart w:id="46" w:name="engineering-heuristics-library"/>
+    <w:p>
+      <w:pPr>
+        <w:pStyle w:val="Heading3"/>
+      </w:pPr>
+      <w:r>
+        <w:t xml:space="preserve">5.1 Engineering Heuristics Library</w:t>
+      </w:r>
+    </w:p>
+    <w:p>
+      <w:pPr>
+        <w:pStyle w:val="FirstParagraph"/>
+      </w:pPr>
+      <w:r>
+        <w:t xml:space="preserve">Not another intelligence. A</w:t>
+      </w:r>
+      <w:r>
+        <w:t xml:space="preserve"> </w:t>
+      </w:r>
+      <w:r>
+        <w:rPr>
+          <w:bCs/>
+          <w:b/>
+        </w:rPr>
+        <w:t xml:space="preserve">deterministic rule library</w:t>
+      </w:r>
+      <w:r>
+        <w:t xml:space="preserve"> </w:t>
+      </w:r>
+      <w:r>
+        <w:t xml:space="preserve">that captures how experienced automation</w:t>
+      </w:r>
+      <w:r>
+        <w:t xml:space="preserve"> </w:t>
+      </w:r>
+      <w:r>
+        <w:t xml:space="preserve">engineers think. Every generation consults it.</w:t>
+      </w:r>
+      <w:r>
+        <w:t xml:space="preserve"> </w:t>
+      </w:r>
+      <w:r>
+        <w:rPr>
+          <w:bCs/>
+          <w:b/>
+        </w:rPr>
+        <w:t xml:space="preserve">No LLM. No prompt. No tokens.</w:t>
+      </w:r>
+      <w:r>
+        <w:t xml:space="preserve"> </w:t>
+      </w:r>
+      <w:r>
+        <w:t xml:space="preserve">It improves the</w:t>
+      </w:r>
+      <w:r>
+        <w:t xml:space="preserve"> </w:t>
+      </w:r>
+      <w:r>
+        <w:t xml:space="preserve">product over time without growing prompt size.</w:t>
+      </w:r>
+    </w:p>
+    <w:p>
+      <w:pPr>
+        <w:pStyle w:val="BodyText"/>
+      </w:pPr>
+      <w:r>
+        <w:rPr>
+          <w:bCs/>
+          <w:b/>
+        </w:rPr>
+        <w:t xml:space="preserve">Proposed home:</w:t>
+      </w:r>
+      <w:r>
+        <w:t xml:space="preserve"> </w:t>
+      </w:r>
+      <w:r>
+        <w:rPr>
+          <w:rStyle w:val="VerbatimChar"/>
+        </w:rPr>
+        <w:t xml:space="preserve">src/script-gen/heuristics/</w:t>
+      </w:r>
+      <w:r>
+        <w:t xml:space="preserve"> </w:t>
+      </w:r>
+      <w:r>
+        <w:t xml:space="preserve">(a pure, dependency-light rule module consumed by</w:t>
+      </w:r>
+      <w:r>
+        <w:t xml:space="preserve"> </w:t>
+      </w:r>
+      <w:r>
+        <w:rPr>
+          <w:rStyle w:val="VerbatimChar"/>
+        </w:rPr>
+        <w:t xml:space="preserve">ScriptGenEngine</w:t>
+      </w:r>
+      <w:r>
+        <w:t xml:space="preserve">). Rules are data + pure functions — unit-tested and versioned.</w:t>
+      </w:r>
+    </w:p>
+    <w:bookmarkEnd w:id="46"/>
+    <w:bookmarkStart w:id="47" w:name="rule-families"/>
+    <w:p>
+      <w:pPr>
+        <w:pStyle w:val="Heading3"/>
+      </w:pPr>
+      <w:r>
+        <w:t xml:space="preserve">Rule families</w:t>
+      </w:r>
+    </w:p>
+    <w:p>
+      <w:pPr>
+        <w:pStyle w:val="FirstParagraph"/>
+      </w:pPr>
+      <w:r>
+        <w:rPr>
+          <w:bCs/>
+          <w:b/>
+        </w:rPr>
+        <w:t xml:space="preserve">Locator heuristics</w:t>
+      </w:r>
+      <w:r>
+        <w:t xml:space="preserve"> </w:t>
+      </w:r>
+      <w:r>
+        <w:t xml:space="preserve">- Prefer existing page-object methods.</w:t>
+      </w:r>
+      <w:r>
+        <w:t xml:space="preserve"> </w:t>
+      </w:r>
+      <w:r>
+        <w:t xml:space="preserve">- Prefer</w:t>
+      </w:r>
+      <w:r>
+        <w:t xml:space="preserve"> </w:t>
+      </w:r>
+      <w:r>
+        <w:rPr>
+          <w:rStyle w:val="VerbatimChar"/>
+        </w:rPr>
+        <w:t xml:space="preserve">data-testid</w:t>
+      </w:r>
+      <w:r>
+        <w:t xml:space="preserve">.</w:t>
+      </w:r>
+      <w:r>
+        <w:t xml:space="preserve"> </w:t>
+      </w:r>
+      <w:r>
+        <w:t xml:space="preserve">- Prefer accessible roles and names.</w:t>
+      </w:r>
+      <w:r>
+        <w:t xml:space="preserve"> </w:t>
+      </w:r>
+      <w:r>
+        <w:t xml:space="preserve">- Avoid brittle CSS / XPath unless necessary.</w:t>
+      </w:r>
+    </w:p>
+    <w:p>
+      <w:pPr>
+        <w:pStyle w:val="BodyText"/>
+      </w:pPr>
+      <w:r>
+        <w:rPr>
+          <w:bCs/>
+          <w:b/>
+        </w:rPr>
+        <w:t xml:space="preserve">Assertion heuristics</w:t>
+      </w:r>
+      <w:r>
+        <w:t xml:space="preserve"> </w:t>
+      </w:r>
+      <w:r>
+        <w:t xml:space="preserve">- Verify business outcome first.</w:t>
+      </w:r>
+      <w:r>
+        <w:t xml:space="preserve"> </w:t>
+      </w:r>
+      <w:r>
+        <w:t xml:space="preserve">- Add one or two stability assertions.</w:t>
+      </w:r>
+      <w:r>
+        <w:t xml:space="preserve"> </w:t>
+      </w:r>
+      <w:r>
+        <w:t xml:space="preserve">- Don’t generate redundant assertions.</w:t>
+      </w:r>
+    </w:p>
+    <w:p>
+      <w:pPr>
+        <w:pStyle w:val="BodyText"/>
+      </w:pPr>
+      <w:r>
+        <w:rPr>
+          <w:bCs/>
+          <w:b/>
+        </w:rPr>
+        <w:t xml:space="preserve">Framework heuristics</w:t>
+      </w:r>
+      <w:r>
+        <w:t xml:space="preserve"> </w:t>
+      </w:r>
+      <w:r>
+        <w:t xml:space="preserve">- Reuse existing fixtures.</w:t>
+      </w:r>
+      <w:r>
+        <w:t xml:space="preserve"> </w:t>
+      </w:r>
+      <w:r>
+        <w:t xml:space="preserve">- Reuse page-object methods.</w:t>
+      </w:r>
+      <w:r>
+        <w:t xml:space="preserve"> </w:t>
+      </w:r>
+      <w:r>
+        <w:t xml:space="preserve">- Don’t create duplicate utilities.</w:t>
+      </w:r>
+    </w:p>
+    <w:p>
+      <w:pPr>
+        <w:pStyle w:val="BodyText"/>
+      </w:pPr>
+      <w:r>
+        <w:rPr>
+          <w:bCs/>
+          <w:b/>
+        </w:rPr>
+        <w:t xml:space="preserve">Naming heuristics</w:t>
+      </w:r>
+      <w:r>
+        <w:t xml:space="preserve"> </w:t>
+      </w:r>
+      <w:r>
+        <w:t xml:space="preserve">- Follow the project’s existing naming conventions.</w:t>
+      </w:r>
+      <w:r>
+        <w:t xml:space="preserve"> </w:t>
+      </w:r>
+      <w:r>
+        <w:t xml:space="preserve">- Avoid identical/templated names everywhere.</w:t>
+      </w:r>
+    </w:p>
+    <w:p>
+      <w:pPr>
+        <w:pStyle w:val="BodyText"/>
+      </w:pPr>
+      <w:r>
+        <w:rPr>
+          <w:bCs/>
+          <w:b/>
+        </w:rPr>
+        <w:t xml:space="preserve">Playwright heuristics</w:t>
+      </w:r>
+      <w:r>
+        <w:t xml:space="preserve"> </w:t>
+      </w:r>
+      <w:r>
+        <w:t xml:space="preserve">- No</w:t>
+      </w:r>
+      <w:r>
+        <w:t xml:space="preserve"> </w:t>
+      </w:r>
+      <w:r>
+        <w:rPr>
+          <w:rStyle w:val="VerbatimChar"/>
+        </w:rPr>
+        <w:t xml:space="preserve">waitForTimeout</w:t>
+      </w:r>
+      <w:r>
+        <w:t xml:space="preserve">; use web-first assertions and auto-waiting.</w:t>
+      </w:r>
+      <w:r>
+        <w:t xml:space="preserve"> </w:t>
+      </w:r>
+      <w:r>
+        <w:t xml:space="preserve">- Prefer user-facing locators (</w:t>
+      </w:r>
+      <w:r>
+        <w:rPr>
+          <w:rStyle w:val="VerbatimChar"/>
+        </w:rPr>
+        <w:t xml:space="preserve">getByRole</w:t>
+      </w:r>
+      <w:r>
+        <w:t xml:space="preserve"> </w:t>
+      </w:r>
+      <w:r>
+        <w:t xml:space="preserve">/</w:t>
+      </w:r>
+      <w:r>
+        <w:t xml:space="preserve"> </w:t>
+      </w:r>
+      <w:r>
+        <w:rPr>
+          <w:rStyle w:val="VerbatimChar"/>
+        </w:rPr>
+        <w:t xml:space="preserve">getByLabel</w:t>
+      </w:r>
+      <w:r>
+        <w:t xml:space="preserve">).</w:t>
+      </w:r>
+    </w:p>
+    <w:p>
+      <w:pPr>
+        <w:pStyle w:val="BodyText"/>
+      </w:pPr>
+      <w:r>
+        <w:t xml:space="preserve">These heuristics evolve over time (Sprint 7+</w:t>
+      </w:r>
+      <w:r>
+        <w:t xml:space="preserve"> </w:t>
+      </w:r>
+      <w:r>
+        <w:t xml:space="preserve">“</w:t>
+      </w:r>
+      <w:r>
+        <w:t xml:space="preserve">continuous learning</w:t>
+      </w:r>
+      <w:r>
+        <w:t xml:space="preserve">”</w:t>
+      </w:r>
+      <w:r>
+        <w:t xml:space="preserve"> </w:t>
+      </w:r>
+      <w:r>
+        <w:t xml:space="preserve">improves the weights from</w:t>
+      </w:r>
+      <w:r>
+        <w:t xml:space="preserve"> </w:t>
+      </w:r>
+      <w:r>
+        <w:t xml:space="preserve">successful generations) —</w:t>
+      </w:r>
+      <w:r>
+        <w:t xml:space="preserve"> </w:t>
+      </w:r>
+      <w:r>
+        <w:rPr>
+          <w:bCs/>
+          <w:b/>
+        </w:rPr>
+        <w:t xml:space="preserve">without</w:t>
+      </w:r>
+      <w:r>
+        <w:t xml:space="preserve"> </w:t>
+      </w:r>
+      <w:r>
+        <w:t xml:space="preserve">increasing token usage or architectural complexity.</w:t>
+      </w:r>
+    </w:p>
+    <w:p>
+      <w:r>
+        <w:pict>
+          <v:rect style="width:0;height:1.5pt" o:hralign="center" o:hrstd="t" o:hr="t"/>
+        </w:pict>
+      </w:r>
+    </w:p>
+    <w:bookmarkEnd w:id="47"/>
+    <w:bookmarkEnd w:id="48"/>
+    <w:bookmarkStart w:id="49" w:name="long-term-stable-roadmap"/>
+    <w:p>
+      <w:pPr>
+        <w:pStyle w:val="Heading2"/>
+      </w:pPr>
+      <w:r>
+        <w:t xml:space="preserve">6. Long-term stable roadmap</w:t>
+      </w:r>
+    </w:p>
+    <w:tbl>
+      <w:tblPr>
+        <w:tblStyle w:val="Table"/>
+        <w:tblW w:type="pct" w:w="5000"/>
+        <w:tblLook w:firstRow="1" w:lastRow="0" w:firstColumn="0" w:lastColumn="0" w:noHBand="0" w:noVBand="0" w:val="0020"/>
+      </w:tblPr>
+      <w:tblGrid>
+        <w:gridCol w:w="2640"/>
+        <w:gridCol w:w="2640"/>
+        <w:gridCol w:w="2640"/>
+      </w:tblGrid>
+      <w:tr>
+        <w:trPr>
+          <w:tblHeader w:val="true"/>
+        </w:trPr>
+        <w:tc>
+          <w:tcPr/>
+          <w:p>
+            <w:pPr>
+              <w:pStyle w:val="Compact"/>
+              <w:jc w:val="left"/>
+            </w:pPr>
+            <w:r>
+              <w:t xml:space="preserve">Phase</w:t>
+            </w:r>
+          </w:p>
+        </w:tc>
+        <w:tc>
+          <w:tcPr/>
+          <w:p>
+            <w:pPr>
+              <w:pStyle w:val="Compact"/>
+              <w:jc w:val="left"/>
+            </w:pPr>
+            <w:r>
+              <w:t xml:space="preserve">Goal</w:t>
+            </w:r>
+          </w:p>
+        </w:tc>
+        <w:tc>
+          <w:tcPr/>
+          <w:p>
+            <w:pPr>
+              <w:pStyle w:val="Compact"/>
+              <w:jc w:val="left"/>
+            </w:pPr>
+            <w:r>
+              <w:t xml:space="preserve">Change type</w:t>
+            </w:r>
+          </w:p>
+        </w:tc>
+      </w:tr>
+      <w:tr>
+        <w:tc>
+          <w:tcPr/>
+          <w:p>
+            <w:pPr>
+              <w:pStyle w:val="Compact"/>
+              <w:jc w:val="left"/>
+            </w:pPr>
+            <w:r>
               <w:t xml:space="preserve">1</w:t>
             </w:r>
           </w:p>
@@ -4240,6 +5809,56 @@
             </w:pPr>
             <w:r>
               <w:t xml:space="preserve">Regression fix + freeze declaration</w:t>
+            </w:r>
+          </w:p>
+        </w:tc>
+      </w:tr>
+      <w:tr>
+        <w:tc>
+          <w:tcPr/>
+          <w:p>
+            <w:pPr>
+              <w:pStyle w:val="Compact"/>
+              <w:jc w:val="left"/>
+            </w:pPr>
+            <w:r>
+              <w:rPr>
+                <w:bCs/>
+                <w:b/>
+              </w:rPr>
+              <w:t xml:space="preserve">1.5</w:t>
+            </w:r>
+          </w:p>
+        </w:tc>
+        <w:tc>
+          <w:tcPr/>
+          <w:p>
+            <w:pPr>
+              <w:pStyle w:val="Compact"/>
+              <w:jc w:val="left"/>
+            </w:pPr>
+            <w:r>
+              <w:rPr>
+                <w:bCs/>
+                <w:b/>
+              </w:rPr>
+              <w:t xml:space="preserve">Scenario Integrity Engine</w:t>
+            </w:r>
+          </w:p>
+        </w:tc>
+        <w:tc>
+          <w:tcPr/>
+          <w:p>
+            <w:pPr>
+              <w:pStyle w:val="Compact"/>
+              <w:jc w:val="left"/>
+            </w:pPr>
+            <w:r>
+              <w:rPr>
+                <w:bCs/>
+                <w:b/>
+              </w:rPr>
+              <w:t xml:space="preserve">Certify the scenario (readiness score + warnings); never mutate</w:t>
             </w:r>
           </w:p>
         </w:tc>
@@ -4555,8 +6174,8 @@
         </w:pict>
       </w:r>
     </w:p>
-    <w:bookmarkEnd w:id="43"/>
-    <w:bookmarkStart w:id="44" w:name="X719dfcafdc4a0823b504c2a6055373223c56631"/>
+    <w:bookmarkEnd w:id="49"/>
+    <w:bookmarkStart w:id="50" w:name="X719dfcafdc4a0823b504c2a6055373223c56631"/>
     <w:p>
       <w:pPr>
         <w:pStyle w:val="Heading2"/>
@@ -4569,7 +6188,7 @@
       <w:pPr>
         <w:numPr>
           <w:ilvl w:val="0"/>
-          <w:numId w:val="1008"/>
+          <w:numId w:val="1016"/>
         </w:numPr>
         <w:pStyle w:val="Compact"/>
       </w:pPr>
@@ -4603,7 +6222,7 @@
       <w:pPr>
         <w:numPr>
           <w:ilvl w:val="0"/>
-          <w:numId w:val="1008"/>
+          <w:numId w:val="1016"/>
         </w:numPr>
         <w:pStyle w:val="Compact"/>
       </w:pPr>
@@ -4631,7 +6250,7 @@
       <w:pPr>
         <w:numPr>
           <w:ilvl w:val="0"/>
-          <w:numId w:val="1008"/>
+          <w:numId w:val="1016"/>
         </w:numPr>
         <w:pStyle w:val="Compact"/>
       </w:pPr>
@@ -4643,7 +6262,7 @@
       <w:pPr>
         <w:numPr>
           <w:ilvl w:val="0"/>
-          <w:numId w:val="1008"/>
+          <w:numId w:val="1016"/>
         </w:numPr>
         <w:pStyle w:val="Compact"/>
       </w:pPr>
@@ -4671,7 +6290,7 @@
       <w:pPr>
         <w:numPr>
           <w:ilvl w:val="0"/>
-          <w:numId w:val="1008"/>
+          <w:numId w:val="1016"/>
         </w:numPr>
         <w:pStyle w:val="Compact"/>
       </w:pPr>
@@ -4683,7 +6302,7 @@
       <w:pPr>
         <w:numPr>
           <w:ilvl w:val="0"/>
-          <w:numId w:val="1008"/>
+          <w:numId w:val="1016"/>
         </w:numPr>
         <w:pStyle w:val="Compact"/>
       </w:pPr>
@@ -4695,7 +6314,7 @@
       <w:pPr>
         <w:numPr>
           <w:ilvl w:val="0"/>
-          <w:numId w:val="1008"/>
+          <w:numId w:val="1016"/>
         </w:numPr>
         <w:pStyle w:val="Compact"/>
       </w:pPr>
@@ -4761,7 +6380,7 @@
       <w:pPr>
         <w:numPr>
           <w:ilvl w:val="0"/>
-          <w:numId w:val="1008"/>
+          <w:numId w:val="1016"/>
         </w:numPr>
         <w:pStyle w:val="Compact"/>
       </w:pPr>
@@ -4785,8 +6404,8 @@
         </w:pict>
       </w:r>
     </w:p>
-    <w:bookmarkEnd w:id="44"/>
-    <w:bookmarkStart w:id="45" w:name="appendix-component-map-as-of-v1.0"/>
+    <w:bookmarkEnd w:id="50"/>
+    <w:bookmarkStart w:id="51" w:name="appendix-component-map-as-of-v1.0"/>
     <w:p>
       <w:pPr>
         <w:pStyle w:val="Heading2"/>
@@ -4812,6 +6431,15 @@
         <w:rPr>
           <w:rStyle w:val="VerbatimChar"/>
         </w:rPr>
+        <w:t xml:space="preserve">src/engines/scenario-integrity/ (proposed) Scenario Integrity Engine → Sprint 1.5 / §5</w:t>
+      </w:r>
+      <w:r>
+        <w:br/>
+      </w:r>
+      <w:r>
+        <w:rPr>
+          <w:rStyle w:val="VerbatimChar"/>
+        </w:rPr>
         <w:t xml:space="preserve">src/renderers/scenario-renderer.ts         Manual / Script / BDD projection (Phase B)</w:t>
       </w:r>
       <w:r>
@@ -4941,8 +6569,8 @@
         <w:t xml:space="preserve">src/script-gen/heuristics/  (proposed)     Engineering Heuristics Library → §5</w:t>
       </w:r>
     </w:p>
-    <w:bookmarkEnd w:id="45"/>
-    <w:bookmarkEnd w:id="46"/>
+    <w:bookmarkEnd w:id="51"/>
+    <w:bookmarkEnd w:id="52"/>
     <w:sectPr/>
   </w:body>
 </w:document>
@@ -5262,6 +6890,57 @@
     <w:abstractNumId w:val="991"/>
   </w:num>
   <w:num w:numId="1008">
+    <w:abstractNumId w:val="991"/>
+  </w:num>
+  <w:num w:numId="1009">
+    <w:abstractNumId w:val="991"/>
+  </w:num>
+  <w:num w:numId="1010">
+    <w:abstractNumId w:val="991"/>
+  </w:num>
+  <w:num w:numId="1011">
+    <w:abstractNumId w:val="991"/>
+  </w:num>
+  <w:num w:numId="1012">
+    <w:abstractNumId w:val="99411"/>
+    <w:lvlOverride w:ilvl="0">
+      <w:startOverride w:val="1"/>
+    </w:lvlOverride>
+    <w:lvlOverride w:ilvl="1">
+      <w:startOverride w:val="1"/>
+    </w:lvlOverride>
+    <w:lvlOverride w:ilvl="2">
+      <w:startOverride w:val="1"/>
+    </w:lvlOverride>
+    <w:lvlOverride w:ilvl="3">
+      <w:startOverride w:val="1"/>
+    </w:lvlOverride>
+    <w:lvlOverride w:ilvl="4">
+      <w:startOverride w:val="1"/>
+    </w:lvlOverride>
+    <w:lvlOverride w:ilvl="5">
+      <w:startOverride w:val="1"/>
+    </w:lvlOverride>
+    <w:lvlOverride w:ilvl="6">
+      <w:startOverride w:val="1"/>
+    </w:lvlOverride>
+    <w:lvlOverride w:ilvl="7">
+      <w:startOverride w:val="1"/>
+    </w:lvlOverride>
+    <w:lvlOverride w:ilvl="8">
+      <w:startOverride w:val="1"/>
+    </w:lvlOverride>
+  </w:num>
+  <w:num w:numId="1013">
+    <w:abstractNumId w:val="991"/>
+  </w:num>
+  <w:num w:numId="1014">
+    <w:abstractNumId w:val="991"/>
+  </w:num>
+  <w:num w:numId="1015">
+    <w:abstractNumId w:val="991"/>
+  </w:num>
+  <w:num w:numId="1016">
     <w:abstractNumId w:val="991"/>
   </w:num>
 </w:numbering>

--- a/SCRIPT_COMPOSER_EVOLUTION.docx
+++ b/SCRIPT_COMPOSER_EVOLUTION.docx
@@ -2,7 +2,7 @@
 <file path=word/document.xml><?xml version="1.0" encoding="utf-8"?>
 <w:document xmlns:w="http://schemas.openxmlformats.org/wordprocessingml/2006/main" xmlns:m="http://schemas.openxmlformats.org/officeDocument/2006/math" xmlns:r="http://schemas.openxmlformats.org/officeDocument/2006/relationships" xmlns:o="urn:schemas-microsoft-com:office:office" xmlns:v="urn:schemas-microsoft-com:vml" xmlns:w10="urn:schemas-microsoft-com:office:word" xmlns:a="http://schemas.openxmlformats.org/drawingml/2006/main" xmlns:pic="http://schemas.openxmlformats.org/drawingml/2006/picture" xmlns:wp="http://schemas.openxmlformats.org/drawingml/2006/wordprocessingDrawing">
   <w:body>
-    <w:bookmarkStart w:id="52" w:name="Xa3ce195b62cb99a8b10351ab1cd937415b67cc6"/>
+    <w:bookmarkStart w:id="55" w:name="Xa3ce195b62cb99a8b10351ab1cd937415b67cc6"/>
     <w:p>
       <w:pPr>
         <w:pStyle w:val="Heading1"/>
@@ -607,7 +607,7 @@
         <w:rPr>
           <w:rStyle w:val="VerbatimChar"/>
         </w:rPr>
-        <w:t xml:space="preserve">Scenario Integrity Engine (certifies the scenario; warnings only, never mutates — Sprint 1.5)</w:t>
+        <w:t xml:space="preserve">Scenario Integrity Validator (certifies the scenario; warnings only, never mutates — Sprint 1.5)</w:t>
       </w:r>
       <w:r>
         <w:br/>
@@ -715,7 +715,7 @@
           <w:bCs/>
           <w:b/>
         </w:rPr>
-        <w:t xml:space="preserve">Scenario Integrity Engine</w:t>
+        <w:t xml:space="preserve">Scenario Integrity Validator</w:t>
       </w:r>
       <w:r>
         <w:t xml:space="preserve"> </w:t>
@@ -886,7 +886,7 @@
                 <w:bCs/>
                 <w:b/>
               </w:rPr>
-              <w:t xml:space="preserve">Scenario Integrity Engine</w:t>
+              <w:t xml:space="preserve">Scenario Integrity Validator</w:t>
             </w:r>
           </w:p>
         </w:tc>
@@ -1790,7 +1790,7 @@
       </w:r>
     </w:p>
     <w:bookmarkEnd w:id="27"/>
-    <w:bookmarkStart w:id="45" w:name="roadmap"/>
+    <w:bookmarkStart w:id="48" w:name="roadmap"/>
     <w:p>
       <w:pPr>
         <w:pStyle w:val="Heading2"/>
@@ -1929,13 +1929,13 @@
       </w:r>
     </w:p>
     <w:bookmarkEnd w:id="28"/>
-    <w:bookmarkStart w:id="33" w:name="X8738fb454b9b9f8b9483705ff00d5ace0d2f237"/>
+    <w:bookmarkStart w:id="36" w:name="X870aa4b73cff4340128216af9d85faf0af352f5"/>
     <w:p>
       <w:pPr>
         <w:pStyle w:val="Heading3"/>
       </w:pPr>
       <w:r>
-        <w:t xml:space="preserve">Sprint 1.5 — Scenario Integrity Engine ⭐⭐⭐⭐⭐ (do before Sprint 2)</w:t>
+        <w:t xml:space="preserve">Sprint 1.5 — Scenario Integrity Validator ⭐⭐⭐⭐⭐ (do before Sprint 2)</w:t>
       </w:r>
     </w:p>
     <w:p>
@@ -2062,13 +2062,160 @@
         <w:t xml:space="preserve">§5) and the natural partner to the Engineering Heuristics Library.</w:t>
       </w:r>
     </w:p>
-    <w:bookmarkStart w:id="29" w:name="hard-rule-report-never-rewrite"/>
+    <w:p>
+      <w:pPr>
+        <w:pStyle w:val="BlockText"/>
+      </w:pPr>
+      <w:r>
+        <w:rPr>
+          <w:bCs/>
+          <w:b/>
+        </w:rPr>
+        <w:t xml:space="preserve">It is a Validator, not an Engine.</w:t>
+      </w:r>
+      <w:r>
+        <w:t xml:space="preserve"> </w:t>
+      </w:r>
+      <w:r>
+        <w:t xml:space="preserve">The name is deliberate. Alongside Scenario</w:t>
+      </w:r>
+      <w:r>
+        <w:t xml:space="preserve"> </w:t>
+      </w:r>
+      <w:r>
+        <w:rPr>
+          <w:bCs/>
+          <w:b/>
+        </w:rPr>
+        <w:t xml:space="preserve">Builder</w:t>
+      </w:r>
+      <w:r>
+        <w:t xml:space="preserve">,</w:t>
+      </w:r>
+      <w:r>
+        <w:t xml:space="preserve"> </w:t>
+      </w:r>
+      <w:r>
+        <w:t xml:space="preserve">Script</w:t>
+      </w:r>
+      <w:r>
+        <w:t xml:space="preserve"> </w:t>
+      </w:r>
+      <w:r>
+        <w:rPr>
+          <w:bCs/>
+          <w:b/>
+        </w:rPr>
+        <w:t xml:space="preserve">Composer</w:t>
+      </w:r>
+      <w:r>
+        <w:t xml:space="preserve">, and Quality</w:t>
+      </w:r>
+      <w:r>
+        <w:t xml:space="preserve"> </w:t>
+      </w:r>
+      <w:r>
+        <w:rPr>
+          <w:bCs/>
+          <w:b/>
+        </w:rPr>
+        <w:t xml:space="preserve">Gate</w:t>
+      </w:r>
+      <w:r>
+        <w:t xml:space="preserve">, calling this an</w:t>
+      </w:r>
+      <w:r>
+        <w:t xml:space="preserve"> </w:t>
+      </w:r>
+      <w:r>
+        <w:t xml:space="preserve">“</w:t>
+      </w:r>
+      <w:r>
+        <w:t xml:space="preserve">Engine</w:t>
+      </w:r>
+      <w:r>
+        <w:t xml:space="preserve">”</w:t>
+      </w:r>
+      <w:r>
+        <w:t xml:space="preserve"> </w:t>
+      </w:r>
+      <w:r>
+        <w:t xml:space="preserve">would imply it owns logic. It</w:t>
+      </w:r>
+      <w:r>
+        <w:t xml:space="preserve"> </w:t>
+      </w:r>
+      <w:r>
+        <w:t xml:space="preserve">does not. It</w:t>
+      </w:r>
+      <w:r>
+        <w:t xml:space="preserve"> </w:t>
+      </w:r>
+      <w:r>
+        <w:rPr>
+          <w:bCs/>
+          <w:b/>
+        </w:rPr>
+        <w:t xml:space="preserve">certifies.</w:t>
+      </w:r>
+      <w:r>
+        <w:t xml:space="preserve"> </w:t>
+      </w:r>
+      <w:r>
+        <w:t xml:space="preserve">Its entire responsibility is:</w:t>
+      </w:r>
+      <w:r>
+        <w:t xml:space="preserve"> </w:t>
+      </w:r>
+      <w:r>
+        <w:rPr>
+          <w:iCs/>
+          <w:i/>
+        </w:rPr>
+        <w:t xml:space="preserve">“</w:t>
+      </w:r>
+      <w:r>
+        <w:rPr>
+          <w:iCs/>
+          <w:i/>
+        </w:rPr>
+        <w:t xml:space="preserve">Is this scenario internally</w:t>
+      </w:r>
+      <w:r>
+        <w:rPr>
+          <w:iCs/>
+          <w:i/>
+        </w:rPr>
+        <w:t xml:space="preserve"> </w:t>
+      </w:r>
+      <w:r>
+        <w:rPr>
+          <w:iCs/>
+          <w:i/>
+        </w:rPr>
+        <w:t xml:space="preserve">consistent?</w:t>
+      </w:r>
+      <w:r>
+        <w:rPr>
+          <w:iCs/>
+          <w:i/>
+        </w:rPr>
+        <w:t xml:space="preserve">”</w:t>
+      </w:r>
+      <w:r>
+        <w:t xml:space="preserve"> </w:t>
+      </w:r>
+      <w:r>
+        <w:t xml:space="preserve">— nothing more.</w:t>
+      </w:r>
+    </w:p>
+    <w:bookmarkStart w:id="29" w:name="hard-rule-1-report-never-rewrite"/>
     <w:p>
       <w:pPr>
         <w:pStyle w:val="Heading4"/>
       </w:pPr>
       <w:r>
-        <w:t xml:space="preserve">Hard rule: report, never rewrite</w:t>
+        <w:t xml:space="preserve">Hard rule #1: report, never rewrite</w:t>
       </w:r>
     </w:p>
     <w:p>
@@ -2112,7 +2259,7 @@
         <w:t xml:space="preserve"> </w:t>
       </w:r>
       <w:r>
-        <w:t xml:space="preserve">of scenario data. The Integrity Engine only attaches</w:t>
+        <w:t xml:space="preserve">of scenario data. The Integrity Validator only attaches</w:t>
       </w:r>
       <w:r>
         <w:t xml:space="preserve"> </w:t>
@@ -2122,13 +2269,251 @@
       </w:r>
     </w:p>
     <w:bookmarkEnd w:id="29"/>
-    <w:bookmarkStart w:id="30" w:name="what-it-validates"/>
+    <w:bookmarkStart w:id="30" w:name="Xfc90f7e8c40851062f5fcbe87ac6ff93ba44074"/>
     <w:p>
       <w:pPr>
         <w:pStyle w:val="Heading4"/>
       </w:pPr>
       <w:r>
+        <w:t xml:space="preserve">Hard rule #2: the readiness score influences confidence, NEVER behavior</w:t>
+      </w:r>
+    </w:p>
+    <w:p>
+      <w:pPr>
+        <w:pStyle w:val="FirstParagraph"/>
+      </w:pPr>
+      <w:r>
+        <w:t xml:space="preserve">The Automation Readiness Score must</w:t>
+      </w:r>
+      <w:r>
+        <w:t xml:space="preserve"> </w:t>
+      </w:r>
+      <w:r>
+        <w:rPr>
+          <w:bCs/>
+          <w:b/>
+        </w:rPr>
+        <w:t xml:space="preserve">never block generation.</w:t>
+      </w:r>
+      <w:r>
+        <w:t xml:space="preserve"> </w:t>
+      </w:r>
+      <w:r>
+        <w:t xml:space="preserve">Enterprise teams often intentionally</w:t>
+      </w:r>
+      <w:r>
+        <w:t xml:space="preserve"> </w:t>
+      </w:r>
+      <w:r>
+        <w:t xml:space="preserve">automate incomplete requirements — the tool must not become restrictive.</w:t>
+      </w:r>
+    </w:p>
+    <w:p>
+      <w:pPr>
+        <w:pStyle w:val="SourceCode"/>
+      </w:pPr>
+      <w:r>
+        <w:rPr>
+          <w:rStyle w:val="VerbatimChar"/>
+        </w:rPr>
+        <w:t xml:space="preserve">Scenario Ready — 63%   →   Generation blocked.            ❌  (forbidden)</w:t>
+      </w:r>
+      <w:r>
+        <w:br/>
+      </w:r>
+      <w:r>
+        <w:br/>
+      </w:r>
+      <w:r>
+        <w:rPr>
+          <w:rStyle w:val="VerbatimChar"/>
+        </w:rPr>
+        <w:t xml:space="preserve">Scenario Ready — 63%   →   Generation completed.          ✅</w:t>
+      </w:r>
+      <w:r>
+        <w:br/>
+      </w:r>
+      <w:r>
+        <w:rPr>
+          <w:rStyle w:val="VerbatimChar"/>
+        </w:rPr>
+        <w:t xml:space="preserve">                           Confidence: Medium</w:t>
+      </w:r>
+      <w:r>
+        <w:br/>
+      </w:r>
+      <w:r>
+        <w:rPr>
+          <w:rStyle w:val="VerbatimChar"/>
+        </w:rPr>
+        <w:t xml:space="preserve">                           Warnings:</w:t>
+      </w:r>
+      <w:r>
+        <w:br/>
+      </w:r>
+      <w:r>
+        <w:rPr>
+          <w:rStyle w:val="VerbatimChar"/>
+        </w:rPr>
+        <w:t xml:space="preserve">                             - Persona mismatch</w:t>
+      </w:r>
+      <w:r>
+        <w:br/>
+      </w:r>
+      <w:r>
+        <w:rPr>
+          <w:rStyle w:val="VerbatimChar"/>
+        </w:rPr>
+        <w:t xml:space="preserve">                             - Missing grounding</w:t>
+      </w:r>
+    </w:p>
+    <w:p>
+      <w:pPr>
+        <w:pStyle w:val="FirstParagraph"/>
+      </w:pPr>
+      <w:r>
+        <w:t xml:space="preserve">The score influences</w:t>
+      </w:r>
+      <w:r>
+        <w:t xml:space="preserve"> </w:t>
+      </w:r>
+      <w:r>
+        <w:rPr>
+          <w:bCs/>
+          <w:b/>
+        </w:rPr>
+        <w:t xml:space="preserve">confidence and warnings only.</w:t>
+      </w:r>
+      <w:r>
+        <w:t xml:space="preserve"> </w:t>
+      </w:r>
+      <w:r>
+        <w:rPr>
+          <w:rStyle w:val="VerbatimChar"/>
+        </w:rPr>
+        <w:t xml:space="preserve">generationAllowed</w:t>
+      </w:r>
+      <w:r>
+        <w:t xml:space="preserve"> </w:t>
+      </w:r>
+      <w:r>
+        <w:t xml:space="preserve">is always</w:t>
+      </w:r>
+      <w:r>
+        <w:t xml:space="preserve"> </w:t>
+      </w:r>
+      <w:r>
+        <w:rPr>
+          <w:rStyle w:val="VerbatimChar"/>
+        </w:rPr>
+        <w:t xml:space="preserve">true</w:t>
+      </w:r>
+      <w:r>
+        <w:t xml:space="preserve">.</w:t>
+      </w:r>
+    </w:p>
+    <w:bookmarkEnd w:id="30"/>
+    <w:bookmarkStart w:id="31" w:name="Xa2b8a169cc5b488c6d0e777e417da5bb4a6b72c"/>
+    <w:p>
+      <w:pPr>
+        <w:pStyle w:val="Heading4"/>
+      </w:pPr>
+      <w:r>
+        <w:t xml:space="preserve">Hard rule #3: it must NOT become a mini Script Composer</w:t>
+      </w:r>
+    </w:p>
+    <w:p>
+      <w:pPr>
+        <w:pStyle w:val="FirstParagraph"/>
+      </w:pPr>
+      <w:r>
+        <w:t xml:space="preserve">The Validator does</w:t>
+      </w:r>
+      <w:r>
+        <w:t xml:space="preserve"> </w:t>
+      </w:r>
+      <w:r>
+        <w:rPr>
+          <w:bCs/>
+          <w:b/>
+        </w:rPr>
+        <w:t xml:space="preserve">not</w:t>
+      </w:r>
+      <w:r>
+        <w:t xml:space="preserve"> </w:t>
+      </w:r>
+      <w:r>
+        <w:t xml:space="preserve">improve locators, expand assertions, add coverage, or touch the framework.</w:t>
+      </w:r>
+      <w:r>
+        <w:t xml:space="preserve"> </w:t>
+      </w:r>
+      <w:r>
+        <w:t xml:space="preserve">Those belong to the Script Composer (Sprints 2–7). Keep the Validator brutally simple — its only job is</w:t>
+      </w:r>
+      <w:r>
+        <w:t xml:space="preserve"> </w:t>
+      </w:r>
+      <w:r>
+        <w:t xml:space="preserve">internal-consistency certification.</w:t>
+      </w:r>
+    </w:p>
+    <w:bookmarkEnd w:id="31"/>
+    <w:bookmarkStart w:id="32" w:name="what-it-validates"/>
+    <w:p>
+      <w:pPr>
+        <w:pStyle w:val="Heading4"/>
+      </w:pPr>
+      <w:r>
         <w:t xml:space="preserve">What it validates</w:t>
+      </w:r>
+    </w:p>
+    <w:p>
+      <w:pPr>
+        <w:pStyle w:val="BlockText"/>
+      </w:pPr>
+      <w:r>
+        <w:t xml:space="preserve">Every check below produces</w:t>
+      </w:r>
+      <w:r>
+        <w:t xml:space="preserve"> </w:t>
+      </w:r>
+      <w:r>
+        <w:rPr>
+          <w:bCs/>
+          <w:b/>
+        </w:rPr>
+        <w:t xml:space="preserve">warnings only</w:t>
+      </w:r>
+      <w:r>
+        <w:t xml:space="preserve"> </w:t>
+      </w:r>
+      <w:r>
+        <w:t xml:space="preserve">— never a hard, generation-blocking failure (Hard</w:t>
+      </w:r>
+      <w:r>
+        <w:t xml:space="preserve"> </w:t>
+      </w:r>
+      <w:r>
+        <w:t xml:space="preserve">rule #2).</w:t>
+      </w:r>
+      <w:r>
+        <w:t xml:space="preserve"> </w:t>
+      </w:r>
+      <w:r>
+        <w:t xml:space="preserve">“</w:t>
+      </w:r>
+      <w:r>
+        <w:t xml:space="preserve">warn</w:t>
+      </w:r>
+      <w:r>
+        <w:t xml:space="preserve">”</w:t>
+      </w:r>
+      <w:r>
+        <w:t xml:space="preserve"> </w:t>
+      </w:r>
+      <w:r>
+        <w:t xml:space="preserve">means the check found an inconsistency and lowered the readiness score.</w:t>
       </w:r>
     </w:p>
     <w:p>
@@ -2196,7 +2581,7 @@
           <w:bCs/>
           <w:b/>
         </w:rPr>
-        <w:t xml:space="preserve">fail</w:t>
+        <w:t xml:space="preserve">warn</w:t>
       </w:r>
     </w:p>
     <w:p>
@@ -2242,7 +2627,7 @@
           <w:bCs/>
           <w:b/>
         </w:rPr>
-        <w:t xml:space="preserve">fail</w:t>
+        <w:t xml:space="preserve">warn</w:t>
       </w:r>
     </w:p>
     <w:p>
@@ -2380,7 +2765,7 @@
           <w:bCs/>
           <w:b/>
         </w:rPr>
-        <w:t xml:space="preserve">fail</w:t>
+        <w:t xml:space="preserve">warn</w:t>
       </w:r>
     </w:p>
     <w:p>
@@ -2454,7 +2839,7 @@
           <w:bCs/>
           <w:b/>
         </w:rPr>
-        <w:t xml:space="preserve">fail</w:t>
+        <w:t xml:space="preserve">warn</w:t>
       </w:r>
     </w:p>
     <w:p>
@@ -2519,7 +2904,7 @@
           <w:bCs/>
           <w:b/>
         </w:rPr>
-        <w:t xml:space="preserve">incomplete, flag</w:t>
+        <w:t xml:space="preserve">warn (incomplete)</w:t>
       </w:r>
     </w:p>
     <w:p>
@@ -2587,7 +2972,7 @@
           <w:bCs/>
           <w:b/>
         </w:rPr>
-        <w:t xml:space="preserve">flag</w:t>
+        <w:t xml:space="preserve">warn</w:t>
       </w:r>
     </w:p>
     <w:p>
@@ -2603,13 +2988,40 @@
           <w:bCs/>
           <w:b/>
         </w:rPr>
-        <w:t xml:space="preserve">Grounding completeness</w:t>
-      </w:r>
-      <w:r>
-        <w:t xml:space="preserve"> </w:t>
-      </w:r>
-      <w:r>
-        <w:t xml:space="preserve">⭐⭐⭐⭐☆ — every actionable step should have grounding.</w:t>
+        <w:t xml:space="preserve">Business flow consistency</w:t>
+      </w:r>
+      <w:r>
+        <w:t xml:space="preserve"> </w:t>
+      </w:r>
+      <w:r>
+        <w:t xml:space="preserve">⭐⭐⭐⭐⭐ — steps must follow a possible state progression.</w:t>
+      </w:r>
+      <w:r>
+        <w:t xml:space="preserve"> </w:t>
+      </w:r>
+      <w:r>
+        <w:t xml:space="preserve">Deterministic state-order validation (no AI): each step maps to a business stage</w:t>
+      </w:r>
+      <w:r>
+        <w:t xml:space="preserve"> </w:t>
+      </w:r>
+      <w:r>
+        <w:t xml:space="preserve">(</w:t>
+      </w:r>
+      <w:r>
+        <w:rPr>
+          <w:rStyle w:val="VerbatimChar"/>
+        </w:rPr>
+        <w:t xml:space="preserve">open → login → browse → add-to-cart → cart → checkout → payment → confirmation → logout</w:t>
+      </w:r>
+      <w:r>
+        <w:t xml:space="preserve">),</w:t>
+      </w:r>
+      <w:r>
+        <w:t xml:space="preserve"> </w:t>
+      </w:r>
+      <w:r>
+        <w:t xml:space="preserve">and impossible orderings are flagged.</w:t>
       </w:r>
     </w:p>
     <w:p>
@@ -2624,6 +3036,154 @@
         <w:rPr>
           <w:rStyle w:val="VerbatimChar"/>
         </w:rPr>
+        <w:t xml:space="preserve">Checkout → Payment → Add item</w:t>
+      </w:r>
+      <w:r>
+        <w:t xml:space="preserve"> </w:t>
+      </w:r>
+      <w:r>
+        <w:t xml:space="preserve">→</w:t>
+      </w:r>
+      <w:r>
+        <w:t xml:space="preserve"> </w:t>
+      </w:r>
+      <w:r>
+        <w:rPr>
+          <w:bCs/>
+          <w:b/>
+        </w:rPr>
+        <w:t xml:space="preserve">warn</w:t>
+      </w:r>
+      <w:r>
+        <w:t xml:space="preserve"> </w:t>
+      </w:r>
+      <w:r>
+        <w:t xml:space="preserve">(add-to-cart after checkout is impossible)</w:t>
+      </w:r>
+    </w:p>
+    <w:p>
+      <w:pPr>
+        <w:numPr>
+          <w:ilvl w:val="1"/>
+          <w:numId w:val="1011"/>
+        </w:numPr>
+        <w:pStyle w:val="Compact"/>
+      </w:pPr>
+      <w:r>
+        <w:rPr>
+          <w:rStyle w:val="VerbatimChar"/>
+        </w:rPr>
+        <w:t xml:space="preserve">Logout → Add item</w:t>
+      </w:r>
+      <w:r>
+        <w:t xml:space="preserve"> </w:t>
+      </w:r>
+      <w:r>
+        <w:t xml:space="preserve">→</w:t>
+      </w:r>
+      <w:r>
+        <w:t xml:space="preserve"> </w:t>
+      </w:r>
+      <w:r>
+        <w:rPr>
+          <w:bCs/>
+          <w:b/>
+        </w:rPr>
+        <w:t xml:space="preserve">warn</w:t>
+      </w:r>
+      <w:r>
+        <w:t xml:space="preserve"> </w:t>
+      </w:r>
+      <w:r>
+        <w:t xml:space="preserve">(authenticated action after logout is impossible)</w:t>
+      </w:r>
+    </w:p>
+    <w:p>
+      <w:pPr>
+        <w:numPr>
+          <w:ilvl w:val="1"/>
+          <w:numId w:val="1011"/>
+        </w:numPr>
+        <w:pStyle w:val="Compact"/>
+      </w:pPr>
+      <w:r>
+        <w:rPr>
+          <w:rStyle w:val="VerbatimChar"/>
+        </w:rPr>
+        <w:t xml:space="preserve">Checkout</w:t>
+      </w:r>
+      <w:r>
+        <w:t xml:space="preserve"> </w:t>
+      </w:r>
+      <w:r>
+        <w:t xml:space="preserve">with no prior</w:t>
+      </w:r>
+      <w:r>
+        <w:t xml:space="preserve"> </w:t>
+      </w:r>
+      <w:r>
+        <w:rPr>
+          <w:rStyle w:val="VerbatimChar"/>
+        </w:rPr>
+        <w:t xml:space="preserve">Add item</w:t>
+      </w:r>
+      <w:r>
+        <w:t xml:space="preserve"> </w:t>
+      </w:r>
+      <w:r>
+        <w:t xml:space="preserve">→</w:t>
+      </w:r>
+      <w:r>
+        <w:t xml:space="preserve"> </w:t>
+      </w:r>
+      <w:r>
+        <w:rPr>
+          <w:bCs/>
+          <w:b/>
+        </w:rPr>
+        <w:t xml:space="preserve">warn</w:t>
+      </w:r>
+      <w:r>
+        <w:t xml:space="preserve"> </w:t>
+      </w:r>
+      <w:r>
+        <w:t xml:space="preserve">(checkout without a cart)</w:t>
+      </w:r>
+    </w:p>
+    <w:p>
+      <w:pPr>
+        <w:numPr>
+          <w:ilvl w:val="0"/>
+          <w:numId w:val="1004"/>
+        </w:numPr>
+        <w:pStyle w:val="Compact"/>
+      </w:pPr>
+      <w:r>
+        <w:rPr>
+          <w:bCs/>
+          <w:b/>
+        </w:rPr>
+        <w:t xml:space="preserve">Grounding completeness</w:t>
+      </w:r>
+      <w:r>
+        <w:t xml:space="preserve"> </w:t>
+      </w:r>
+      <w:r>
+        <w:t xml:space="preserve">⭐⭐⭐⭐☆ — every actionable step should have grounding.</w:t>
+      </w:r>
+    </w:p>
+    <w:p>
+      <w:pPr>
+        <w:numPr>
+          <w:ilvl w:val="1"/>
+          <w:numId w:val="1012"/>
+        </w:numPr>
+        <w:pStyle w:val="Compact"/>
+      </w:pPr>
+      <w:r>
+        <w:rPr>
+          <w:rStyle w:val="VerbatimChar"/>
+        </w:rPr>
         <w:t xml:space="preserve">Enter username</w:t>
       </w:r>
       <w:r>
@@ -2640,11 +3200,17 @@
           <w:bCs/>
           <w:b/>
         </w:rPr>
-        <w:t xml:space="preserve">do not fail; reduce confidence.</w:t>
-      </w:r>
-    </w:p>
-    <w:bookmarkEnd w:id="30"/>
-    <w:bookmarkStart w:id="31" w:name="automation-readiness-score"/>
+        <w:t xml:space="preserve">do not warn hard; reduce confidence</w:t>
+      </w:r>
+      <w:r>
+        <w:t xml:space="preserve"> </w:t>
+      </w:r>
+      <w:r>
+        <w:t xml:space="preserve">(score penalty only).</w:t>
+      </w:r>
+    </w:p>
+    <w:bookmarkEnd w:id="32"/>
+    <w:bookmarkStart w:id="33" w:name="automation-readiness-score"/>
     <w:p>
       <w:pPr>
         <w:pStyle w:val="Heading4"/>
@@ -2658,17 +3224,23 @@
         <w:pStyle w:val="FirstParagraph"/>
       </w:pPr>
       <w:r>
-        <w:t xml:space="preserve">Before the Script Composer starts, the engine computes a scenario-quality score so the Composer knows</w:t>
-      </w:r>
-      <w:r>
-        <w:t xml:space="preserve"> </w:t>
-      </w:r>
-      <w:r>
-        <w:rPr>
-          <w:bCs/>
-          <w:b/>
-        </w:rPr>
-        <w:t xml:space="preserve">how much to trust the scenario:</w:t>
+        <w:t xml:space="preserve">Before the Script Composer starts, the Validator computes a scenario-quality score so the Composer knows</w:t>
+      </w:r>
+      <w:r>
+        <w:t xml:space="preserve"> </w:t>
+      </w:r>
+      <w:r>
+        <w:rPr>
+          <w:bCs/>
+          <w:b/>
+        </w:rPr>
+        <w:t xml:space="preserve">how much to trust the scenario</w:t>
+      </w:r>
+      <w:r>
+        <w:t xml:space="preserve"> </w:t>
+      </w:r>
+      <w:r>
+        <w:t xml:space="preserve">(confidence only — it never blocks, per Hard rule #2):</w:t>
       </w:r>
     </w:p>
     <w:tbl>
@@ -2745,7 +3317,7 @@
               <w:jc w:val="left"/>
             </w:pPr>
             <w:r>
-              <w:t xml:space="preserve">Expected</w:t>
+              <w:t xml:space="preserve">Coverage polarity</w:t>
             </w:r>
           </w:p>
         </w:tc>
@@ -2771,7 +3343,7 @@
               <w:jc w:val="left"/>
             </w:pPr>
             <w:r>
-              <w:t xml:space="preserve">Preconditions</w:t>
+              <w:t xml:space="preserve">Test Data</w:t>
             </w:r>
           </w:p>
         </w:tc>
@@ -2797,7 +3369,7 @@
               <w:jc w:val="left"/>
             </w:pPr>
             <w:r>
-              <w:t xml:space="preserve">Grounding</w:t>
+              <w:t xml:space="preserve">Expected</w:t>
             </w:r>
           </w:p>
         </w:tc>
@@ -2809,7 +3381,7 @@
               <w:jc w:val="center"/>
             </w:pPr>
             <w:r>
-              <w:t xml:space="preserve">⚠️</w:t>
+              <w:t xml:space="preserve">✅</w:t>
             </w:r>
           </w:p>
         </w:tc>
@@ -2823,7 +3395,7 @@
               <w:jc w:val="left"/>
             </w:pPr>
             <w:r>
-              <w:t xml:space="preserve">Test Data</w:t>
+              <w:t xml:space="preserve">Step completeness</w:t>
             </w:r>
           </w:p>
         </w:tc>
@@ -2849,7 +3421,7 @@
               <w:jc w:val="left"/>
             </w:pPr>
             <w:r>
-              <w:t xml:space="preserve">Coverage</w:t>
+              <w:t xml:space="preserve">Preconditions</w:t>
             </w:r>
           </w:p>
         </w:tc>
@@ -2862,6 +3434,58 @@
             </w:pPr>
             <w:r>
               <w:t xml:space="preserve">✅</w:t>
+            </w:r>
+          </w:p>
+        </w:tc>
+      </w:tr>
+      <w:tr>
+        <w:tc>
+          <w:tcPr/>
+          <w:p>
+            <w:pPr>
+              <w:pStyle w:val="Compact"/>
+              <w:jc w:val="left"/>
+            </w:pPr>
+            <w:r>
+              <w:t xml:space="preserve">Business flow</w:t>
+            </w:r>
+          </w:p>
+        </w:tc>
+        <w:tc>
+          <w:tcPr/>
+          <w:p>
+            <w:pPr>
+              <w:pStyle w:val="Compact"/>
+              <w:jc w:val="center"/>
+            </w:pPr>
+            <w:r>
+              <w:t xml:space="preserve">✅</w:t>
+            </w:r>
+          </w:p>
+        </w:tc>
+      </w:tr>
+      <w:tr>
+        <w:tc>
+          <w:tcPr/>
+          <w:p>
+            <w:pPr>
+              <w:pStyle w:val="Compact"/>
+              <w:jc w:val="left"/>
+            </w:pPr>
+            <w:r>
+              <w:t xml:space="preserve">Grounding</w:t>
+            </w:r>
+          </w:p>
+        </w:tc>
+        <w:tc>
+          <w:tcPr/>
+          <w:p>
+            <w:pPr>
+              <w:pStyle w:val="Compact"/>
+              <w:jc w:val="center"/>
+            </w:pPr>
+            <w:r>
+              <w:t xml:space="preserve">⚠️</w:t>
             </w:r>
           </w:p>
         </w:tc>
@@ -2875,7 +3499,7 @@
         <w:rPr>
           <w:rStyle w:val="VerbatimChar"/>
         </w:rPr>
-        <w:t xml:space="preserve">Scenario Ready — 96%</w:t>
+        <w:t xml:space="preserve">Scenario Ready — 96%   ·   Confidence: High</w:t>
       </w:r>
     </w:p>
     <w:p>
@@ -2892,13 +3516,130 @@
         <w:t xml:space="preserve">Confidence Engine and Smart TODOs — honest signal instead of silent compensation.</w:t>
       </w:r>
     </w:p>
-    <w:bookmarkEnd w:id="31"/>
-    <w:bookmarkStart w:id="32" w:name="where-it-lives"/>
+    <w:bookmarkEnd w:id="33"/>
+    <w:bookmarkStart w:id="34" w:name="Xcf2545895dc686a2a562302d22b1f40d8747b7d"/>
     <w:p>
       <w:pPr>
         <w:pStyle w:val="Heading4"/>
       </w:pPr>
       <w:r>
+        <w:t xml:space="preserve">One number is not enough — expose dimensions to the Quality Gate</w:t>
+      </w:r>
+    </w:p>
+    <w:p>
+      <w:pPr>
+        <w:pStyle w:val="FirstParagraph"/>
+      </w:pPr>
+      <w:r>
+        <w:t xml:space="preserve">A single readiness number isn’t actionable. The Validator’s score is the</w:t>
+      </w:r>
+      <w:r>
+        <w:t xml:space="preserve"> </w:t>
+      </w:r>
+      <w:r>
+        <w:rPr>
+          <w:bCs/>
+          <w:b/>
+        </w:rPr>
+        <w:t xml:space="preserve">Scenario Quality</w:t>
+      </w:r>
+      <w:r>
+        <w:t xml:space="preserve"> </w:t>
+      </w:r>
+      <w:r>
+        <w:t xml:space="preserve">dimension; the Quality Gate combines it with the Composer’s own quality signals into one report:</w:t>
+      </w:r>
+    </w:p>
+    <w:p>
+      <w:pPr>
+        <w:pStyle w:val="SourceCode"/>
+      </w:pPr>
+      <w:r>
+        <w:rPr>
+          <w:rStyle w:val="VerbatimChar"/>
+        </w:rPr>
+        <w:t xml:space="preserve">Scenario Quality    95      (Scenario Integrity Validator — this sprint)</w:t>
+      </w:r>
+      <w:r>
+        <w:br/>
+      </w:r>
+      <w:r>
+        <w:rPr>
+          <w:rStyle w:val="VerbatimChar"/>
+        </w:rPr>
+        <w:t xml:space="preserve">Framework Quality   97      (framework-auditor)</w:t>
+      </w:r>
+      <w:r>
+        <w:br/>
+      </w:r>
+      <w:r>
+        <w:rPr>
+          <w:rStyle w:val="VerbatimChar"/>
+        </w:rPr>
+        <w:t xml:space="preserve">Locator Quality     94      (Sprint 2)</w:t>
+      </w:r>
+      <w:r>
+        <w:br/>
+      </w:r>
+      <w:r>
+        <w:rPr>
+          <w:rStyle w:val="VerbatimChar"/>
+        </w:rPr>
+        <w:t xml:space="preserve">Assertion Quality   96      (Sprints 3 &amp; 4)</w:t>
+      </w:r>
+      <w:r>
+        <w:br/>
+      </w:r>
+      <w:r>
+        <w:rPr>
+          <w:rStyle w:val="VerbatimChar"/>
+        </w:rPr>
+        <w:t xml:space="preserve">────────────────────────</w:t>
+      </w:r>
+      <w:r>
+        <w:br/>
+      </w:r>
+      <w:r>
+        <w:rPr>
+          <w:rStyle w:val="VerbatimChar"/>
+        </w:rPr>
+        <w:t xml:space="preserve">Overall Ready       95</w:t>
+      </w:r>
+    </w:p>
+    <w:p>
+      <w:pPr>
+        <w:pStyle w:val="FirstParagraph"/>
+      </w:pPr>
+      <w:r>
+        <w:t xml:space="preserve">The Validator owns only</w:t>
+      </w:r>
+      <w:r>
+        <w:t xml:space="preserve"> </w:t>
+      </w:r>
+      <w:r>
+        <w:rPr>
+          <w:bCs/>
+          <w:b/>
+        </w:rPr>
+        <w:t xml:space="preserve">Scenario Quality</w:t>
+      </w:r>
+      <w:r>
+        <w:t xml:space="preserve">; the other dimensions are filled in by later sprints. The</w:t>
+      </w:r>
+      <w:r>
+        <w:t xml:space="preserve"> </w:t>
+      </w:r>
+      <w:r>
+        <w:t xml:space="preserve">report shape is designed so each dimension plugs in without changing the others.</w:t>
+      </w:r>
+    </w:p>
+    <w:bookmarkEnd w:id="34"/>
+    <w:bookmarkStart w:id="35" w:name="where-it-lives"/>
+    <w:p>
+      <w:pPr>
+        <w:pStyle w:val="Heading4"/>
+      </w:pPr>
+      <w:r>
         <w:t xml:space="preserve">Where it lives</w:t>
       </w:r>
     </w:p>
@@ -2925,19 +3666,78 @@
         <w:rPr>
           <w:rStyle w:val="VerbatimChar"/>
         </w:rPr>
-        <w:t xml:space="preserve">ScenarioIntegrityReport { readinessScore, checks[], warnings[] }</w:t>
-      </w:r>
-      <w:r>
-        <w:t xml:space="preserve"> </w:t>
-      </w:r>
-      <w:r>
-        <w:t xml:space="preserve">attached to the scenario. No stage</w:t>
-      </w:r>
-      <w:r>
-        <w:t xml:space="preserve"> </w:t>
-      </w:r>
-      <w:r>
-        <w:t xml:space="preserve">boundary moves; the Scenario Builder still owns the data.</w:t>
+        <w:t xml:space="preserve">ScenarioIntegrityReport { readinessScore, confidence, generationAllowed, checks[], warnings[] }</w:t>
+      </w:r>
+      <w:r>
+        <w:t xml:space="preserve"> </w:t>
+      </w:r>
+      <w:r>
+        <w:t xml:space="preserve">attached to the scenario (persisted read-only in</w:t>
+      </w:r>
+      <w:r>
+        <w:t xml:space="preserve"> </w:t>
+      </w:r>
+      <w:r>
+        <w:rPr>
+          <w:rStyle w:val="VerbatimChar"/>
+        </w:rPr>
+        <w:t xml:space="preserve">ai_metadata.scenarioIntegrity</w:t>
+      </w:r>
+      <w:r>
+        <w:t xml:space="preserve">). No stage boundary</w:t>
+      </w:r>
+      <w:r>
+        <w:t xml:space="preserve"> </w:t>
+      </w:r>
+      <w:r>
+        <w:t xml:space="preserve">moves; the Scenario Builder still owns the data.</w:t>
+      </w:r>
+      <w:r>
+        <w:t xml:space="preserve"> </w:t>
+      </w:r>
+      <w:r>
+        <w:rPr>
+          <w:rStyle w:val="VerbatimChar"/>
+        </w:rPr>
+        <w:t xml:space="preserve">generationAllowed</w:t>
+      </w:r>
+      <w:r>
+        <w:t xml:space="preserve"> </w:t>
+      </w:r>
+      <w:r>
+        <w:t xml:space="preserve">is</w:t>
+      </w:r>
+      <w:r>
+        <w:t xml:space="preserve"> </w:t>
+      </w:r>
+      <w:r>
+        <w:rPr>
+          <w:bCs/>
+          <w:b/>
+        </w:rPr>
+        <w:t xml:space="preserve">always</w:t>
+      </w:r>
+      <w:r>
+        <w:rPr>
+          <w:bCs/>
+          <w:b/>
+        </w:rPr>
+        <w:t xml:space="preserve"> </w:t>
+      </w:r>
+      <w:r>
+        <w:rPr>
+          <w:rStyle w:val="VerbatimChar"/>
+          <w:bCs/>
+          <w:b/>
+        </w:rPr>
+        <w:t xml:space="preserve">true</w:t>
+      </w:r>
+      <w:r>
+        <w:rPr>
+          <w:bCs/>
+          <w:b/>
+        </w:rPr>
+        <w:t xml:space="preserve">.</w:t>
       </w:r>
     </w:p>
     <w:p>
@@ -3015,7 +3815,7 @@
         <w:t xml:space="preserve"> </w:t>
       </w:r>
       <w:r>
-        <w:t xml:space="preserve">— Grounding-completeness check (confidence penalty, not a failure).</w:t>
+        <w:t xml:space="preserve">— Business-flow consistency (deterministic state-order) + grounding-completeness (confidence penalty).</w:t>
       </w:r>
       <w:r>
         <w:t xml:space="preserve"> </w:t>
@@ -3037,7 +3837,7 @@
         <w:t xml:space="preserve"> </w:t>
       </w:r>
       <w:r>
-        <w:t xml:space="preserve">— Automation Readiness Score aggregation + surface the report to the Script Composer and dashboard.</w:t>
+        <w:t xml:space="preserve">— Automation Readiness Score aggregation + Scenario Quality dimension surfaced to the Quality Gate &amp; dashboard (read-only, never blocking).</w:t>
       </w:r>
     </w:p>
     <w:p>
@@ -3055,7 +3855,7 @@
         <w:t xml:space="preserve"> </w:t>
       </w:r>
       <w:r>
-        <w:t xml:space="preserve">only after the Scenario Integrity Engine is stable do we begin Sprint 2.</w:t>
+        <w:t xml:space="preserve">only after the Scenario Integrity Validator is stable do we begin Sprint 2.</w:t>
       </w:r>
     </w:p>
     <w:p>
@@ -3065,9 +3865,9 @@
         </w:pict>
       </w:r>
     </w:p>
-    <w:bookmarkEnd w:id="32"/>
-    <w:bookmarkEnd w:id="33"/>
-    <w:bookmarkStart w:id="38" w:name="X9f34fcb1734506be7ac3d74ae2dafe6a5acd6ae"/>
+    <w:bookmarkEnd w:id="35"/>
+    <w:bookmarkEnd w:id="36"/>
+    <w:bookmarkStart w:id="41" w:name="X9f34fcb1734506be7ac3d74ae2dafe6a5acd6ae"/>
     <w:p>
       <w:pPr>
         <w:pStyle w:val="Heading3"/>
@@ -3168,7 +3968,7 @@
         <w:t xml:space="preserve">Grounding → Candidate Discovery → Candidate Ranking → Candidate Selection → Confidence</w:t>
       </w:r>
     </w:p>
-    <w:bookmarkStart w:id="34" w:name="Xa02d250f0771bf4568bfba6e027c46031cd190c"/>
+    <w:bookmarkStart w:id="37" w:name="Xa02d250f0771bf4568bfba6e027c46031cd190c"/>
     <w:p>
       <w:pPr>
         <w:pStyle w:val="Heading4"/>
@@ -3199,7 +3999,7 @@
       <w:pPr>
         <w:numPr>
           <w:ilvl w:val="0"/>
-          <w:numId w:val="1012"/>
+          <w:numId w:val="1013"/>
         </w:numPr>
         <w:pStyle w:val="Compact"/>
       </w:pPr>
@@ -3227,7 +4027,7 @@
       <w:pPr>
         <w:numPr>
           <w:ilvl w:val="0"/>
-          <w:numId w:val="1012"/>
+          <w:numId w:val="1013"/>
         </w:numPr>
         <w:pStyle w:val="Compact"/>
       </w:pPr>
@@ -3249,7 +4049,7 @@
       <w:pPr>
         <w:numPr>
           <w:ilvl w:val="0"/>
-          <w:numId w:val="1012"/>
+          <w:numId w:val="1013"/>
         </w:numPr>
         <w:pStyle w:val="Compact"/>
       </w:pPr>
@@ -3271,7 +4071,7 @@
       <w:pPr>
         <w:numPr>
           <w:ilvl w:val="0"/>
-          <w:numId w:val="1012"/>
+          <w:numId w:val="1013"/>
         </w:numPr>
         <w:pStyle w:val="Compact"/>
       </w:pPr>
@@ -3293,7 +4093,7 @@
       <w:pPr>
         <w:numPr>
           <w:ilvl w:val="0"/>
-          <w:numId w:val="1012"/>
+          <w:numId w:val="1013"/>
         </w:numPr>
         <w:pStyle w:val="Compact"/>
       </w:pPr>
@@ -3315,7 +4115,7 @@
       <w:pPr>
         <w:numPr>
           <w:ilvl w:val="0"/>
-          <w:numId w:val="1012"/>
+          <w:numId w:val="1013"/>
         </w:numPr>
         <w:pStyle w:val="Compact"/>
       </w:pPr>
@@ -3337,7 +4137,7 @@
       <w:pPr>
         <w:numPr>
           <w:ilvl w:val="0"/>
-          <w:numId w:val="1012"/>
+          <w:numId w:val="1013"/>
         </w:numPr>
         <w:pStyle w:val="Compact"/>
       </w:pPr>
@@ -3359,7 +4159,7 @@
       <w:pPr>
         <w:numPr>
           <w:ilvl w:val="0"/>
-          <w:numId w:val="1012"/>
+          <w:numId w:val="1013"/>
         </w:numPr>
         <w:pStyle w:val="Compact"/>
       </w:pPr>
@@ -3487,8 +4287,8 @@
         <w:t xml:space="preserve">of hallucinating a selector.</w:t>
       </w:r>
     </w:p>
-    <w:bookmarkEnd w:id="34"/>
-    <w:bookmarkStart w:id="35" w:name="candidate-ranking-score-every-candidate"/>
+    <w:bookmarkEnd w:id="37"/>
+    <w:bookmarkStart w:id="38" w:name="candidate-ranking-score-every-candidate"/>
     <w:p>
       <w:pPr>
         <w:pStyle w:val="Heading4"/>
@@ -3821,21 +4621,44 @@
         <w:t xml:space="preserve">Never just use the first locator. Find → Rank → Choose.</w:t>
       </w:r>
     </w:p>
-    <w:bookmarkEnd w:id="35"/>
-    <w:bookmarkStart w:id="36" w:name="candidate-selection"/>
+    <w:bookmarkEnd w:id="38"/>
+    <w:bookmarkStart w:id="39" w:name="X783735ea9801b7f3e3c4efc4848c47d08c062fb"/>
     <w:p>
       <w:pPr>
         <w:pStyle w:val="Heading4"/>
       </w:pPr>
       <w:r>
-        <w:t xml:space="preserve">4.3 Candidate Selection</w:t>
+        <w:t xml:space="preserve">4.3 Candidate Selection — score the</w:t>
+      </w:r>
+      <w:r>
+        <w:t xml:space="preserve"> </w:t>
+      </w:r>
+      <w:r>
+        <w:rPr>
+          <w:iCs/>
+          <w:i/>
+        </w:rPr>
+        <w:t xml:space="preserve">strategy</w:t>
+      </w:r>
+      <w:r>
+        <w:t xml:space="preserve">, and record</w:t>
+      </w:r>
+      <w:r>
+        <w:t xml:space="preserve"> </w:t>
+      </w:r>
+      <w:r>
+        <w:rPr>
+          <w:iCs/>
+          <w:i/>
+        </w:rPr>
+        <w:t xml:space="preserve">why</w:t>
       </w:r>
     </w:p>
     <w:p>
       <w:pPr>
         <w:numPr>
           <w:ilvl w:val="0"/>
-          <w:numId w:val="1013"/>
+          <w:numId w:val="1014"/>
         </w:numPr>
       </w:pPr>
       <w:r>
@@ -3846,7 +4669,7 @@
       <w:pPr>
         <w:numPr>
           <w:ilvl w:val="0"/>
-          <w:numId w:val="1013"/>
+          <w:numId w:val="1014"/>
         </w:numPr>
       </w:pPr>
       <w:r>
@@ -3866,7 +4689,83 @@
         <w:t xml:space="preserve"> </w:t>
       </w:r>
       <w:r>
-        <w:t xml:space="preserve">— record the runner-up as an alternative:</w:t>
+        <w:t xml:space="preserve">— record the runner-up as an alternative.</w:t>
+      </w:r>
+    </w:p>
+    <w:p>
+      <w:pPr>
+        <w:numPr>
+          <w:ilvl w:val="0"/>
+          <w:numId w:val="1014"/>
+        </w:numPr>
+      </w:pPr>
+      <w:r>
+        <w:t xml:space="preserve">Score the</w:t>
+      </w:r>
+      <w:r>
+        <w:t xml:space="preserve"> </w:t>
+      </w:r>
+      <w:r>
+        <w:rPr>
+          <w:bCs/>
+          <w:b/>
+        </w:rPr>
+        <w:t xml:space="preserve">locator strategy</w:t>
+      </w:r>
+      <w:r>
+        <w:t xml:space="preserve">, not just the string — and persist the</w:t>
+      </w:r>
+      <w:r>
+        <w:t xml:space="preserve"> </w:t>
+      </w:r>
+      <w:r>
+        <w:rPr>
+          <w:bCs/>
+          <w:b/>
+        </w:rPr>
+        <w:t xml:space="preserve">reasons</w:t>
+      </w:r>
+      <w:r>
+        <w:t xml:space="preserve">. Debuggability</w:t>
+      </w:r>
+      <w:r>
+        <w:t xml:space="preserve"> </w:t>
+      </w:r>
+      <w:r>
+        <w:t xml:space="preserve">and auditability come for free: when someone asks</w:t>
+      </w:r>
+      <w:r>
+        <w:t xml:space="preserve"> </w:t>
+      </w:r>
+      <w:r>
+        <w:rPr>
+          <w:iCs/>
+          <w:i/>
+        </w:rPr>
+        <w:t xml:space="preserve">“</w:t>
+      </w:r>
+      <w:r>
+        <w:rPr>
+          <w:iCs/>
+          <w:i/>
+        </w:rPr>
+        <w:t xml:space="preserve">why didn’t LevelUp use XPath?</w:t>
+      </w:r>
+      <w:r>
+        <w:rPr>
+          <w:iCs/>
+          <w:i/>
+        </w:rPr>
+        <w:t xml:space="preserve">”</w:t>
+      </w:r>
+      <w:r>
+        <w:t xml:space="preserve">, the answer is</w:t>
+      </w:r>
+      <w:r>
+        <w:t xml:space="preserve"> </w:t>
+      </w:r>
+      <w:r>
+        <w:t xml:space="preserve">already stored.</w:t>
       </w:r>
     </w:p>
     <w:p>
@@ -3881,7 +4780,7 @@
         <w:rPr>
           <w:rStyle w:val="VerbatimChar"/>
         </w:rPr>
-        <w:t xml:space="preserve">Chosen:      getByRole('button', { name: 'Login' })</w:t>
+        <w:t xml:space="preserve">Chosen:      getByRole('button', { name: 'Login' })   strategy: role   score: 96</w:t>
       </w:r>
       <w:r>
         <w:br/>
@@ -3890,11 +4789,20 @@
         <w:rPr>
           <w:rStyle w:val="VerbatimChar"/>
         </w:rPr>
-        <w:t xml:space="preserve">Alternative: getByTestId('login-btn')</w:t>
-      </w:r>
-    </w:p>
-    <w:bookmarkEnd w:id="36"/>
-    <w:bookmarkStart w:id="37" w:name="confidence-banding-feeds-sprint-7"/>
+        <w:t xml:space="preserve">Why:         ✓ accessible  ✓ stable  ✓ user-facing  ✓ matches framework convention</w:t>
+      </w:r>
+      <w:r>
+        <w:br/>
+      </w:r>
+      <w:r>
+        <w:rPr>
+          <w:rStyle w:val="VerbatimChar"/>
+        </w:rPr>
+        <w:t xml:space="preserve">Alternative: getByTestId('login-btn')                 strategy: testid score: 98 (framework prefers role)</w:t>
+      </w:r>
+    </w:p>
+    <w:bookmarkEnd w:id="39"/>
+    <w:bookmarkStart w:id="40" w:name="confidence-banding-feeds-sprint-7"/>
     <w:p>
       <w:pPr>
         <w:pStyle w:val="Heading4"/>
@@ -4202,9 +5110,9 @@
         </w:pict>
       </w:r>
     </w:p>
-    <w:bookmarkEnd w:id="37"/>
-    <w:bookmarkEnd w:id="38"/>
-    <w:bookmarkStart w:id="39" w:name="sprint-3-assertion-expansion"/>
+    <w:bookmarkEnd w:id="40"/>
+    <w:bookmarkEnd w:id="41"/>
+    <w:bookmarkStart w:id="42" w:name="sprint-3-assertion-expansion"/>
     <w:p>
       <w:pPr>
         <w:pStyle w:val="Heading3"/>
@@ -4417,8 +5325,8 @@
         </w:pict>
       </w:r>
     </w:p>
-    <w:bookmarkEnd w:id="39"/>
-    <w:bookmarkStart w:id="40" w:name="sprint-4-coverage-expansion"/>
+    <w:bookmarkEnd w:id="42"/>
+    <w:bookmarkStart w:id="43" w:name="sprint-4-coverage-expansion"/>
     <w:p>
       <w:pPr>
         <w:pStyle w:val="Heading3"/>
@@ -4480,332 +5388,6 @@
           <w:b/>
         </w:rPr>
         <w:t xml:space="preserve">Automation additionally verifies</w:t>
-      </w:r>
-    </w:p>
-    <w:p>
-      <w:pPr>
-        <w:numPr>
-          <w:ilvl w:val="0"/>
-          <w:numId w:val="1014"/>
-        </w:numPr>
-        <w:pStyle w:val="Compact"/>
-      </w:pPr>
-      <w:r>
-        <w:t xml:space="preserve">cart badge updated</w:t>
-      </w:r>
-    </w:p>
-    <w:p>
-      <w:pPr>
-        <w:numPr>
-          <w:ilvl w:val="0"/>
-          <w:numId w:val="1014"/>
-        </w:numPr>
-        <w:pStyle w:val="Compact"/>
-      </w:pPr>
-      <w:r>
-        <w:t xml:space="preserve">item count</w:t>
-      </w:r>
-    </w:p>
-    <w:p>
-      <w:pPr>
-        <w:numPr>
-          <w:ilvl w:val="0"/>
-          <w:numId w:val="1014"/>
-        </w:numPr>
-        <w:pStyle w:val="Compact"/>
-      </w:pPr>
-      <w:r>
-        <w:t xml:space="preserve">total price</w:t>
-      </w:r>
-    </w:p>
-    <w:p>
-      <w:pPr>
-        <w:numPr>
-          <w:ilvl w:val="0"/>
-          <w:numId w:val="1014"/>
-        </w:numPr>
-        <w:pStyle w:val="Compact"/>
-      </w:pPr>
-      <w:r>
-        <w:t xml:space="preserve">persistence (survives reload / navigation)</w:t>
-      </w:r>
-    </w:p>
-    <w:p>
-      <w:pPr>
-        <w:numPr>
-          <w:ilvl w:val="0"/>
-          <w:numId w:val="1014"/>
-        </w:numPr>
-        <w:pStyle w:val="Compact"/>
-      </w:pPr>
-      <w:r>
-        <w:t xml:space="preserve">navigation correctness</w:t>
-      </w:r>
-    </w:p>
-    <w:p>
-      <w:pPr>
-        <w:pStyle w:val="FirstParagraph"/>
-      </w:pPr>
-      <w:r>
-        <w:t xml:space="preserve">Meaningful, business-relevant checks only — never random assertions. Automation coverage should</w:t>
-      </w:r>
-      <w:r>
-        <w:t xml:space="preserve"> </w:t>
-      </w:r>
-      <w:r>
-        <w:rPr>
-          <w:bCs/>
-          <w:b/>
-        </w:rPr>
-        <w:t xml:space="preserve">always exceed</w:t>
-      </w:r>
-      <w:r>
-        <w:t xml:space="preserve"> </w:t>
-      </w:r>
-      <w:r>
-        <w:t xml:space="preserve">the manual test case.</w:t>
-      </w:r>
-    </w:p>
-    <w:p>
-      <w:r>
-        <w:pict>
-          <v:rect style="width:0;height:1.5pt" o:hralign="center" o:hrstd="t" o:hr="t"/>
-        </w:pict>
-      </w:r>
-    </w:p>
-    <w:bookmarkEnd w:id="40"/>
-    <w:bookmarkStart w:id="41" w:name="sprint-5-framework-reuse"/>
-    <w:p>
-      <w:pPr>
-        <w:pStyle w:val="Heading3"/>
-      </w:pPr>
-      <w:r>
-        <w:t xml:space="preserve">Sprint 5 — Framework Reuse ⭐⭐⭐⭐⭐</w:t>
-      </w:r>
-    </w:p>
-    <w:p>
-      <w:pPr>
-        <w:pStyle w:val="FirstParagraph"/>
-      </w:pPr>
-      <w:r>
-        <w:t xml:space="preserve">Improve</w:t>
-      </w:r>
-      <w:r>
-        <w:t xml:space="preserve"> </w:t>
-      </w:r>
-      <w:r>
-        <w:rPr>
-          <w:bCs/>
-          <w:b/>
-        </w:rPr>
-        <w:t xml:space="preserve">reuse</w:t>
-      </w:r>
-      <w:r>
-        <w:t xml:space="preserve">, not generation. Aggressively consult</w:t>
-      </w:r>
-      <w:r>
-        <w:t xml:space="preserve"> </w:t>
-      </w:r>
-      <w:r>
-        <w:rPr>
-          <w:rStyle w:val="VerbatimChar"/>
-        </w:rPr>
-        <w:t xml:space="preserve">project-convention-profile</w:t>
-      </w:r>
-      <w:r>
-        <w:t xml:space="preserve"> </w:t>
-      </w:r>
-      <w:r>
-        <w:t xml:space="preserve">(</w:t>
-      </w:r>
-      <w:r>
-        <w:rPr>
-          <w:rStyle w:val="VerbatimChar"/>
-        </w:rPr>
-        <w:t xml:space="preserve">buildReuseCatalogue</w:t>
-      </w:r>
-      <w:r>
-        <w:t xml:space="preserve">,</w:t>
-      </w:r>
-      <w:r>
-        <w:t xml:space="preserve"> </w:t>
-      </w:r>
-      <w:r>
-        <w:rPr>
-          <w:rStyle w:val="VerbatimChar"/>
-        </w:rPr>
-        <w:t xml:space="preserve">findReusablePageObject</w:t>
-      </w:r>
-      <w:r>
-        <w:t xml:space="preserve">) and repo pattern</w:t>
-      </w:r>
-      <w:r>
-        <w:t xml:space="preserve"> </w:t>
-      </w:r>
-      <w:r>
-        <w:t xml:space="preserve">analysis.</w:t>
-      </w:r>
-    </w:p>
-    <w:p>
-      <w:pPr>
-        <w:pStyle w:val="SourceCode"/>
-      </w:pPr>
-      <w:r>
-        <w:rPr>
-          <w:rStyle w:val="VerbatimChar"/>
-        </w:rPr>
-        <w:t xml:space="preserve">login() ; login() ; login()     →     authenticatedFixture()</w:t>
-      </w:r>
-    </w:p>
-    <w:p>
-      <w:pPr>
-        <w:pStyle w:val="FirstParagraph"/>
-      </w:pPr>
-      <w:r>
-        <w:t xml:space="preserve">If</w:t>
-      </w:r>
-      <w:r>
-        <w:t xml:space="preserve"> </w:t>
-      </w:r>
-      <w:r>
-        <w:rPr>
-          <w:rStyle w:val="VerbatimChar"/>
-        </w:rPr>
-        <w:t xml:space="preserve">login()</w:t>
-      </w:r>
-      <w:r>
-        <w:t xml:space="preserve"> </w:t>
-      </w:r>
-      <w:r>
-        <w:t xml:space="preserve">(or any page-object method / fixture / helper) already exists,</w:t>
-      </w:r>
-      <w:r>
-        <w:t xml:space="preserve"> </w:t>
-      </w:r>
-      <w:r>
-        <w:rPr>
-          <w:bCs/>
-          <w:b/>
-        </w:rPr>
-        <w:t xml:space="preserve">reuse it — never</w:t>
-      </w:r>
-      <w:r>
-        <w:rPr>
-          <w:bCs/>
-          <w:b/>
-        </w:rPr>
-        <w:t xml:space="preserve"> </w:t>
-      </w:r>
-      <w:r>
-        <w:rPr>
-          <w:bCs/>
-          <w:b/>
-        </w:rPr>
-        <w:t xml:space="preserve">regenerate.</w:t>
-      </w:r>
-      <w:r>
-        <w:t xml:space="preserve"> </w:t>
-      </w:r>
-      <w:r>
-        <w:t xml:space="preserve">The less code we generate, the more senior it looks.</w:t>
-      </w:r>
-    </w:p>
-    <w:p>
-      <w:r>
-        <w:pict>
-          <v:rect style="width:0;height:1.5pt" o:hralign="center" o:hrstd="t" o:hr="t"/>
-        </w:pict>
-      </w:r>
-    </w:p>
-    <w:bookmarkEnd w:id="41"/>
-    <w:bookmarkStart w:id="42" w:name="sprint-6-humanization"/>
-    <w:p>
-      <w:pPr>
-        <w:pStyle w:val="Heading3"/>
-      </w:pPr>
-      <w:r>
-        <w:t xml:space="preserve">Sprint 6 — Humanization ⭐⭐⭐⭐⭐</w:t>
-      </w:r>
-    </w:p>
-    <w:p>
-      <w:pPr>
-        <w:pStyle w:val="FirstParagraph"/>
-      </w:pPr>
-      <w:r>
-        <w:t xml:space="preserve">The framework must not</w:t>
-      </w:r>
-      <w:r>
-        <w:t xml:space="preserve"> </w:t>
-      </w:r>
-      <w:r>
-        <w:rPr>
-          <w:iCs/>
-          <w:i/>
-        </w:rPr>
-        <w:t xml:space="preserve">feel</w:t>
-      </w:r>
-      <w:r>
-        <w:t xml:space="preserve"> </w:t>
-      </w:r>
-      <w:r>
-        <w:t xml:space="preserve">generated. The problem is rarely correctness — it is that the output</w:t>
-      </w:r>
-      <w:r>
-        <w:t xml:space="preserve"> </w:t>
-      </w:r>
-      <w:r>
-        <w:t xml:space="preserve">is</w:t>
-      </w:r>
-      <w:r>
-        <w:t xml:space="preserve"> </w:t>
-      </w:r>
-      <w:r>
-        <w:rPr>
-          <w:bCs/>
-          <w:b/>
-        </w:rPr>
-        <w:t xml:space="preserve">too symmetrical.</w:t>
-      </w:r>
-      <w:r>
-        <w:t xml:space="preserve"> </w:t>
-      </w:r>
-      <w:r>
-        <w:t xml:space="preserve">Senior engineers extract methods, simplify, and drop noise.</w:t>
-      </w:r>
-    </w:p>
-    <w:p>
-      <w:pPr>
-        <w:pStyle w:val="BodyText"/>
-      </w:pPr>
-      <w:r>
-        <w:t xml:space="preserve">Reduce, inside</w:t>
-      </w:r>
-      <w:r>
-        <w:t xml:space="preserve"> </w:t>
-      </w:r>
-      <w:r>
-        <w:rPr>
-          <w:rStyle w:val="VerbatimChar"/>
-        </w:rPr>
-        <w:t xml:space="preserve">ai-review-engine</w:t>
-      </w:r>
-      <w:r>
-        <w:t xml:space="preserve"> </w:t>
-      </w:r>
-      <w:r>
-        <w:t xml:space="preserve">/</w:t>
-      </w:r>
-      <w:r>
-        <w:t xml:space="preserve"> </w:t>
-      </w:r>
-      <w:r>
-        <w:rPr>
-          <w:rStyle w:val="VerbatimChar"/>
-        </w:rPr>
-        <w:t xml:space="preserve">framework-auditor</w:t>
-      </w:r>
-      <w:r>
-        <w:t xml:space="preserve">:</w:t>
       </w:r>
     </w:p>
     <w:p>
@@ -4817,7 +5399,7 @@
         <w:pStyle w:val="Compact"/>
       </w:pPr>
       <w:r>
-        <w:t xml:space="preserve">repetition</w:t>
+        <w:t xml:space="preserve">cart badge updated</w:t>
       </w:r>
     </w:p>
     <w:p>
@@ -4829,7 +5411,7 @@
         <w:pStyle w:val="Compact"/>
       </w:pPr>
       <w:r>
-        <w:t xml:space="preserve">unnecessary comments</w:t>
+        <w:t xml:space="preserve">item count</w:t>
       </w:r>
     </w:p>
     <w:p>
@@ -4841,7 +5423,7 @@
         <w:pStyle w:val="Compact"/>
       </w:pPr>
       <w:r>
-        <w:t xml:space="preserve">unnecessary variables</w:t>
+        <w:t xml:space="preserve">total price</w:t>
       </w:r>
     </w:p>
     <w:p>
@@ -4853,7 +5435,7 @@
         <w:pStyle w:val="Compact"/>
       </w:pPr>
       <w:r>
-        <w:t xml:space="preserve">over-defensive code</w:t>
+        <w:t xml:space="preserve">persistence (survives reload / navigation)</w:t>
       </w:r>
     </w:p>
     <w:p>
@@ -4865,7 +5447,7 @@
         <w:pStyle w:val="Compact"/>
       </w:pPr>
       <w:r>
-        <w:t xml:space="preserve">identical naming everywhere</w:t>
+        <w:t xml:space="preserve">navigation correctness</w:t>
       </w:r>
     </w:p>
     <w:p>
@@ -4873,7 +5455,23 @@
         <w:pStyle w:val="FirstParagraph"/>
       </w:pPr>
       <w:r>
-        <w:t xml:space="preserve">Make it feel like a teammate wrote it — following project conventions.</w:t>
+        <w:t xml:space="preserve">Meaningful, business-relevant checks only — never random assertions. Automation coverage should</w:t>
+      </w:r>
+      <w:r>
+        <w:t xml:space="preserve"> </w:t>
+      </w:r>
+      <w:r>
+        <w:rPr>
+          <w:bCs/>
+          <w:b/>
+        </w:rPr>
+        <w:t xml:space="preserve">always exceed</w:t>
+      </w:r>
+      <w:r>
+        <w:t xml:space="preserve"> </w:t>
+      </w:r>
+      <w:r>
+        <w:t xml:space="preserve">the manual test case.</w:t>
       </w:r>
     </w:p>
     <w:p>
@@ -4883,14 +5481,14 @@
         </w:pict>
       </w:r>
     </w:p>
-    <w:bookmarkEnd w:id="42"/>
-    <w:bookmarkStart w:id="44" w:name="sprint-7-confidence-engine"/>
+    <w:bookmarkEnd w:id="43"/>
+    <w:bookmarkStart w:id="44" w:name="sprint-5-framework-reuse"/>
     <w:p>
       <w:pPr>
         <w:pStyle w:val="Heading3"/>
       </w:pPr>
       <w:r>
-        <w:t xml:space="preserve">Sprint 7 — Confidence Engine ⭐⭐⭐⭐⭐</w:t>
+        <w:t xml:space="preserve">Sprint 5 — Framework Reuse ⭐⭐⭐⭐⭐</w:t>
       </w:r>
     </w:p>
     <w:p>
@@ -4898,104 +5496,73 @@
         <w:pStyle w:val="FirstParagraph"/>
       </w:pPr>
       <w:r>
-        <w:rPr>
-          <w:bCs/>
-          <w:b/>
-        </w:rPr>
-        <w:t xml:space="preserve">Last. Do not rewrite. Do not regenerate.</w:t>
-      </w:r>
-      <w:r>
-        <w:t xml:space="preserve"> </w:t>
-      </w:r>
-      <w:r>
-        <w:t xml:space="preserve">Simply identify uncertainty and be honest about it,</w:t>
-      </w:r>
-      <w:r>
-        <w:t xml:space="preserve"> </w:t>
-      </w:r>
-      <w:r>
-        <w:t xml:space="preserve">building on</w:t>
-      </w:r>
-      <w:r>
-        <w:t xml:space="preserve"> </w:t>
-      </w:r>
-      <w:r>
-        <w:rPr>
-          <w:rStyle w:val="VerbatimChar"/>
-        </w:rPr>
-        <w:t xml:space="preserve">engines/confidence-engine.ts</w:t>
-      </w:r>
-      <w:r>
-        <w:t xml:space="preserve"> </w:t>
-      </w:r>
-      <w:r>
-        <w:t xml:space="preserve">and the Sprint 2 bands.</w:t>
-      </w:r>
-    </w:p>
-    <w:p>
-      <w:pPr>
-        <w:pStyle w:val="BodyText"/>
-      </w:pPr>
-      <w:r>
-        <w:t xml:space="preserve">Before returning, the composer asks:</w:t>
-      </w:r>
-      <w:r>
-        <w:t xml:space="preserve"> </w:t>
-      </w:r>
-      <w:r>
-        <w:rPr>
-          <w:bCs/>
-          <w:b/>
-        </w:rPr>
-        <w:t xml:space="preserve">“</w:t>
-      </w:r>
-      <w:r>
-        <w:rPr>
-          <w:bCs/>
-          <w:b/>
-        </w:rPr>
-        <w:t xml:space="preserve">Would I merge this PR?</w:t>
-      </w:r>
-      <w:r>
-        <w:rPr>
-          <w:bCs/>
-          <w:b/>
-        </w:rPr>
-        <w:t xml:space="preserve">”</w:t>
-      </w:r>
-      <w:r>
-        <w:t xml:space="preserve"> </w:t>
-      </w:r>
-      <w:r>
-        <w:t xml:space="preserve">— checking locator, assertion,</w:t>
-      </w:r>
-      <w:r>
-        <w:t xml:space="preserve"> </w:t>
-      </w:r>
-      <w:r>
-        <w:t xml:space="preserve">reuse, compile, and framework confidence. When confidence is low,</w:t>
-      </w:r>
-      <w:r>
-        <w:t xml:space="preserve"> </w:t>
-      </w:r>
-      <w:r>
-        <w:rPr>
-          <w:bCs/>
-          <w:b/>
-        </w:rPr>
-        <w:t xml:space="preserve">flag</w:t>
-      </w:r>
-      <w:r>
-        <w:t xml:space="preserve">, don’t guess.</w:t>
-      </w:r>
-    </w:p>
-    <w:bookmarkStart w:id="43" w:name="smart-todos-not-ai-noise"/>
-    <w:p>
-      <w:pPr>
-        <w:pStyle w:val="Heading4"/>
-      </w:pPr>
-      <w:r>
-        <w:t xml:space="preserve">Smart TODOs (not AI noise)</w:t>
+        <w:t xml:space="preserve">Improve</w:t>
+      </w:r>
+      <w:r>
+        <w:t xml:space="preserve"> </w:t>
+      </w:r>
+      <w:r>
+        <w:rPr>
+          <w:bCs/>
+          <w:b/>
+        </w:rPr>
+        <w:t xml:space="preserve">reuse</w:t>
+      </w:r>
+      <w:r>
+        <w:t xml:space="preserve">, not generation. Aggressively consult</w:t>
+      </w:r>
+      <w:r>
+        <w:t xml:space="preserve"> </w:t>
+      </w:r>
+      <w:r>
+        <w:rPr>
+          <w:rStyle w:val="VerbatimChar"/>
+        </w:rPr>
+        <w:t xml:space="preserve">project-convention-profile</w:t>
+      </w:r>
+      <w:r>
+        <w:t xml:space="preserve"> </w:t>
+      </w:r>
+      <w:r>
+        <w:t xml:space="preserve">(</w:t>
+      </w:r>
+      <w:r>
+        <w:rPr>
+          <w:rStyle w:val="VerbatimChar"/>
+        </w:rPr>
+        <w:t xml:space="preserve">buildReuseCatalogue</w:t>
+      </w:r>
+      <w:r>
+        <w:t xml:space="preserve">,</w:t>
+      </w:r>
+      <w:r>
+        <w:t xml:space="preserve"> </w:t>
+      </w:r>
+      <w:r>
+        <w:rPr>
+          <w:rStyle w:val="VerbatimChar"/>
+        </w:rPr>
+        <w:t xml:space="preserve">findReusablePageObject</w:t>
+      </w:r>
+      <w:r>
+        <w:t xml:space="preserve">) and repo pattern</w:t>
+      </w:r>
+      <w:r>
+        <w:t xml:space="preserve"> </w:t>
+      </w:r>
+      <w:r>
+        <w:t xml:space="preserve">analysis.</w:t>
+      </w:r>
+    </w:p>
+    <w:p>
+      <w:pPr>
+        <w:pStyle w:val="SourceCode"/>
+      </w:pPr>
+      <w:r>
+        <w:rPr>
+          <w:rStyle w:val="VerbatimChar"/>
+        </w:rPr>
+        <w:t xml:space="preserve">login() ; login() ; login()     →     authenticatedFixture()</w:t>
       </w:r>
     </w:p>
     <w:p>
@@ -5003,73 +5570,52 @@
         <w:pStyle w:val="FirstParagraph"/>
       </w:pPr>
       <w:r>
-        <w:t xml:space="preserve">Emit TODOs</w:t>
-      </w:r>
-      <w:r>
-        <w:t xml:space="preserve"> </w:t>
-      </w:r>
-      <w:r>
-        <w:rPr>
-          <w:bCs/>
-          <w:b/>
-        </w:rPr>
-        <w:t xml:space="preserve">only</w:t>
-      </w:r>
-      <w:r>
-        <w:t xml:space="preserve"> </w:t>
-      </w:r>
-      <w:r>
-        <w:t xml:space="preserve">when confidence is genuinely low — never a wall of</w:t>
-      </w:r>
-      <w:r>
-        <w:t xml:space="preserve"> </w:t>
-      </w:r>
-      <w:r>
-        <w:rPr>
-          <w:rStyle w:val="VerbatimChar"/>
-        </w:rPr>
-        <w:t xml:space="preserve">TODO TODO TODO</w:t>
-      </w:r>
-      <w:r>
-        <w:t xml:space="preserve">.</w:t>
-      </w:r>
-    </w:p>
-    <w:p>
-      <w:pPr>
-        <w:pStyle w:val="SourceCode"/>
-      </w:pPr>
-      <w:r>
-        <w:rPr>
-          <w:rStyle w:val="CommentTok"/>
-        </w:rPr>
-        <w:t xml:space="preserve">// Review locator:</w:t>
-      </w:r>
-      <w:r>
-        <w:br/>
-      </w:r>
-      <w:r>
-        <w:rPr>
-          <w:rStyle w:val="CommentTok"/>
-        </w:rPr>
-        <w:t xml:space="preserve">// Dynamic element detected after login.</w:t>
-      </w:r>
-      <w:r>
-        <w:br/>
-      </w:r>
-      <w:r>
-        <w:rPr>
-          <w:rStyle w:val="CommentTok"/>
-        </w:rPr>
-        <w:t xml:space="preserve">// Suggested locator:</w:t>
-      </w:r>
-      <w:r>
-        <w:br/>
-      </w:r>
-      <w:r>
-        <w:rPr>
-          <w:rStyle w:val="CommentTok"/>
-        </w:rPr>
-        <w:t xml:space="preserve">// page.getByRole('button', { name: /checkout/i })</w:t>
+        <w:t xml:space="preserve">If</w:t>
+      </w:r>
+      <w:r>
+        <w:t xml:space="preserve"> </w:t>
+      </w:r>
+      <w:r>
+        <w:rPr>
+          <w:rStyle w:val="VerbatimChar"/>
+        </w:rPr>
+        <w:t xml:space="preserve">login()</w:t>
+      </w:r>
+      <w:r>
+        <w:t xml:space="preserve"> </w:t>
+      </w:r>
+      <w:r>
+        <w:t xml:space="preserve">(or any page-object method / fixture / helper) already exists,</w:t>
+      </w:r>
+      <w:r>
+        <w:t xml:space="preserve"> </w:t>
+      </w:r>
+      <w:r>
+        <w:rPr>
+          <w:bCs/>
+          <w:b/>
+        </w:rPr>
+        <w:t xml:space="preserve">reuse it — never</w:t>
+      </w:r>
+      <w:r>
+        <w:rPr>
+          <w:bCs/>
+          <w:b/>
+        </w:rPr>
+        <w:t xml:space="preserve"> </w:t>
+      </w:r>
+      <w:r>
+        <w:rPr>
+          <w:bCs/>
+          <w:b/>
+        </w:rPr>
+        <w:t xml:space="preserve">regenerate.</w:t>
+      </w:r>
+      <w:r>
+        <w:t xml:space="preserve"> </w:t>
+      </w:r>
+      <w:r>
+        <w:t xml:space="preserve">The less code we generate, the more senior it looks.</w:t>
       </w:r>
     </w:p>
     <w:p>
@@ -5079,10 +5625,372 @@
         </w:pict>
       </w:r>
     </w:p>
-    <w:bookmarkEnd w:id="43"/>
     <w:bookmarkEnd w:id="44"/>
+    <w:bookmarkStart w:id="45" w:name="sprint-6-humanization"/>
+    <w:p>
+      <w:pPr>
+        <w:pStyle w:val="Heading3"/>
+      </w:pPr>
+      <w:r>
+        <w:t xml:space="preserve">Sprint 6 — Humanization ⭐⭐⭐⭐⭐</w:t>
+      </w:r>
+    </w:p>
+    <w:p>
+      <w:pPr>
+        <w:pStyle w:val="FirstParagraph"/>
+      </w:pPr>
+      <w:r>
+        <w:t xml:space="preserve">The framework must not</w:t>
+      </w:r>
+      <w:r>
+        <w:t xml:space="preserve"> </w:t>
+      </w:r>
+      <w:r>
+        <w:rPr>
+          <w:iCs/>
+          <w:i/>
+        </w:rPr>
+        <w:t xml:space="preserve">feel</w:t>
+      </w:r>
+      <w:r>
+        <w:t xml:space="preserve"> </w:t>
+      </w:r>
+      <w:r>
+        <w:t xml:space="preserve">generated. The problem is rarely correctness — it is that the output</w:t>
+      </w:r>
+      <w:r>
+        <w:t xml:space="preserve"> </w:t>
+      </w:r>
+      <w:r>
+        <w:t xml:space="preserve">is</w:t>
+      </w:r>
+      <w:r>
+        <w:t xml:space="preserve"> </w:t>
+      </w:r>
+      <w:r>
+        <w:rPr>
+          <w:bCs/>
+          <w:b/>
+        </w:rPr>
+        <w:t xml:space="preserve">too symmetrical.</w:t>
+      </w:r>
+      <w:r>
+        <w:t xml:space="preserve"> </w:t>
+      </w:r>
+      <w:r>
+        <w:t xml:space="preserve">Senior engineers extract methods, simplify, and drop noise.</w:t>
+      </w:r>
+    </w:p>
+    <w:p>
+      <w:pPr>
+        <w:pStyle w:val="BodyText"/>
+      </w:pPr>
+      <w:r>
+        <w:t xml:space="preserve">Reduce, inside</w:t>
+      </w:r>
+      <w:r>
+        <w:t xml:space="preserve"> </w:t>
+      </w:r>
+      <w:r>
+        <w:rPr>
+          <w:rStyle w:val="VerbatimChar"/>
+        </w:rPr>
+        <w:t xml:space="preserve">ai-review-engine</w:t>
+      </w:r>
+      <w:r>
+        <w:t xml:space="preserve"> </w:t>
+      </w:r>
+      <w:r>
+        <w:t xml:space="preserve">/</w:t>
+      </w:r>
+      <w:r>
+        <w:t xml:space="preserve"> </w:t>
+      </w:r>
+      <w:r>
+        <w:rPr>
+          <w:rStyle w:val="VerbatimChar"/>
+        </w:rPr>
+        <w:t xml:space="preserve">framework-auditor</w:t>
+      </w:r>
+      <w:r>
+        <w:t xml:space="preserve">:</w:t>
+      </w:r>
+    </w:p>
+    <w:p>
+      <w:pPr>
+        <w:numPr>
+          <w:ilvl w:val="0"/>
+          <w:numId w:val="1016"/>
+        </w:numPr>
+        <w:pStyle w:val="Compact"/>
+      </w:pPr>
+      <w:r>
+        <w:t xml:space="preserve">repetition</w:t>
+      </w:r>
+    </w:p>
+    <w:p>
+      <w:pPr>
+        <w:numPr>
+          <w:ilvl w:val="0"/>
+          <w:numId w:val="1016"/>
+        </w:numPr>
+        <w:pStyle w:val="Compact"/>
+      </w:pPr>
+      <w:r>
+        <w:t xml:space="preserve">unnecessary comments</w:t>
+      </w:r>
+    </w:p>
+    <w:p>
+      <w:pPr>
+        <w:numPr>
+          <w:ilvl w:val="0"/>
+          <w:numId w:val="1016"/>
+        </w:numPr>
+        <w:pStyle w:val="Compact"/>
+      </w:pPr>
+      <w:r>
+        <w:t xml:space="preserve">unnecessary variables</w:t>
+      </w:r>
+    </w:p>
+    <w:p>
+      <w:pPr>
+        <w:numPr>
+          <w:ilvl w:val="0"/>
+          <w:numId w:val="1016"/>
+        </w:numPr>
+        <w:pStyle w:val="Compact"/>
+      </w:pPr>
+      <w:r>
+        <w:t xml:space="preserve">over-defensive code</w:t>
+      </w:r>
+    </w:p>
+    <w:p>
+      <w:pPr>
+        <w:numPr>
+          <w:ilvl w:val="0"/>
+          <w:numId w:val="1016"/>
+        </w:numPr>
+        <w:pStyle w:val="Compact"/>
+      </w:pPr>
+      <w:r>
+        <w:t xml:space="preserve">identical naming everywhere</w:t>
+      </w:r>
+    </w:p>
+    <w:p>
+      <w:pPr>
+        <w:pStyle w:val="FirstParagraph"/>
+      </w:pPr>
+      <w:r>
+        <w:t xml:space="preserve">Make it feel like a teammate wrote it — following project conventions.</w:t>
+      </w:r>
+    </w:p>
+    <w:p>
+      <w:r>
+        <w:pict>
+          <v:rect style="width:0;height:1.5pt" o:hralign="center" o:hrstd="t" o:hr="t"/>
+        </w:pict>
+      </w:r>
+    </w:p>
     <w:bookmarkEnd w:id="45"/>
-    <w:bookmarkStart w:id="48" w:name="Xd6ef9168f7d25886bb72671593bdfc53ba2d290"/>
+    <w:bookmarkStart w:id="47" w:name="sprint-7-confidence-engine"/>
+    <w:p>
+      <w:pPr>
+        <w:pStyle w:val="Heading3"/>
+      </w:pPr>
+      <w:r>
+        <w:t xml:space="preserve">Sprint 7 — Confidence Engine ⭐⭐⭐⭐⭐</w:t>
+      </w:r>
+    </w:p>
+    <w:p>
+      <w:pPr>
+        <w:pStyle w:val="FirstParagraph"/>
+      </w:pPr>
+      <w:r>
+        <w:rPr>
+          <w:bCs/>
+          <w:b/>
+        </w:rPr>
+        <w:t xml:space="preserve">Last. Do not rewrite. Do not regenerate.</w:t>
+      </w:r>
+      <w:r>
+        <w:t xml:space="preserve"> </w:t>
+      </w:r>
+      <w:r>
+        <w:t xml:space="preserve">Simply identify uncertainty and be honest about it,</w:t>
+      </w:r>
+      <w:r>
+        <w:t xml:space="preserve"> </w:t>
+      </w:r>
+      <w:r>
+        <w:t xml:space="preserve">building on</w:t>
+      </w:r>
+      <w:r>
+        <w:t xml:space="preserve"> </w:t>
+      </w:r>
+      <w:r>
+        <w:rPr>
+          <w:rStyle w:val="VerbatimChar"/>
+        </w:rPr>
+        <w:t xml:space="preserve">engines/confidence-engine.ts</w:t>
+      </w:r>
+      <w:r>
+        <w:t xml:space="preserve"> </w:t>
+      </w:r>
+      <w:r>
+        <w:t xml:space="preserve">and the Sprint 2 bands.</w:t>
+      </w:r>
+    </w:p>
+    <w:p>
+      <w:pPr>
+        <w:pStyle w:val="BodyText"/>
+      </w:pPr>
+      <w:r>
+        <w:t xml:space="preserve">Before returning, the composer asks:</w:t>
+      </w:r>
+      <w:r>
+        <w:t xml:space="preserve"> </w:t>
+      </w:r>
+      <w:r>
+        <w:rPr>
+          <w:bCs/>
+          <w:b/>
+        </w:rPr>
+        <w:t xml:space="preserve">“</w:t>
+      </w:r>
+      <w:r>
+        <w:rPr>
+          <w:bCs/>
+          <w:b/>
+        </w:rPr>
+        <w:t xml:space="preserve">Would I merge this PR?</w:t>
+      </w:r>
+      <w:r>
+        <w:rPr>
+          <w:bCs/>
+          <w:b/>
+        </w:rPr>
+        <w:t xml:space="preserve">”</w:t>
+      </w:r>
+      <w:r>
+        <w:t xml:space="preserve"> </w:t>
+      </w:r>
+      <w:r>
+        <w:t xml:space="preserve">— checking locator, assertion,</w:t>
+      </w:r>
+      <w:r>
+        <w:t xml:space="preserve"> </w:t>
+      </w:r>
+      <w:r>
+        <w:t xml:space="preserve">reuse, compile, and framework confidence. When confidence is low,</w:t>
+      </w:r>
+      <w:r>
+        <w:t xml:space="preserve"> </w:t>
+      </w:r>
+      <w:r>
+        <w:rPr>
+          <w:bCs/>
+          <w:b/>
+        </w:rPr>
+        <w:t xml:space="preserve">flag</w:t>
+      </w:r>
+      <w:r>
+        <w:t xml:space="preserve">, don’t guess.</w:t>
+      </w:r>
+    </w:p>
+    <w:bookmarkStart w:id="46" w:name="smart-todos-not-ai-noise"/>
+    <w:p>
+      <w:pPr>
+        <w:pStyle w:val="Heading4"/>
+      </w:pPr>
+      <w:r>
+        <w:t xml:space="preserve">Smart TODOs (not AI noise)</w:t>
+      </w:r>
+    </w:p>
+    <w:p>
+      <w:pPr>
+        <w:pStyle w:val="FirstParagraph"/>
+      </w:pPr>
+      <w:r>
+        <w:t xml:space="preserve">Emit TODOs</w:t>
+      </w:r>
+      <w:r>
+        <w:t xml:space="preserve"> </w:t>
+      </w:r>
+      <w:r>
+        <w:rPr>
+          <w:bCs/>
+          <w:b/>
+        </w:rPr>
+        <w:t xml:space="preserve">only</w:t>
+      </w:r>
+      <w:r>
+        <w:t xml:space="preserve"> </w:t>
+      </w:r>
+      <w:r>
+        <w:t xml:space="preserve">when confidence is genuinely low — never a wall of</w:t>
+      </w:r>
+      <w:r>
+        <w:t xml:space="preserve"> </w:t>
+      </w:r>
+      <w:r>
+        <w:rPr>
+          <w:rStyle w:val="VerbatimChar"/>
+        </w:rPr>
+        <w:t xml:space="preserve">TODO TODO TODO</w:t>
+      </w:r>
+      <w:r>
+        <w:t xml:space="preserve">.</w:t>
+      </w:r>
+    </w:p>
+    <w:p>
+      <w:pPr>
+        <w:pStyle w:val="SourceCode"/>
+      </w:pPr>
+      <w:r>
+        <w:rPr>
+          <w:rStyle w:val="CommentTok"/>
+        </w:rPr>
+        <w:t xml:space="preserve">// Review locator:</w:t>
+      </w:r>
+      <w:r>
+        <w:br/>
+      </w:r>
+      <w:r>
+        <w:rPr>
+          <w:rStyle w:val="CommentTok"/>
+        </w:rPr>
+        <w:t xml:space="preserve">// Dynamic element detected after login.</w:t>
+      </w:r>
+      <w:r>
+        <w:br/>
+      </w:r>
+      <w:r>
+        <w:rPr>
+          <w:rStyle w:val="CommentTok"/>
+        </w:rPr>
+        <w:t xml:space="preserve">// Suggested locator:</w:t>
+      </w:r>
+      <w:r>
+        <w:br/>
+      </w:r>
+      <w:r>
+        <w:rPr>
+          <w:rStyle w:val="CommentTok"/>
+        </w:rPr>
+        <w:t xml:space="preserve">// page.getByRole('button', { name: /checkout/i })</w:t>
+      </w:r>
+    </w:p>
+    <w:p>
+      <w:r>
+        <w:pict>
+          <v:rect style="width:0;height:1.5pt" o:hralign="center" o:hrstd="t" o:hr="t"/>
+        </w:pict>
+      </w:r>
+    </w:p>
+    <w:bookmarkEnd w:id="46"/>
+    <w:bookmarkEnd w:id="47"/>
+    <w:bookmarkEnd w:id="48"/>
+    <w:bookmarkStart w:id="51" w:name="Xd6ef9168f7d25886bb72671593bdfc53ba2d290"/>
     <w:p>
       <w:pPr>
         <w:pStyle w:val="Heading2"/>
@@ -5186,7 +6094,7 @@
                 <w:bCs/>
                 <w:b/>
               </w:rPr>
-              <w:t xml:space="preserve">Scenario Integrity Engine</w:t>
+              <w:t xml:space="preserve">Scenario Integrity Validator</w:t>
             </w:r>
             <w:r>
               <w:t xml:space="preserve"> </w:t>
@@ -5355,7 +6263,7 @@
         <w:t xml:space="preserve">deterministic, both token-free, both versioned and unit-tested.</w:t>
       </w:r>
     </w:p>
-    <w:bookmarkStart w:id="46" w:name="engineering-heuristics-library"/>
+    <w:bookmarkStart w:id="49" w:name="engineering-heuristics-library"/>
     <w:p>
       <w:pPr>
         <w:pStyle w:val="Heading3"/>
@@ -5455,8 +6363,8 @@
         <w:t xml:space="preserve">). Rules are data + pure functions — unit-tested and versioned.</w:t>
       </w:r>
     </w:p>
-    <w:bookmarkEnd w:id="46"/>
-    <w:bookmarkStart w:id="47" w:name="rule-families"/>
+    <w:bookmarkEnd w:id="49"/>
+    <w:bookmarkStart w:id="50" w:name="rule-families"/>
     <w:p>
       <w:pPr>
         <w:pStyle w:val="Heading3"/>
@@ -5712,9 +6620,9 @@
         </w:pict>
       </w:r>
     </w:p>
-    <w:bookmarkEnd w:id="47"/>
-    <w:bookmarkEnd w:id="48"/>
-    <w:bookmarkStart w:id="49" w:name="long-term-stable-roadmap"/>
+    <w:bookmarkEnd w:id="50"/>
+    <w:bookmarkEnd w:id="51"/>
+    <w:bookmarkStart w:id="52" w:name="long-term-stable-roadmap"/>
     <w:p>
       <w:pPr>
         <w:pStyle w:val="Heading2"/>
@@ -5842,7 +6750,7 @@
                 <w:bCs/>
                 <w:b/>
               </w:rPr>
-              <w:t xml:space="preserve">Scenario Integrity Engine</w:t>
+              <w:t xml:space="preserve">Scenario Integrity Validator</w:t>
             </w:r>
           </w:p>
         </w:tc>
@@ -6174,8 +7082,8 @@
         </w:pict>
       </w:r>
     </w:p>
-    <w:bookmarkEnd w:id="49"/>
-    <w:bookmarkStart w:id="50" w:name="X719dfcafdc4a0823b504c2a6055373223c56631"/>
+    <w:bookmarkEnd w:id="52"/>
+    <w:bookmarkStart w:id="53" w:name="X719dfcafdc4a0823b504c2a6055373223c56631"/>
     <w:p>
       <w:pPr>
         <w:pStyle w:val="Heading2"/>
@@ -6188,7 +7096,7 @@
       <w:pPr>
         <w:numPr>
           <w:ilvl w:val="0"/>
-          <w:numId w:val="1016"/>
+          <w:numId w:val="1017"/>
         </w:numPr>
         <w:pStyle w:val="Compact"/>
       </w:pPr>
@@ -6222,7 +7130,7 @@
       <w:pPr>
         <w:numPr>
           <w:ilvl w:val="0"/>
-          <w:numId w:val="1016"/>
+          <w:numId w:val="1017"/>
         </w:numPr>
         <w:pStyle w:val="Compact"/>
       </w:pPr>
@@ -6250,7 +7158,7 @@
       <w:pPr>
         <w:numPr>
           <w:ilvl w:val="0"/>
-          <w:numId w:val="1016"/>
+          <w:numId w:val="1017"/>
         </w:numPr>
         <w:pStyle w:val="Compact"/>
       </w:pPr>
@@ -6262,7 +7170,7 @@
       <w:pPr>
         <w:numPr>
           <w:ilvl w:val="0"/>
-          <w:numId w:val="1016"/>
+          <w:numId w:val="1017"/>
         </w:numPr>
         <w:pStyle w:val="Compact"/>
       </w:pPr>
@@ -6290,7 +7198,7 @@
       <w:pPr>
         <w:numPr>
           <w:ilvl w:val="0"/>
-          <w:numId w:val="1016"/>
+          <w:numId w:val="1017"/>
         </w:numPr>
         <w:pStyle w:val="Compact"/>
       </w:pPr>
@@ -6302,7 +7210,7 @@
       <w:pPr>
         <w:numPr>
           <w:ilvl w:val="0"/>
-          <w:numId w:val="1016"/>
+          <w:numId w:val="1017"/>
         </w:numPr>
         <w:pStyle w:val="Compact"/>
       </w:pPr>
@@ -6314,7 +7222,7 @@
       <w:pPr>
         <w:numPr>
           <w:ilvl w:val="0"/>
-          <w:numId w:val="1016"/>
+          <w:numId w:val="1017"/>
         </w:numPr>
         <w:pStyle w:val="Compact"/>
       </w:pPr>
@@ -6380,7 +7288,7 @@
       <w:pPr>
         <w:numPr>
           <w:ilvl w:val="0"/>
-          <w:numId w:val="1016"/>
+          <w:numId w:val="1017"/>
         </w:numPr>
         <w:pStyle w:val="Compact"/>
       </w:pPr>
@@ -6404,8 +7312,8 @@
         </w:pict>
       </w:r>
     </w:p>
-    <w:bookmarkEnd w:id="50"/>
-    <w:bookmarkStart w:id="51" w:name="appendix-component-map-as-of-v1.0"/>
+    <w:bookmarkEnd w:id="53"/>
+    <w:bookmarkStart w:id="54" w:name="appendix-component-map-as-of-v1.0"/>
     <w:p>
       <w:pPr>
         <w:pStyle w:val="Heading2"/>
@@ -6431,7 +7339,7 @@
         <w:rPr>
           <w:rStyle w:val="VerbatimChar"/>
         </w:rPr>
-        <w:t xml:space="preserve">src/engines/scenario-integrity/ (proposed) Scenario Integrity Engine → Sprint 1.5 / §5</w:t>
+        <w:t xml:space="preserve">src/engines/scenario-integrity/ (proposed) Scenario Integrity Validator → Sprint 1.5 / §5</w:t>
       </w:r>
       <w:r>
         <w:br/>
@@ -6569,8 +7477,8 @@
         <w:t xml:space="preserve">src/script-gen/heuristics/  (proposed)     Engineering Heuristics Library → §5</w:t>
       </w:r>
     </w:p>
-    <w:bookmarkEnd w:id="51"/>
-    <w:bookmarkEnd w:id="52"/>
+    <w:bookmarkEnd w:id="54"/>
+    <w:bookmarkEnd w:id="55"/>
     <w:sectPr/>
   </w:body>
 </w:document>
@@ -6902,6 +7810,9 @@
     <w:abstractNumId w:val="991"/>
   </w:num>
   <w:num w:numId="1012">
+    <w:abstractNumId w:val="991"/>
+  </w:num>
+  <w:num w:numId="1013">
     <w:abstractNumId w:val="99411"/>
     <w:lvlOverride w:ilvl="0">
       <w:startOverride w:val="1"/>
@@ -6931,9 +7842,6 @@
       <w:startOverride w:val="1"/>
     </w:lvlOverride>
   </w:num>
-  <w:num w:numId="1013">
-    <w:abstractNumId w:val="991"/>
-  </w:num>
   <w:num w:numId="1014">
     <w:abstractNumId w:val="991"/>
   </w:num>
@@ -6941,6 +7849,9 @@
     <w:abstractNumId w:val="991"/>
   </w:num>
   <w:num w:numId="1016">
+    <w:abstractNumId w:val="991"/>
+  </w:num>
+  <w:num w:numId="1017">
     <w:abstractNumId w:val="991"/>
   </w:num>
 </w:numbering>

--- a/SCRIPT_COMPOSER_EVOLUTION.docx
+++ b/SCRIPT_COMPOSER_EVOLUTION.docx
@@ -2,7 +2,7 @@
 <file path=word/document.xml><?xml version="1.0" encoding="utf-8"?>
 <w:document xmlns:w="http://schemas.openxmlformats.org/wordprocessingml/2006/main" xmlns:m="http://schemas.openxmlformats.org/officeDocument/2006/math" xmlns:r="http://schemas.openxmlformats.org/officeDocument/2006/relationships" xmlns:o="urn:schemas-microsoft-com:office:office" xmlns:v="urn:schemas-microsoft-com:vml" xmlns:w10="urn:schemas-microsoft-com:office:word" xmlns:a="http://schemas.openxmlformats.org/drawingml/2006/main" xmlns:pic="http://schemas.openxmlformats.org/drawingml/2006/picture" xmlns:wp="http://schemas.openxmlformats.org/drawingml/2006/wordprocessingDrawing">
   <w:body>
-    <w:bookmarkStart w:id="55" w:name="Xa3ce195b62cb99a8b10351ab1cd937415b67cc6"/>
+    <w:bookmarkStart w:id="56" w:name="Xa3ce195b62cb99a8b10351ab1cd937415b67cc6"/>
     <w:p>
       <w:pPr>
         <w:pStyle w:val="Heading1"/>
@@ -670,6 +670,51 @@
         <w:rPr>
           <w:rStyle w:val="VerbatimChar"/>
         </w:rPr>
+        <w:t xml:space="preserve">    ├── Candidate Resolution   (reuse-first: fixture / page object / helper / component / locator — Sprint 2)</w:t>
+      </w:r>
+      <w:r>
+        <w:br/>
+      </w:r>
+      <w:r>
+        <w:rPr>
+          <w:rStyle w:val="VerbatimChar"/>
+        </w:rPr>
+        <w:t xml:space="preserve">    ├── Assertion Expansion    (Sprint 3)</w:t>
+      </w:r>
+      <w:r>
+        <w:br/>
+      </w:r>
+      <w:r>
+        <w:rPr>
+          <w:rStyle w:val="VerbatimChar"/>
+        </w:rPr>
+        <w:t xml:space="preserve">    ├── Coverage Expansion     (Sprint 4)</w:t>
+      </w:r>
+      <w:r>
+        <w:br/>
+      </w:r>
+      <w:r>
+        <w:rPr>
+          <w:rStyle w:val="VerbatimChar"/>
+        </w:rPr>
+        <w:t xml:space="preserve">    ├── Reuse Decisions        (Existing Code First heuristic — §5.1)</w:t>
+      </w:r>
+      <w:r>
+        <w:br/>
+      </w:r>
+      <w:r>
+        <w:rPr>
+          <w:rStyle w:val="VerbatimChar"/>
+        </w:rPr>
+        <w:t xml:space="preserve">    └── Engineering Heuristics (deterministic rule library — §5.1)</w:t>
+      </w:r>
+      <w:r>
+        <w:br/>
+      </w:r>
+      <w:r>
+        <w:rPr>
+          <w:rStyle w:val="VerbatimChar"/>
+        </w:rPr>
         <w:t xml:space="preserve">    ↓</w:t>
       </w:r>
       <w:r>
@@ -679,7 +724,7 @@
         <w:rPr>
           <w:rStyle w:val="VerbatimChar"/>
         </w:rPr>
-        <w:t xml:space="preserve">Quality Gate              (validation-runner + ai-review-engine + framework-auditor)</w:t>
+        <w:t xml:space="preserve">Quality Gate              (aggregates/presents quality dimensions — validation-runner + ai-review-engine + framework-auditor)</w:t>
       </w:r>
       <w:r>
         <w:br/>
@@ -698,6 +743,87 @@
           <w:rStyle w:val="VerbatimChar"/>
         </w:rPr>
         <w:t xml:space="preserve">Persist                   (generated_test_cases / scripts + ai_metadata)</w:t>
+      </w:r>
+    </w:p>
+    <w:p>
+      <w:pPr>
+        <w:pStyle w:val="BlockText"/>
+      </w:pPr>
+      <w:r>
+        <w:rPr>
+          <w:bCs/>
+          <w:b/>
+        </w:rPr>
+        <w:t xml:space="preserve">This is the final architecture — it is frozen here.</w:t>
+      </w:r>
+      <w:r>
+        <w:t xml:space="preserve"> </w:t>
+      </w:r>
+      <w:r>
+        <w:t xml:space="preserve">Notice there is</w:t>
+      </w:r>
+      <w:r>
+        <w:t xml:space="preserve"> </w:t>
+      </w:r>
+      <w:r>
+        <w:rPr>
+          <w:bCs/>
+          <w:b/>
+        </w:rPr>
+        <w:t xml:space="preserve">not a single new pipeline</w:t>
+      </w:r>
+      <w:r>
+        <w:rPr>
+          <w:bCs/>
+          <w:b/>
+        </w:rPr>
+        <w:t xml:space="preserve"> </w:t>
+      </w:r>
+      <w:r>
+        <w:rPr>
+          <w:bCs/>
+          <w:b/>
+        </w:rPr>
+        <w:t xml:space="preserve">stage</w:t>
+      </w:r>
+      <w:r>
+        <w:t xml:space="preserve"> </w:t>
+      </w:r>
+      <w:r>
+        <w:t xml:space="preserve">beyond the Validator. Everything the roadmap adds (Sprints 2–6) is</w:t>
+      </w:r>
+      <w:r>
+        <w:t xml:space="preserve"> </w:t>
+      </w:r>
+      <w:r>
+        <w:rPr>
+          <w:iCs/>
+          <w:i/>
+        </w:rPr>
+        <w:t xml:space="preserve">behavior inside the</w:t>
+      </w:r>
+      <w:r>
+        <w:rPr>
+          <w:iCs/>
+          <w:i/>
+        </w:rPr>
+        <w:t xml:space="preserve"> </w:t>
+      </w:r>
+      <w:r>
+        <w:rPr>
+          <w:iCs/>
+          <w:i/>
+        </w:rPr>
+        <w:t xml:space="preserve">existing Script Composer</w:t>
+      </w:r>
+      <w:r>
+        <w:t xml:space="preserve">, shown as the sub-bullets above. No new orchestrators, no new validators,</w:t>
+      </w:r>
+      <w:r>
+        <w:t xml:space="preserve"> </w:t>
+      </w:r>
+      <w:r>
+        <w:t xml:space="preserve">no moved stage boundaries.</w:t>
       </w:r>
     </w:p>
     <w:p>
@@ -1519,7 +1645,67 @@
               <w:jc w:val="left"/>
             </w:pPr>
             <w:r>
-              <w:t xml:space="preserve">Reuse</w:t>
+              <w:t xml:space="preserve">Reuse (candidate resolution)</w:t>
+            </w:r>
+          </w:p>
+        </w:tc>
+        <w:tc>
+          <w:tcPr/>
+          <w:p>
+            <w:pPr>
+              <w:pStyle w:val="Compact"/>
+              <w:jc w:val="left"/>
+            </w:pPr>
+            <w:r>
+              <w:rPr>
+                <w:bCs/>
+                <w:b/>
+              </w:rPr>
+              <w:t xml:space="preserve">Sprint 2</w:t>
+            </w:r>
+          </w:p>
+        </w:tc>
+      </w:tr>
+      <w:tr>
+        <w:tc>
+          <w:tcPr/>
+          <w:p>
+            <w:pPr>
+              <w:pStyle w:val="Compact"/>
+              <w:jc w:val="left"/>
+            </w:pPr>
+            <w:r>
+              <w:rPr>
+                <w:rStyle w:val="VerbatimChar"/>
+              </w:rPr>
+              <w:t xml:space="preserve">ai-review-engine</w:t>
+            </w:r>
+            <w:r>
+              <w:t xml:space="preserve"> </w:t>
+            </w:r>
+            <w:r>
+              <w:t xml:space="preserve">/</w:t>
+            </w:r>
+            <w:r>
+              <w:t xml:space="preserve"> </w:t>
+            </w:r>
+            <w:r>
+              <w:rPr>
+                <w:rStyle w:val="VerbatimChar"/>
+              </w:rPr>
+              <w:t xml:space="preserve">framework-auditor</w:t>
+            </w:r>
+          </w:p>
+        </w:tc>
+        <w:tc>
+          <w:tcPr/>
+          <w:p>
+            <w:pPr>
+              <w:pStyle w:val="Compact"/>
+              <w:jc w:val="left"/>
+            </w:pPr>
+            <w:r>
+              <w:t xml:space="preserve">Style / audit</w:t>
             </w:r>
           </w:p>
         </w:tc>
@@ -1552,34 +1738,19 @@
               <w:rPr>
                 <w:rStyle w:val="VerbatimChar"/>
               </w:rPr>
-              <w:t xml:space="preserve">ai-review-engine</w:t>
-            </w:r>
-            <w:r>
-              <w:t xml:space="preserve"> </w:t>
-            </w:r>
-            <w:r>
-              <w:t xml:space="preserve">/</w:t>
-            </w:r>
-            <w:r>
-              <w:t xml:space="preserve"> </w:t>
-            </w:r>
-            <w:r>
-              <w:rPr>
-                <w:rStyle w:val="VerbatimChar"/>
-              </w:rPr>
-              <w:t xml:space="preserve">framework-auditor</w:t>
-            </w:r>
-          </w:p>
-        </w:tc>
-        <w:tc>
-          <w:tcPr/>
-          <w:p>
-            <w:pPr>
-              <w:pStyle w:val="Compact"/>
-              <w:jc w:val="left"/>
-            </w:pPr>
-            <w:r>
-              <w:t xml:space="preserve">Style / audit</w:t>
+              <w:t xml:space="preserve">engines/confidence-engine.ts</w:t>
+            </w:r>
+          </w:p>
+        </w:tc>
+        <w:tc>
+          <w:tcPr/>
+          <w:p>
+            <w:pPr>
+              <w:pStyle w:val="Compact"/>
+              <w:jc w:val="left"/>
+            </w:pPr>
+            <w:r>
+              <w:t xml:space="preserve">Confidence</w:t>
             </w:r>
           </w:p>
         </w:tc>
@@ -1612,51 +1783,6 @@
               <w:rPr>
                 <w:rStyle w:val="VerbatimChar"/>
               </w:rPr>
-              <w:t xml:space="preserve">engines/confidence-engine.ts</w:t>
-            </w:r>
-          </w:p>
-        </w:tc>
-        <w:tc>
-          <w:tcPr/>
-          <w:p>
-            <w:pPr>
-              <w:pStyle w:val="Compact"/>
-              <w:jc w:val="left"/>
-            </w:pPr>
-            <w:r>
-              <w:t xml:space="preserve">Confidence</w:t>
-            </w:r>
-          </w:p>
-        </w:tc>
-        <w:tc>
-          <w:tcPr/>
-          <w:p>
-            <w:pPr>
-              <w:pStyle w:val="Compact"/>
-              <w:jc w:val="left"/>
-            </w:pPr>
-            <w:r>
-              <w:rPr>
-                <w:bCs/>
-                <w:b/>
-              </w:rPr>
-              <w:t xml:space="preserve">Sprint 7</w:t>
-            </w:r>
-          </w:p>
-        </w:tc>
-      </w:tr>
-      <w:tr>
-        <w:tc>
-          <w:tcPr/>
-          <w:p>
-            <w:pPr>
-              <w:pStyle w:val="Compact"/>
-              <w:jc w:val="left"/>
-            </w:pPr>
-            <w:r>
-              <w:rPr>
-                <w:rStyle w:val="VerbatimChar"/>
-              </w:rPr>
               <w:t xml:space="preserve">core/candidate-ranker.ts</w:t>
             </w:r>
             <w:r>
@@ -1929,7 +2055,7 @@
       </w:r>
     </w:p>
     <w:bookmarkEnd w:id="28"/>
-    <w:bookmarkStart w:id="36" w:name="X870aa4b73cff4340128216af9d85faf0af352f5"/>
+    <w:bookmarkStart w:id="37" w:name="X870aa4b73cff4340128216af9d85faf0af352f5"/>
     <w:p>
       <w:pPr>
         <w:pStyle w:val="Heading3"/>
@@ -2449,7 +2575,7 @@
         <w:t xml:space="preserve"> </w:t>
       </w:r>
       <w:r>
-        <w:t xml:space="preserve">Those belong to the Script Composer (Sprints 2–7). Keep the Validator brutally simple — its only job is</w:t>
+        <w:t xml:space="preserve">Those belong to the Script Composer (Sprints 2–6). Keep the Validator brutally simple — its only job is</w:t>
       </w:r>
       <w:r>
         <w:t xml:space="preserve"> </w:t>
@@ -2459,7 +2585,237 @@
       </w:r>
     </w:p>
     <w:bookmarkEnd w:id="31"/>
-    <w:bookmarkStart w:id="32" w:name="what-it-validates"/>
+    <w:bookmarkStart w:id="32" w:name="Xfc4c1436e1aede7c499e35e1a5516add126ca06"/>
+    <w:p>
+      <w:pPr>
+        <w:pStyle w:val="Heading4"/>
+      </w:pPr>
+      <w:r>
+        <w:t xml:space="preserve">Hard rule #4: the numeric score is INTERNAL — expose the band, not the number</w:t>
+      </w:r>
+    </w:p>
+    <w:p>
+      <w:pPr>
+        <w:pStyle w:val="FirstParagraph"/>
+      </w:pPr>
+      <w:r>
+        <w:t xml:space="preserve">The</w:t>
+      </w:r>
+      <w:r>
+        <w:t xml:space="preserve"> </w:t>
+      </w:r>
+      <w:r>
+        <w:rPr>
+          <w:rStyle w:val="VerbatimChar"/>
+        </w:rPr>
+        <w:t xml:space="preserve">0–100</w:t>
+      </w:r>
+      <w:r>
+        <w:t xml:space="preserve"> </w:t>
+      </w:r>
+      <w:r>
+        <w:t xml:space="preserve">readiness score is a useful</w:t>
+      </w:r>
+      <w:r>
+        <w:t xml:space="preserve"> </w:t>
+      </w:r>
+      <w:r>
+        <w:rPr>
+          <w:bCs/>
+          <w:b/>
+        </w:rPr>
+        <w:t xml:space="preserve">internal</w:t>
+      </w:r>
+      <w:r>
+        <w:t xml:space="preserve"> </w:t>
+      </w:r>
+      <w:r>
+        <w:t xml:space="preserve">signal (weighting, telemetry, trend analysis).</w:t>
+      </w:r>
+      <w:r>
+        <w:t xml:space="preserve"> </w:t>
+      </w:r>
+      <w:r>
+        <w:t xml:space="preserve">It must</w:t>
+      </w:r>
+      <w:r>
+        <w:t xml:space="preserve"> </w:t>
+      </w:r>
+      <w:r>
+        <w:rPr>
+          <w:bCs/>
+          <w:b/>
+        </w:rPr>
+        <w:t xml:space="preserve">never</w:t>
+      </w:r>
+      <w:r>
+        <w:t xml:space="preserve"> </w:t>
+      </w:r>
+      <w:r>
+        <w:t xml:space="preserve">reach a user-facing surface as a raw number. Externally — UI, API responses, PR</w:t>
+      </w:r>
+      <w:r>
+        <w:t xml:space="preserve"> </w:t>
+      </w:r>
+      <w:r>
+        <w:t xml:space="preserve">comments, Smart TODOs — expose only the confidence band:</w:t>
+      </w:r>
+      <w:r>
+        <w:t xml:space="preserve"> </w:t>
+      </w:r>
+      <w:r>
+        <w:rPr>
+          <w:bCs/>
+          <w:b/>
+        </w:rPr>
+        <w:t xml:space="preserve">High / Medium / Low</w:t>
+      </w:r>
+      <w:r>
+        <w:t xml:space="preserve">.</w:t>
+      </w:r>
+    </w:p>
+    <w:p>
+      <w:pPr>
+        <w:pStyle w:val="SourceCode"/>
+      </w:pPr>
+      <w:r>
+        <w:rPr>
+          <w:rStyle w:val="VerbatimChar"/>
+        </w:rPr>
+        <w:t xml:space="preserve">Internal (ai_metadata):   readinessScore: 91        ← kept, for tuning &amp; telemetry</w:t>
+      </w:r>
+      <w:r>
+        <w:br/>
+      </w:r>
+      <w:r>
+        <w:rPr>
+          <w:rStyle w:val="VerbatimChar"/>
+        </w:rPr>
+        <w:t xml:space="preserve">External (UI / API):      Confidence: High           ← the only thing users see</w:t>
+      </w:r>
+    </w:p>
+    <w:p>
+      <w:pPr>
+        <w:pStyle w:val="FirstParagraph"/>
+      </w:pPr>
+      <w:r>
+        <w:t xml:space="preserve">Reason: a raw number implies false precision. Users cannot tell whether</w:t>
+      </w:r>
+      <w:r>
+        <w:t xml:space="preserve"> </w:t>
+      </w:r>
+      <w:r>
+        <w:rPr>
+          <w:rStyle w:val="VerbatimChar"/>
+        </w:rPr>
+        <w:t xml:space="preserve">91</w:t>
+      </w:r>
+      <w:r>
+        <w:t xml:space="preserve"> </w:t>
+      </w:r>
+      <w:r>
+        <w:t xml:space="preserve">is meaningfully better</w:t>
+      </w:r>
+      <w:r>
+        <w:t xml:space="preserve"> </w:t>
+      </w:r>
+      <w:r>
+        <w:t xml:space="preserve">than</w:t>
+      </w:r>
+      <w:r>
+        <w:t xml:space="preserve"> </w:t>
+      </w:r>
+      <w:r>
+        <w:rPr>
+          <w:rStyle w:val="VerbatimChar"/>
+        </w:rPr>
+        <w:t xml:space="preserve">88</w:t>
+      </w:r>
+      <w:r>
+        <w:t xml:space="preserve"> </w:t>
+      </w:r>
+      <w:r>
+        <w:t xml:space="preserve">— but</w:t>
+      </w:r>
+      <w:r>
+        <w:t xml:space="preserve"> </w:t>
+      </w:r>
+      <w:r>
+        <w:rPr>
+          <w:iCs/>
+          <w:i/>
+        </w:rPr>
+        <w:t xml:space="preserve">High vs. Medium</w:t>
+      </w:r>
+      <w:r>
+        <w:t xml:space="preserve"> </w:t>
+      </w:r>
+      <w:r>
+        <w:t xml:space="preserve">is honest and actionable. The report keeps both fields</w:t>
+      </w:r>
+      <w:r>
+        <w:t xml:space="preserve"> </w:t>
+      </w:r>
+      <w:r>
+        <w:t xml:space="preserve">(</w:t>
+      </w:r>
+      <w:r>
+        <w:rPr>
+          <w:rStyle w:val="VerbatimChar"/>
+        </w:rPr>
+        <w:t xml:space="preserve">readinessScore</w:t>
+      </w:r>
+      <w:r>
+        <w:t xml:space="preserve"> </w:t>
+      </w:r>
+      <w:r>
+        <w:t xml:space="preserve">internal,</w:t>
+      </w:r>
+      <w:r>
+        <w:t xml:space="preserve"> </w:t>
+      </w:r>
+      <w:r>
+        <w:rPr>
+          <w:rStyle w:val="VerbatimChar"/>
+        </w:rPr>
+        <w:t xml:space="preserve">confidence</w:t>
+      </w:r>
+      <w:r>
+        <w:t xml:space="preserve"> </w:t>
+      </w:r>
+      <w:r>
+        <w:t xml:space="preserve">external); every serializer that renders to a human surfaces</w:t>
+      </w:r>
+      <w:r>
+        <w:t xml:space="preserve"> </w:t>
+      </w:r>
+      <w:r>
+        <w:rPr>
+          <w:rStyle w:val="VerbatimChar"/>
+        </w:rPr>
+        <w:t xml:space="preserve">confidence</w:t>
+      </w:r>
+      <w:r>
+        <w:t xml:space="preserve"> </w:t>
+      </w:r>
+      <w:r>
+        <w:t xml:space="preserve">and hides</w:t>
+      </w:r>
+      <w:r>
+        <w:t xml:space="preserve"> </w:t>
+      </w:r>
+      <w:r>
+        <w:rPr>
+          <w:rStyle w:val="VerbatimChar"/>
+        </w:rPr>
+        <w:t xml:space="preserve">readinessScore</w:t>
+      </w:r>
+      <w:r>
+        <w:t xml:space="preserve">.</w:t>
+      </w:r>
+    </w:p>
+    <w:bookmarkEnd w:id="32"/>
+    <w:bookmarkStart w:id="33" w:name="what-it-validates"/>
     <w:p>
       <w:pPr>
         <w:pStyle w:val="Heading4"/>
@@ -3209,8 +3565,8 @@
         <w:t xml:space="preserve">(score penalty only).</w:t>
       </w:r>
     </w:p>
-    <w:bookmarkEnd w:id="32"/>
-    <w:bookmarkStart w:id="33" w:name="automation-readiness-score"/>
+    <w:bookmarkEnd w:id="33"/>
+    <w:bookmarkStart w:id="34" w:name="automation-readiness-score"/>
     <w:p>
       <w:pPr>
         <w:pStyle w:val="Heading4"/>
@@ -3499,7 +3855,7 @@
         <w:rPr>
           <w:rStyle w:val="VerbatimChar"/>
         </w:rPr>
-        <w:t xml:space="preserve">Scenario Ready — 96%   ·   Confidence: High</w:t>
+        <w:t xml:space="preserve">Internal:   readinessScore 96   →   External:   Confidence: High</w:t>
       </w:r>
     </w:p>
     <w:p>
@@ -3507,23 +3863,39 @@
         <w:pStyle w:val="FirstParagraph"/>
       </w:pPr>
       <w:r>
-        <w:t xml:space="preserve">The score (and the per-check breakdown) is carried alongside the scenario and later feeds the Sprint 7</w:t>
-      </w:r>
-      <w:r>
-        <w:t xml:space="preserve"> </w:t>
-      </w:r>
-      <w:r>
-        <w:t xml:space="preserve">Confidence Engine and Smart TODOs — honest signal instead of silent compensation.</w:t>
-      </w:r>
-    </w:p>
-    <w:bookmarkEnd w:id="33"/>
-    <w:bookmarkStart w:id="34" w:name="Xcf2545895dc686a2a562302d22b1f40d8747b7d"/>
+        <w:t xml:space="preserve">The internal score (and the per-check breakdown) is carried alongside the scenario and later feeds the</w:t>
+      </w:r>
+      <w:r>
+        <w:t xml:space="preserve"> </w:t>
+      </w:r>
+      <w:r>
+        <w:t xml:space="preserve">Sprint 6 Confidence Engine and Smart TODOs — honest signal instead of silent compensation. Only the</w:t>
+      </w:r>
+      <w:r>
+        <w:t xml:space="preserve"> </w:t>
+      </w:r>
+      <w:r>
+        <w:rPr>
+          <w:bCs/>
+          <w:b/>
+        </w:rPr>
+        <w:t xml:space="preserve">band</w:t>
+      </w:r>
+      <w:r>
+        <w:t xml:space="preserve"> </w:t>
+      </w:r>
+      <w:r>
+        <w:t xml:space="preserve">is ever shown to a user (Hard rule #4).</w:t>
+      </w:r>
+    </w:p>
+    <w:bookmarkEnd w:id="34"/>
+    <w:bookmarkStart w:id="35" w:name="X08fdd943ac50336cf1b2d7f4db8e5714a3f492d"/>
     <w:p>
       <w:pPr>
         <w:pStyle w:val="Heading4"/>
       </w:pPr>
       <w:r>
-        <w:t xml:space="preserve">One number is not enough — expose dimensions to the Quality Gate</w:t>
+        <w:t xml:space="preserve">One number is not enough — but do NOT create more validators</w:t>
       </w:r>
     </w:p>
     <w:p>
@@ -3531,23 +3903,105 @@
         <w:pStyle w:val="FirstParagraph"/>
       </w:pPr>
       <w:r>
-        <w:t xml:space="preserve">A single readiness number isn’t actionable. The Validator’s score is the</w:t>
-      </w:r>
-      <w:r>
-        <w:t xml:space="preserve"> </w:t>
-      </w:r>
-      <w:r>
-        <w:rPr>
-          <w:bCs/>
-          <w:b/>
-        </w:rPr>
-        <w:t xml:space="preserve">Scenario Quality</w:t>
-      </w:r>
-      <w:r>
-        <w:t xml:space="preserve"> </w:t>
-      </w:r>
-      <w:r>
-        <w:t xml:space="preserve">dimension; the Quality Gate combines it with the Composer’s own quality signals into one report:</w:t>
+        <w:t xml:space="preserve">A single readiness number isn’t actionable, so the Quality Gate presents a multi-dimensional report.</w:t>
+      </w:r>
+      <w:r>
+        <w:t xml:space="preserve"> </w:t>
+      </w:r>
+      <w:r>
+        <w:rPr>
+          <w:bCs/>
+          <w:b/>
+        </w:rPr>
+        <w:t xml:space="preserve">Critical:</w:t>
+      </w:r>
+      <w:r>
+        <w:t xml:space="preserve"> </w:t>
+      </w:r>
+      <w:r>
+        <w:t xml:space="preserve">the extra dimensions are</w:t>
+      </w:r>
+      <w:r>
+        <w:t xml:space="preserve"> </w:t>
+      </w:r>
+      <w:r>
+        <w:rPr>
+          <w:bCs/>
+          <w:b/>
+        </w:rPr>
+        <w:t xml:space="preserve">not</w:t>
+      </w:r>
+      <w:r>
+        <w:t xml:space="preserve"> </w:t>
+      </w:r>
+      <w:r>
+        <w:t xml:space="preserve">new validators. There is exactly one validator — the</w:t>
+      </w:r>
+      <w:r>
+        <w:t xml:space="preserve"> </w:t>
+      </w:r>
+      <w:r>
+        <w:t xml:space="preserve">Scenario Integrity Validator — and it owns only the</w:t>
+      </w:r>
+      <w:r>
+        <w:t xml:space="preserve"> </w:t>
+      </w:r>
+      <w:r>
+        <w:rPr>
+          <w:bCs/>
+          <w:b/>
+        </w:rPr>
+        <w:t xml:space="preserve">Scenario</w:t>
+      </w:r>
+      <w:r>
+        <w:t xml:space="preserve"> </w:t>
+      </w:r>
+      <w:r>
+        <w:t xml:space="preserve">dimension. Every other dimension is</w:t>
+      </w:r>
+      <w:r>
+        <w:t xml:space="preserve"> </w:t>
+      </w:r>
+      <w:r>
+        <w:t xml:space="preserve">computed by a</w:t>
+      </w:r>
+      <w:r>
+        <w:t xml:space="preserve"> </w:t>
+      </w:r>
+      <w:r>
+        <w:rPr>
+          <w:bCs/>
+          <w:b/>
+        </w:rPr>
+        <w:t xml:space="preserve">sub-engine that already exists inside the Script Composer</w:t>
+      </w:r>
+      <w:r>
+        <w:t xml:space="preserve"> </w:t>
+      </w:r>
+      <w:r>
+        <w:t xml:space="preserve">and is simply</w:t>
+      </w:r>
+      <w:r>
+        <w:t xml:space="preserve"> </w:t>
+      </w:r>
+      <w:r>
+        <w:rPr>
+          <w:iCs/>
+          <w:i/>
+        </w:rPr>
+        <w:t xml:space="preserve">surfaced</w:t>
+      </w:r>
+      <w:r>
+        <w:t xml:space="preserve"> </w:t>
+      </w:r>
+      <w:r>
+        <w:t xml:space="preserve">by the Quality Gate. We never add a Locator Validator, Assertion Validator, or Framework Validator;</w:t>
+      </w:r>
+      <w:r>
+        <w:t xml:space="preserve"> </w:t>
+      </w:r>
+      <w:r>
+        <w:t xml:space="preserve">doing so would slowly recreate the architecture we just froze.</w:t>
       </w:r>
     </w:p>
     <w:p>
@@ -3558,7 +4012,7 @@
         <w:rPr>
           <w:rStyle w:val="VerbatimChar"/>
         </w:rPr>
-        <w:t xml:space="preserve">Scenario Quality    95      (Scenario Integrity Validator — this sprint)</w:t>
+        <w:t xml:space="preserve">Scenario     High     (Scenario Integrity Validator — the ONE validator, this sprint)</w:t>
       </w:r>
       <w:r>
         <w:br/>
@@ -3567,7 +4021,7 @@
         <w:rPr>
           <w:rStyle w:val="VerbatimChar"/>
         </w:rPr>
-        <w:t xml:space="preserve">Framework Quality   97      (framework-auditor)</w:t>
+        <w:t xml:space="preserve">Framework    High     (framework-auditor — existing Composer sub-engine)</w:t>
       </w:r>
       <w:r>
         <w:br/>
@@ -3576,7 +4030,7 @@
         <w:rPr>
           <w:rStyle w:val="VerbatimChar"/>
         </w:rPr>
-        <w:t xml:space="preserve">Locator Quality     94      (Sprint 2)</w:t>
+        <w:t xml:space="preserve">Locator      High     (Candidate Resolution — Sprint 2, inside the Composer)</w:t>
       </w:r>
       <w:r>
         <w:br/>
@@ -3585,7 +4039,7 @@
         <w:rPr>
           <w:rStyle w:val="VerbatimChar"/>
         </w:rPr>
-        <w:t xml:space="preserve">Assertion Quality   96      (Sprints 3 &amp; 4)</w:t>
+        <w:t xml:space="preserve">Assertion    High     (AssertionEngine — Sprints 3 &amp; 4, inside the Composer)</w:t>
       </w:r>
       <w:r>
         <w:br/>
@@ -3594,7 +4048,7 @@
         <w:rPr>
           <w:rStyle w:val="VerbatimChar"/>
         </w:rPr>
-        <w:t xml:space="preserve">────────────────────────</w:t>
+        <w:t xml:space="preserve">──────────────────</w:t>
       </w:r>
       <w:r>
         <w:br/>
@@ -3603,38 +4057,44 @@
         <w:rPr>
           <w:rStyle w:val="VerbatimChar"/>
         </w:rPr>
-        <w:t xml:space="preserve">Overall Ready       95</w:t>
-      </w:r>
-    </w:p>
-    <w:p>
-      <w:pPr>
-        <w:pStyle w:val="FirstParagraph"/>
-      </w:pPr>
-      <w:r>
-        <w:t xml:space="preserve">The Validator owns only</w:t>
-      </w:r>
-      <w:r>
-        <w:t xml:space="preserve"> </w:t>
-      </w:r>
-      <w:r>
-        <w:rPr>
-          <w:bCs/>
-          <w:b/>
-        </w:rPr>
-        <w:t xml:space="preserve">Scenario Quality</w:t>
-      </w:r>
-      <w:r>
-        <w:t xml:space="preserve">; the other dimensions are filled in by later sprints. The</w:t>
-      </w:r>
-      <w:r>
-        <w:t xml:space="preserve"> </w:t>
-      </w:r>
-      <w:r>
-        <w:t xml:space="preserve">report shape is designed so each dimension plugs in without changing the others.</w:t>
-      </w:r>
-    </w:p>
-    <w:bookmarkEnd w:id="34"/>
-    <w:bookmarkStart w:id="35" w:name="where-it-lives"/>
+        <w:t xml:space="preserve">Overall      High</w:t>
+      </w:r>
+    </w:p>
+    <w:p>
+      <w:pPr>
+        <w:pStyle w:val="BlockText"/>
+      </w:pPr>
+      <w:r>
+        <w:t xml:space="preserve">Bands, not numbers, at every level (Hard rule #4). The Quality Gate is an</w:t>
+      </w:r>
+      <w:r>
+        <w:t xml:space="preserve"> </w:t>
+      </w:r>
+      <w:r>
+        <w:rPr>
+          <w:bCs/>
+          <w:b/>
+        </w:rPr>
+        <w:t xml:space="preserve">aggregator/presenter</w:t>
+      </w:r>
+      <w:r>
+        <w:t xml:space="preserve">,</w:t>
+      </w:r>
+      <w:r>
+        <w:t xml:space="preserve"> </w:t>
+      </w:r>
+      <w:r>
+        <w:t xml:space="preserve">not a new validation layer — each dimension plugs in from an existing Composer sub-engine without a</w:t>
+      </w:r>
+      <w:r>
+        <w:t xml:space="preserve"> </w:t>
+      </w:r>
+      <w:r>
+        <w:t xml:space="preserve">new category and without changing the others.</w:t>
+      </w:r>
+    </w:p>
+    <w:bookmarkEnd w:id="35"/>
+    <w:bookmarkStart w:id="36" w:name="where-it-lives"/>
     <w:p>
       <w:pPr>
         <w:pStyle w:val="Heading4"/>
@@ -3865,15 +4325,159 @@
         </w:pict>
       </w:r>
     </w:p>
-    <w:bookmarkEnd w:id="35"/>
     <w:bookmarkEnd w:id="36"/>
-    <w:bookmarkStart w:id="41" w:name="X9f34fcb1734506be7ac3d74ae2dafe6a5acd6ae"/>
+    <w:bookmarkEnd w:id="37"/>
+    <w:bookmarkStart w:id="42" w:name="X24298c8626fb02fe2ad7878a0b6f250714e1234"/>
     <w:p>
       <w:pPr>
         <w:pStyle w:val="Heading3"/>
       </w:pPr>
       <w:r>
-        <w:t xml:space="preserve">Sprint 2 — Locator Ranking Engine ⭐⭐⭐⭐⭐ (highest ROI)</w:t>
+        <w:t xml:space="preserve">Sprint 2 — Candidate Resolution ⭐⭐⭐⭐⭐ (highest ROI)</w:t>
+      </w:r>
+    </w:p>
+    <w:p>
+      <w:pPr>
+        <w:pStyle w:val="BlockText"/>
+      </w:pPr>
+      <w:r>
+        <w:rPr>
+          <w:bCs/>
+          <w:b/>
+        </w:rPr>
+        <w:t xml:space="preserve">Renamed from</w:t>
+      </w:r>
+      <w:r>
+        <w:rPr>
+          <w:bCs/>
+          <w:b/>
+        </w:rPr>
+        <w:t xml:space="preserve"> </w:t>
+      </w:r>
+      <w:r>
+        <w:rPr>
+          <w:bCs/>
+          <w:b/>
+        </w:rPr>
+        <w:t xml:space="preserve">“</w:t>
+      </w:r>
+      <w:r>
+        <w:rPr>
+          <w:bCs/>
+          <w:b/>
+        </w:rPr>
+        <w:t xml:space="preserve">Locator Ranking Engine,</w:t>
+      </w:r>
+      <w:r>
+        <w:rPr>
+          <w:bCs/>
+          <w:b/>
+        </w:rPr>
+        <w:t xml:space="preserve">”</w:t>
+      </w:r>
+      <w:r>
+        <w:rPr>
+          <w:bCs/>
+          <w:b/>
+        </w:rPr>
+        <w:t xml:space="preserve"> </w:t>
+      </w:r>
+      <w:r>
+        <w:rPr>
+          <w:bCs/>
+          <w:b/>
+        </w:rPr>
+        <w:t xml:space="preserve">and now absorbs the former</w:t>
+      </w:r>
+      <w:r>
+        <w:rPr>
+          <w:bCs/>
+          <w:b/>
+        </w:rPr>
+        <w:t xml:space="preserve"> </w:t>
+      </w:r>
+      <w:r>
+        <w:rPr>
+          <w:bCs/>
+          <w:b/>
+        </w:rPr>
+        <w:t xml:space="preserve">“</w:t>
+      </w:r>
+      <w:r>
+        <w:rPr>
+          <w:bCs/>
+          <w:b/>
+        </w:rPr>
+        <w:t xml:space="preserve">Framework Reuse</w:t>
+      </w:r>
+      <w:r>
+        <w:rPr>
+          <w:bCs/>
+          <w:b/>
+        </w:rPr>
+        <w:t xml:space="preserve">”</w:t>
+      </w:r>
+      <w:r>
+        <w:rPr>
+          <w:bCs/>
+          <w:b/>
+        </w:rPr>
+        <w:t xml:space="preserve"> </w:t>
+      </w:r>
+      <w:r>
+        <w:rPr>
+          <w:bCs/>
+          <w:b/>
+        </w:rPr>
+        <w:t xml:space="preserve">sprint.</w:t>
+      </w:r>
+      <w:r>
+        <w:t xml:space="preserve"> </w:t>
+      </w:r>
+      <w:r>
+        <w:t xml:space="preserve">Locator selection is only</w:t>
+      </w:r>
+      <w:r>
+        <w:t xml:space="preserve"> </w:t>
+      </w:r>
+      <w:r>
+        <w:rPr>
+          <w:iCs/>
+          <w:i/>
+        </w:rPr>
+        <w:t xml:space="preserve">one</w:t>
+      </w:r>
+      <w:r>
+        <w:t xml:space="preserve"> </w:t>
+      </w:r>
+      <w:r>
+        <w:t xml:space="preserve">answer this sprint produces. The real question is broader:</w:t>
+      </w:r>
+    </w:p>
+    <w:p>
+      <w:pPr>
+        <w:pStyle w:val="BlockText"/>
+      </w:pPr>
+      <w:r>
+        <w:rPr>
+          <w:bCs/>
+          <w:b/>
+        </w:rPr>
+        <w:t xml:space="preserve">“</w:t>
+      </w:r>
+      <w:r>
+        <w:rPr>
+          <w:bCs/>
+          <w:b/>
+        </w:rPr>
+        <w:t xml:space="preserve">What is the best automation representation of this business action?</w:t>
+      </w:r>
+      <w:r>
+        <w:rPr>
+          <w:bCs/>
+          <w:b/>
+        </w:rPr>
+        <w:t xml:space="preserve">”</w:t>
       </w:r>
     </w:p>
     <w:p>
@@ -3881,118 +4485,48 @@
         <w:pStyle w:val="FirstParagraph"/>
       </w:pPr>
       <w:r>
-        <w:t xml:space="preserve">This is</w:t>
-      </w:r>
-      <w:r>
-        <w:t xml:space="preserve"> </w:t>
-      </w:r>
-      <w:r>
-        <w:rPr>
-          <w:bCs/>
-          <w:b/>
-        </w:rPr>
-        <w:t xml:space="preserve">not</w:t>
-      </w:r>
-      <w:r>
-        <w:t xml:space="preserve"> </w:t>
-      </w:r>
-      <w:r>
-        <w:t xml:space="preserve">“</w:t>
-      </w:r>
-      <w:r>
-        <w:t xml:space="preserve">better locators.</w:t>
-      </w:r>
-      <w:r>
-        <w:t xml:space="preserve">”</w:t>
-      </w:r>
-      <w:r>
-        <w:t xml:space="preserve"> </w:t>
-      </w:r>
-      <w:r>
-        <w:t xml:space="preserve">It is</w:t>
-      </w:r>
-      <w:r>
-        <w:t xml:space="preserve"> </w:t>
-      </w:r>
-      <w:r>
-        <w:rPr>
-          <w:bCs/>
-          <w:b/>
-        </w:rPr>
-        <w:t xml:space="preserve">better locator decision-making.</w:t>
-      </w:r>
-    </w:p>
-    <w:p>
-      <w:pPr>
-        <w:pStyle w:val="BodyText"/>
-      </w:pPr>
-      <w:r>
-        <w:rPr>
-          <w:bCs/>
-          <w:b/>
-        </w:rPr>
-        <w:t xml:space="preserve">Today</w:t>
-      </w:r>
-    </w:p>
-    <w:p>
-      <w:pPr>
-        <w:pStyle w:val="SourceCode"/>
-      </w:pPr>
-      <w:r>
-        <w:rPr>
-          <w:rStyle w:val="VerbatimChar"/>
-        </w:rPr>
-        <w:t xml:space="preserve">Grounding → Selector</w:t>
-      </w:r>
-    </w:p>
-    <w:p>
-      <w:pPr>
-        <w:pStyle w:val="FirstParagraph"/>
-      </w:pPr>
-      <w:r>
-        <w:rPr>
-          <w:bCs/>
-          <w:b/>
-        </w:rPr>
-        <w:t xml:space="preserve">Target</w:t>
-      </w:r>
-    </w:p>
-    <w:p>
-      <w:pPr>
-        <w:pStyle w:val="SourceCode"/>
-      </w:pPr>
-      <w:r>
-        <w:rPr>
-          <w:rStyle w:val="VerbatimChar"/>
-        </w:rPr>
-        <w:t xml:space="preserve">Grounding → Candidate Discovery → Candidate Ranking → Candidate Selection → Confidence</w:t>
-      </w:r>
-    </w:p>
-    <w:bookmarkStart w:id="37" w:name="Xa02d250f0771bf4568bfba6e027c46031cd190c"/>
-    <w:p>
-      <w:pPr>
-        <w:pStyle w:val="Heading4"/>
-      </w:pPr>
-      <w:r>
-        <w:t xml:space="preserve">4.1 Candidate Discovery — collect, do not select</w:t>
-      </w:r>
-    </w:p>
-    <w:p>
-      <w:pPr>
-        <w:pStyle w:val="FirstParagraph"/>
-      </w:pPr>
-      <w:r>
-        <w:t xml:space="preserve">Gather candidates from every source, in priority order.</w:t>
-      </w:r>
-      <w:r>
-        <w:t xml:space="preserve"> </w:t>
-      </w:r>
-      <w:r>
-        <w:rPr>
-          <w:bCs/>
-          <w:b/>
-        </w:rPr>
-        <w:t xml:space="preserve">Do not choose yet.</w:t>
+        <w:t xml:space="preserve">That representation might be a locator — but often the best answer is</w:t>
+      </w:r>
+      <w:r>
+        <w:t xml:space="preserve"> </w:t>
+      </w:r>
+      <w:r>
+        <w:rPr>
+          <w:bCs/>
+          <w:b/>
+        </w:rPr>
+        <w:t xml:space="preserve">no new locator at all</w:t>
+      </w:r>
+      <w:r>
+        <w:t xml:space="preserve">,</w:t>
+      </w:r>
+      <w:r>
+        <w:t xml:space="preserve"> </w:t>
+      </w:r>
+      <w:r>
+        <w:t xml:space="preserve">because the framework already has a reusable abstraction. Candidate Resolution ranks</w:t>
+      </w:r>
+      <w:r>
+        <w:t xml:space="preserve"> </w:t>
+      </w:r>
+      <w:r>
+        <w:rPr>
+          <w:iCs/>
+          <w:i/>
+        </w:rPr>
+        <w:t xml:space="preserve">all</w:t>
+      </w:r>
+      <w:r>
+        <w:t xml:space="preserve"> </w:t>
+      </w:r>
+      <w:r>
+        <w:t xml:space="preserve">of these</w:t>
+      </w:r>
+      <w:r>
+        <w:t xml:space="preserve"> </w:t>
+      </w:r>
+      <w:r>
+        <w:t xml:space="preserve">against each other:</w:t>
       </w:r>
     </w:p>
     <w:p>
@@ -4004,23 +4538,32 @@
         <w:pStyle w:val="Compact"/>
       </w:pPr>
       <w:r>
-        <w:t xml:space="preserve">Existing</w:t>
-      </w:r>
-      <w:r>
-        <w:t xml:space="preserve"> </w:t>
-      </w:r>
-      <w:r>
-        <w:rPr>
-          <w:bCs/>
-          <w:b/>
-        </w:rPr>
-        <w:t xml:space="preserve">Page Object</w:t>
-      </w:r>
-      <w:r>
-        <w:t xml:space="preserve"> </w:t>
-      </w:r>
-      <w:r>
-        <w:t xml:space="preserve">methods (reuse wins)</w:t>
+        <w:t xml:space="preserve">an existing</w:t>
+      </w:r>
+      <w:r>
+        <w:t xml:space="preserve"> </w:t>
+      </w:r>
+      <w:r>
+        <w:rPr>
+          <w:bCs/>
+          <w:b/>
+        </w:rPr>
+        <w:t xml:space="preserve">fixture</w:t>
+      </w:r>
+      <w:r>
+        <w:t xml:space="preserve"> </w:t>
+      </w:r>
+      <w:r>
+        <w:t xml:space="preserve">(e.g. </w:t>
+      </w:r>
+      <w:r>
+        <w:rPr>
+          <w:rStyle w:val="VerbatimChar"/>
+        </w:rPr>
+        <w:t xml:space="preserve">authenticatedFixture()</w:t>
+      </w:r>
+      <w:r>
+        <w:t xml:space="preserve">)</w:t>
       </w:r>
     </w:p>
     <w:p>
@@ -4032,17 +4575,32 @@
         <w:pStyle w:val="Compact"/>
       </w:pPr>
       <w:r>
-        <w:rPr>
-          <w:bCs/>
-          <w:b/>
-        </w:rPr>
-        <w:t xml:space="preserve">App Profile</w:t>
-      </w:r>
-      <w:r>
-        <w:t xml:space="preserve"> </w:t>
-      </w:r>
-      <w:r>
-        <w:t xml:space="preserve">(crawled grounding)</w:t>
+        <w:t xml:space="preserve">an existing</w:t>
+      </w:r>
+      <w:r>
+        <w:t xml:space="preserve"> </w:t>
+      </w:r>
+      <w:r>
+        <w:rPr>
+          <w:bCs/>
+          <w:b/>
+        </w:rPr>
+        <w:t xml:space="preserve">page-object method</w:t>
+      </w:r>
+      <w:r>
+        <w:t xml:space="preserve"> </w:t>
+      </w:r>
+      <w:r>
+        <w:t xml:space="preserve">(e.g. </w:t>
+      </w:r>
+      <w:r>
+        <w:rPr>
+          <w:rStyle w:val="VerbatimChar"/>
+        </w:rPr>
+        <w:t xml:space="preserve">LoginPage.login()</w:t>
+      </w:r>
+      <w:r>
+        <w:t xml:space="preserve">)</w:t>
       </w:r>
     </w:p>
     <w:p>
@@ -4054,17 +4612,17 @@
         <w:pStyle w:val="Compact"/>
       </w:pPr>
       <w:r>
-        <w:rPr>
-          <w:bCs/>
-          <w:b/>
-        </w:rPr>
-        <w:t xml:space="preserve">Test Case</w:t>
-      </w:r>
-      <w:r>
-        <w:t xml:space="preserve"> </w:t>
-      </w:r>
-      <w:r>
-        <w:t xml:space="preserve">wording</w:t>
+        <w:t xml:space="preserve">an existing</w:t>
+      </w:r>
+      <w:r>
+        <w:t xml:space="preserve"> </w:t>
+      </w:r>
+      <w:r>
+        <w:rPr>
+          <w:bCs/>
+          <w:b/>
+        </w:rPr>
+        <w:t xml:space="preserve">helper</w:t>
       </w:r>
     </w:p>
     <w:p>
@@ -4076,17 +4634,17 @@
         <w:pStyle w:val="Compact"/>
       </w:pPr>
       <w:r>
-        <w:rPr>
-          <w:bCs/>
-          <w:b/>
-        </w:rPr>
-        <w:t xml:space="preserve">Expected Result</w:t>
-      </w:r>
-      <w:r>
-        <w:t xml:space="preserve"> </w:t>
-      </w:r>
-      <w:r>
-        <w:t xml:space="preserve">text</w:t>
+        <w:t xml:space="preserve">an existing</w:t>
+      </w:r>
+      <w:r>
+        <w:t xml:space="preserve"> </w:t>
+      </w:r>
+      <w:r>
+        <w:rPr>
+          <w:bCs/>
+          <w:b/>
+        </w:rPr>
+        <w:t xml:space="preserve">component</w:t>
       </w:r>
     </w:p>
     <w:p>
@@ -4098,72 +4656,540 @@
         <w:pStyle w:val="Compact"/>
       </w:pPr>
       <w:r>
-        <w:rPr>
-          <w:bCs/>
-          <w:b/>
-        </w:rPr>
-        <w:t xml:space="preserve">Requirement</w:t>
-      </w:r>
-      <w:r>
-        <w:t xml:space="preserve"> </w:t>
-      </w:r>
-      <w:r>
-        <w:t xml:space="preserve">text</w:t>
+        <w:t xml:space="preserve">…and only then a</w:t>
+      </w:r>
+      <w:r>
+        <w:t xml:space="preserve"> </w:t>
+      </w:r>
+      <w:r>
+        <w:rPr>
+          <w:bCs/>
+          <w:b/>
+        </w:rPr>
+        <w:t xml:space="preserve">new locator</w:t>
+      </w:r>
+    </w:p>
+    <w:p>
+      <w:pPr>
+        <w:pStyle w:val="SourceCode"/>
+      </w:pPr>
+      <w:r>
+        <w:rPr>
+          <w:rStyle w:val="VerbatimChar"/>
+        </w:rPr>
+        <w:t xml:space="preserve">Scenario:  "Click Login"</w:t>
+      </w:r>
+      <w:r>
+        <w:br/>
+      </w:r>
+      <w:r>
+        <w:br/>
+      </w:r>
+      <w:r>
+        <w:rPr>
+          <w:rStyle w:val="VerbatimChar"/>
+        </w:rPr>
+        <w:t xml:space="preserve">Candidate Resolution discovers:</w:t>
+      </w:r>
+      <w:r>
+        <w:br/>
+      </w:r>
+      <w:r>
+        <w:rPr>
+          <w:rStyle w:val="VerbatimChar"/>
+        </w:rPr>
+        <w:t xml:space="preserve">   ✓ Existing LoginPage.login()          ← reuse wins</w:t>
+      </w:r>
+      <w:r>
+        <w:br/>
+      </w:r>
+      <w:r>
+        <w:rPr>
+          <w:rStyle w:val="VerbatimChar"/>
+        </w:rPr>
+        <w:t xml:space="preserve">   ✓ Existing authenticatedFixture()     ← even better: skip the UI entirely</w:t>
+      </w:r>
+      <w:r>
+        <w:br/>
+      </w:r>
+      <w:r>
+        <w:rPr>
+          <w:rStyle w:val="VerbatimChar"/>
+        </w:rPr>
+        <w:t xml:space="preserve">   ○ Need a new locator                  ← last resort</w:t>
+      </w:r>
+    </w:p>
+    <w:p>
+      <w:pPr>
+        <w:pStyle w:val="FirstParagraph"/>
+      </w:pPr>
+      <w:r>
+        <w:t xml:space="preserve">Sometimes the best locator is</w:t>
+      </w:r>
+      <w:r>
+        <w:t xml:space="preserve"> </w:t>
+      </w:r>
+      <w:r>
+        <w:rPr>
+          <w:bCs/>
+          <w:b/>
+        </w:rPr>
+        <w:t xml:space="preserve">no locator</w:t>
+      </w:r>
+      <w:r>
+        <w:t xml:space="preserve"> </w:t>
+      </w:r>
+      <w:r>
+        <w:t xml:space="preserve">— reuse of an existing abstraction is more valuable</w:t>
+      </w:r>
+      <w:r>
+        <w:t xml:space="preserve"> </w:t>
+      </w:r>
+      <w:r>
+        <w:t xml:space="preserve">and more senior than any freshly-generated</w:t>
+      </w:r>
+      <w:r>
+        <w:t xml:space="preserve"> </w:t>
+      </w:r>
+      <w:r>
+        <w:rPr>
+          <w:rStyle w:val="VerbatimChar"/>
+        </w:rPr>
+        <w:t xml:space="preserve">page.fill(); page.fill(); page.click()</w:t>
+      </w:r>
+      <w:r>
+        <w:t xml:space="preserve">. This is where</w:t>
+      </w:r>
+      <w:r>
+        <w:t xml:space="preserve"> </w:t>
+      </w:r>
+      <w:r>
+        <w:t xml:space="preserve">LevelUp beats almost everyone:</w:t>
+      </w:r>
+      <w:r>
+        <w:t xml:space="preserve"> </w:t>
+      </w:r>
+      <w:r>
+        <w:rPr>
+          <w:bCs/>
+          <w:b/>
+        </w:rPr>
+        <w:t xml:space="preserve">reuse, not AI.</w:t>
+      </w:r>
+      <w:r>
+        <w:t xml:space="preserve"> </w:t>
+      </w:r>
+      <w:r>
+        <w:t xml:space="preserve">(This is also why the old standalone</w:t>
+      </w:r>
+      <w:r>
+        <w:t xml:space="preserve"> </w:t>
+      </w:r>
+      <w:r>
+        <w:t xml:space="preserve">“</w:t>
+      </w:r>
+      <w:r>
+        <w:t xml:space="preserve">Framework</w:t>
+      </w:r>
+      <w:r>
+        <w:t xml:space="preserve"> </w:t>
+      </w:r>
+      <w:r>
+        <w:t xml:space="preserve">Reuse</w:t>
+      </w:r>
+      <w:r>
+        <w:t xml:space="preserve">”</w:t>
+      </w:r>
+      <w:r>
+        <w:t xml:space="preserve"> </w:t>
+      </w:r>
+      <w:r>
+        <w:t xml:space="preserve">sprint no longer exists — reuse-vs-generate is the</w:t>
+      </w:r>
+      <w:r>
+        <w:t xml:space="preserve"> </w:t>
+      </w:r>
+      <w:r>
+        <w:rPr>
+          <w:iCs/>
+          <w:i/>
+        </w:rPr>
+        <w:t xml:space="preserve">same</w:t>
+      </w:r>
+      <w:r>
+        <w:t xml:space="preserve"> </w:t>
+      </w:r>
+      <w:r>
+        <w:t xml:space="preserve">decision as candidate resolution,</w:t>
+      </w:r>
+      <w:r>
+        <w:t xml:space="preserve"> </w:t>
+      </w:r>
+      <w:r>
+        <w:t xml:space="preserve">and it must happen</w:t>
+      </w:r>
+      <w:r>
+        <w:t xml:space="preserve"> </w:t>
+      </w:r>
+      <w:r>
+        <w:rPr>
+          <w:iCs/>
+          <w:i/>
+        </w:rPr>
+        <w:t xml:space="preserve">before</w:t>
+      </w:r>
+      <w:r>
+        <w:t xml:space="preserve"> </w:t>
+      </w:r>
+      <w:r>
+        <w:t xml:space="preserve">any generation begins.)</w:t>
+      </w:r>
+    </w:p>
+    <w:p>
+      <w:pPr>
+        <w:pStyle w:val="BodyText"/>
+      </w:pPr>
+      <w:r>
+        <w:rPr>
+          <w:bCs/>
+          <w:b/>
+        </w:rPr>
+        <w:t xml:space="preserve">Today</w:t>
+      </w:r>
+    </w:p>
+    <w:p>
+      <w:pPr>
+        <w:pStyle w:val="SourceCode"/>
+      </w:pPr>
+      <w:r>
+        <w:rPr>
+          <w:rStyle w:val="VerbatimChar"/>
+        </w:rPr>
+        <w:t xml:space="preserve">Grounding → Selector</w:t>
+      </w:r>
+    </w:p>
+    <w:p>
+      <w:pPr>
+        <w:pStyle w:val="FirstParagraph"/>
+      </w:pPr>
+      <w:r>
+        <w:rPr>
+          <w:bCs/>
+          <w:b/>
+        </w:rPr>
+        <w:t xml:space="preserve">Target</w:t>
+      </w:r>
+    </w:p>
+    <w:p>
+      <w:pPr>
+        <w:pStyle w:val="SourceCode"/>
+      </w:pPr>
+      <w:r>
+        <w:rPr>
+          <w:rStyle w:val="VerbatimChar"/>
+        </w:rPr>
+        <w:t xml:space="preserve">Grounding → Candidate Discovery → Candidate Ranking → Candidate Selection → Confidence</w:t>
+      </w:r>
+      <w:r>
+        <w:br/>
+      </w:r>
+      <w:r>
+        <w:rPr>
+          <w:rStyle w:val="VerbatimChar"/>
+        </w:rPr>
+        <w:t xml:space="preserve">            (fixtures, page objects, helpers, components, locators — all candidates)</w:t>
+      </w:r>
+    </w:p>
+    <w:bookmarkStart w:id="38" w:name="Xa02d250f0771bf4568bfba6e027c46031cd190c"/>
+    <w:p>
+      <w:pPr>
+        <w:pStyle w:val="Heading4"/>
+      </w:pPr>
+      <w:r>
+        <w:t xml:space="preserve">4.1 Candidate Discovery — collect, do not select</w:t>
+      </w:r>
+    </w:p>
+    <w:p>
+      <w:pPr>
+        <w:pStyle w:val="FirstParagraph"/>
+      </w:pPr>
+      <w:r>
+        <w:t xml:space="preserve">Gather candidates from every source, in priority order.</w:t>
+      </w:r>
+      <w:r>
+        <w:t xml:space="preserve"> </w:t>
+      </w:r>
+      <w:r>
+        <w:rPr>
+          <w:bCs/>
+          <w:b/>
+        </w:rPr>
+        <w:t xml:space="preserve">Do not choose yet.</w:t>
+      </w:r>
+      <w:r>
+        <w:t xml:space="preserve"> </w:t>
+      </w:r>
+      <w:r>
+        <w:t xml:space="preserve">Reusable framework</w:t>
+      </w:r>
+      <w:r>
+        <w:t xml:space="preserve"> </w:t>
+      </w:r>
+      <w:r>
+        <w:t xml:space="preserve">assets are discovered</w:t>
+      </w:r>
+      <w:r>
+        <w:t xml:space="preserve"> </w:t>
+      </w:r>
+      <w:r>
+        <w:rPr>
+          <w:iCs/>
+          <w:i/>
+        </w:rPr>
+        <w:t xml:space="preserve">first</w:t>
+      </w:r>
+      <w:r>
+        <w:t xml:space="preserve"> </w:t>
+      </w:r>
+      <w:r>
+        <w:t xml:space="preserve">because reuse beats generation:</w:t>
       </w:r>
     </w:p>
     <w:p>
       <w:pPr>
         <w:numPr>
           <w:ilvl w:val="0"/>
-          <w:numId w:val="1013"/>
+          <w:numId w:val="1014"/>
         </w:numPr>
         <w:pStyle w:val="Compact"/>
       </w:pPr>
       <w:r>
-        <w:rPr>
-          <w:bCs/>
-          <w:b/>
-        </w:rPr>
-        <w:t xml:space="preserve">DOM</w:t>
-      </w:r>
-      <w:r>
-        <w:t xml:space="preserve"> </w:t>
-      </w:r>
-      <w:r>
-        <w:t xml:space="preserve">relationships</w:t>
+        <w:t xml:space="preserve">Existing</w:t>
+      </w:r>
+      <w:r>
+        <w:t xml:space="preserve"> </w:t>
+      </w:r>
+      <w:r>
+        <w:rPr>
+          <w:bCs/>
+          <w:b/>
+        </w:rPr>
+        <w:t xml:space="preserve">fixture</w:t>
+      </w:r>
+      <w:r>
+        <w:t xml:space="preserve"> </w:t>
+      </w:r>
+      <w:r>
+        <w:t xml:space="preserve">(highest reuse — may remove the need for UI steps entirely)</w:t>
       </w:r>
     </w:p>
     <w:p>
       <w:pPr>
         <w:numPr>
           <w:ilvl w:val="0"/>
-          <w:numId w:val="1013"/>
+          <w:numId w:val="1014"/>
         </w:numPr>
         <w:pStyle w:val="Compact"/>
       </w:pPr>
       <w:r>
-        <w:rPr>
-          <w:bCs/>
-          <w:b/>
-        </w:rPr>
-        <w:t xml:space="preserve">Accessibility</w:t>
-      </w:r>
-      <w:r>
-        <w:t xml:space="preserve"> </w:t>
-      </w:r>
-      <w:r>
-        <w:t xml:space="preserve">(role + name, aria-label, label association)</w:t>
+        <w:t xml:space="preserve">Existing</w:t>
+      </w:r>
+      <w:r>
+        <w:t xml:space="preserve"> </w:t>
+      </w:r>
+      <w:r>
+        <w:rPr>
+          <w:bCs/>
+          <w:b/>
+        </w:rPr>
+        <w:t xml:space="preserve">Page Object</w:t>
+      </w:r>
+      <w:r>
+        <w:t xml:space="preserve"> </w:t>
+      </w:r>
+      <w:r>
+        <w:t xml:space="preserve">method</w:t>
       </w:r>
     </w:p>
     <w:p>
       <w:pPr>
         <w:numPr>
           <w:ilvl w:val="0"/>
-          <w:numId w:val="1013"/>
+          <w:numId w:val="1014"/>
         </w:numPr>
         <w:pStyle w:val="Compact"/>
       </w:pPr>
       <w:r>
+        <w:t xml:space="preserve">Existing</w:t>
+      </w:r>
+      <w:r>
+        <w:t xml:space="preserve"> </w:t>
+      </w:r>
+      <w:r>
+        <w:rPr>
+          <w:bCs/>
+          <w:b/>
+        </w:rPr>
+        <w:t xml:space="preserve">helper</w:t>
+      </w:r>
+      <w:r>
+        <w:t xml:space="preserve"> </w:t>
+      </w:r>
+      <w:r>
+        <w:t xml:space="preserve">/</w:t>
+      </w:r>
+      <w:r>
+        <w:t xml:space="preserve"> </w:t>
+      </w:r>
+      <w:r>
+        <w:rPr>
+          <w:bCs/>
+          <w:b/>
+        </w:rPr>
+        <w:t xml:space="preserve">component</w:t>
+      </w:r>
+    </w:p>
+    <w:p>
+      <w:pPr>
+        <w:numPr>
+          <w:ilvl w:val="0"/>
+          <w:numId w:val="1014"/>
+        </w:numPr>
+        <w:pStyle w:val="Compact"/>
+      </w:pPr>
+      <w:r>
+        <w:rPr>
+          <w:bCs/>
+          <w:b/>
+        </w:rPr>
+        <w:t xml:space="preserve">App Profile</w:t>
+      </w:r>
+      <w:r>
+        <w:t xml:space="preserve"> </w:t>
+      </w:r>
+      <w:r>
+        <w:t xml:space="preserve">(crawled grounding)</w:t>
+      </w:r>
+    </w:p>
+    <w:p>
+      <w:pPr>
+        <w:numPr>
+          <w:ilvl w:val="0"/>
+          <w:numId w:val="1014"/>
+        </w:numPr>
+        <w:pStyle w:val="Compact"/>
+      </w:pPr>
+      <w:r>
+        <w:rPr>
+          <w:bCs/>
+          <w:b/>
+        </w:rPr>
+        <w:t xml:space="preserve">Test Case</w:t>
+      </w:r>
+      <w:r>
+        <w:t xml:space="preserve"> </w:t>
+      </w:r>
+      <w:r>
+        <w:t xml:space="preserve">wording</w:t>
+      </w:r>
+    </w:p>
+    <w:p>
+      <w:pPr>
+        <w:numPr>
+          <w:ilvl w:val="0"/>
+          <w:numId w:val="1014"/>
+        </w:numPr>
+        <w:pStyle w:val="Compact"/>
+      </w:pPr>
+      <w:r>
+        <w:rPr>
+          <w:bCs/>
+          <w:b/>
+        </w:rPr>
+        <w:t xml:space="preserve">Expected Result</w:t>
+      </w:r>
+      <w:r>
+        <w:t xml:space="preserve"> </w:t>
+      </w:r>
+      <w:r>
+        <w:t xml:space="preserve">text</w:t>
+      </w:r>
+    </w:p>
+    <w:p>
+      <w:pPr>
+        <w:numPr>
+          <w:ilvl w:val="0"/>
+          <w:numId w:val="1014"/>
+        </w:numPr>
+        <w:pStyle w:val="Compact"/>
+      </w:pPr>
+      <w:r>
+        <w:rPr>
+          <w:bCs/>
+          <w:b/>
+        </w:rPr>
+        <w:t xml:space="preserve">Requirement</w:t>
+      </w:r>
+      <w:r>
+        <w:t xml:space="preserve"> </w:t>
+      </w:r>
+      <w:r>
+        <w:t xml:space="preserve">text</w:t>
+      </w:r>
+    </w:p>
+    <w:p>
+      <w:pPr>
+        <w:numPr>
+          <w:ilvl w:val="0"/>
+          <w:numId w:val="1014"/>
+        </w:numPr>
+        <w:pStyle w:val="Compact"/>
+      </w:pPr>
+      <w:r>
+        <w:rPr>
+          <w:bCs/>
+          <w:b/>
+        </w:rPr>
+        <w:t xml:space="preserve">DOM</w:t>
+      </w:r>
+      <w:r>
+        <w:t xml:space="preserve"> </w:t>
+      </w:r>
+      <w:r>
+        <w:t xml:space="preserve">relationships</w:t>
+      </w:r>
+    </w:p>
+    <w:p>
+      <w:pPr>
+        <w:numPr>
+          <w:ilvl w:val="0"/>
+          <w:numId w:val="1014"/>
+        </w:numPr>
+        <w:pStyle w:val="Compact"/>
+      </w:pPr>
+      <w:r>
+        <w:rPr>
+          <w:bCs/>
+          <w:b/>
+        </w:rPr>
+        <w:t xml:space="preserve">Accessibility</w:t>
+      </w:r>
+      <w:r>
+        <w:t xml:space="preserve"> </w:t>
+      </w:r>
+      <w:r>
+        <w:t xml:space="preserve">(role + name, aria-label, label association)</w:t>
+      </w:r>
+    </w:p>
+    <w:p>
+      <w:pPr>
+        <w:numPr>
+          <w:ilvl w:val="0"/>
+          <w:numId w:val="1014"/>
+        </w:numPr>
+        <w:pStyle w:val="Compact"/>
+      </w:pPr>
+      <w:r>
         <w:rPr>
           <w:bCs/>
           <w:b/>
@@ -4287,8 +5313,8 @@
         <w:t xml:space="preserve">of hallucinating a selector.</w:t>
       </w:r>
     </w:p>
-    <w:bookmarkEnd w:id="37"/>
-    <w:bookmarkStart w:id="38" w:name="candidate-ranking-score-every-candidate"/>
+    <w:bookmarkEnd w:id="38"/>
+    <w:bookmarkStart w:id="39" w:name="candidate-ranking-score-every-candidate"/>
     <w:p>
       <w:pPr>
         <w:pStyle w:val="Heading4"/>
@@ -4368,6 +5394,32 @@
               <w:jc w:val="left"/>
             </w:pPr>
             <w:r>
+              <w:t xml:space="preserve">Existing fixture (removes UI steps)</w:t>
+            </w:r>
+          </w:p>
+        </w:tc>
+        <w:tc>
+          <w:tcPr/>
+          <w:p>
+            <w:pPr>
+              <w:pStyle w:val="Compact"/>
+              <w:jc w:val="right"/>
+            </w:pPr>
+            <w:r>
+              <w:t xml:space="preserve">100</w:t>
+            </w:r>
+          </w:p>
+        </w:tc>
+      </w:tr>
+      <w:tr>
+        <w:tc>
+          <w:tcPr/>
+          <w:p>
+            <w:pPr>
+              <w:pStyle w:val="Compact"/>
+              <w:jc w:val="left"/>
+            </w:pPr>
+            <w:r>
               <w:t xml:space="preserve">Existing Page Object method</w:t>
             </w:r>
           </w:p>
@@ -4381,6 +5433,32 @@
             </w:pPr>
             <w:r>
               <w:t xml:space="preserve">100</w:t>
+            </w:r>
+          </w:p>
+        </w:tc>
+      </w:tr>
+      <w:tr>
+        <w:tc>
+          <w:tcPr/>
+          <w:p>
+            <w:pPr>
+              <w:pStyle w:val="Compact"/>
+              <w:jc w:val="left"/>
+            </w:pPr>
+            <w:r>
+              <w:t xml:space="preserve">Existing helper / component</w:t>
+            </w:r>
+          </w:p>
+        </w:tc>
+        <w:tc>
+          <w:tcPr/>
+          <w:p>
+            <w:pPr>
+              <w:pStyle w:val="Compact"/>
+              <w:jc w:val="right"/>
+            </w:pPr>
+            <w:r>
+              <w:t xml:space="preserve">99</w:t>
             </w:r>
           </w:p>
         </w:tc>
@@ -4621,14 +5699,14 @@
         <w:t xml:space="preserve">Never just use the first locator. Find → Rank → Choose.</w:t>
       </w:r>
     </w:p>
-    <w:bookmarkEnd w:id="38"/>
-    <w:bookmarkStart w:id="39" w:name="X783735ea9801b7f3e3c4efc4848c47d08c062fb"/>
+    <w:bookmarkEnd w:id="39"/>
+    <w:bookmarkStart w:id="40" w:name="X44f265442758c4f999efdad158342503b391eb2"/>
     <w:p>
       <w:pPr>
         <w:pStyle w:val="Heading4"/>
       </w:pPr>
       <w:r>
-        <w:t xml:space="preserve">4.3 Candidate Selection — score the</w:t>
+        <w:t xml:space="preserve">4.3 Candidate Selection — reuse first, then score the</w:t>
       </w:r>
       <w:r>
         <w:t xml:space="preserve"> </w:t>
@@ -4658,48 +5736,75 @@
       <w:pPr>
         <w:numPr>
           <w:ilvl w:val="0"/>
-          <w:numId w:val="1014"/>
+          <w:numId w:val="1015"/>
         </w:numPr>
       </w:pPr>
       <w:r>
-        <w:t xml:space="preserve">Choose the highest-scoring candidate.</w:t>
+        <w:rPr>
+          <w:bCs/>
+          <w:b/>
+        </w:rPr>
+        <w:t xml:space="preserve">Existing Code First:</w:t>
+      </w:r>
+      <w:r>
+        <w:t xml:space="preserve"> </w:t>
+      </w:r>
+      <w:r>
+        <w:t xml:space="preserve">if a fixture / page-object / helper / component candidate resolves the</w:t>
+      </w:r>
+      <w:r>
+        <w:t xml:space="preserve"> </w:t>
+      </w:r>
+      <w:r>
+        <w:t xml:space="preserve">action, prefer it over any new locator — even a perfect one. Reuse beats generation.</w:t>
       </w:r>
     </w:p>
     <w:p>
       <w:pPr>
         <w:numPr>
           <w:ilvl w:val="0"/>
-          <w:numId w:val="1014"/>
+          <w:numId w:val="1015"/>
         </w:numPr>
       </w:pPr>
       <w:r>
-        <w:t xml:space="preserve">If the top two are close, keep</w:t>
-      </w:r>
-      <w:r>
-        <w:t xml:space="preserve"> </w:t>
-      </w:r>
-      <w:r>
-        <w:rPr>
-          <w:bCs/>
-          <w:b/>
-        </w:rPr>
-        <w:t xml:space="preserve">both</w:t>
-      </w:r>
-      <w:r>
-        <w:t xml:space="preserve"> </w:t>
-      </w:r>
-      <w:r>
-        <w:t xml:space="preserve">— record the runner-up as an alternative.</w:t>
+        <w:t xml:space="preserve">Otherwise choose the highest-scoring candidate.</w:t>
       </w:r>
     </w:p>
     <w:p>
       <w:pPr>
         <w:numPr>
           <w:ilvl w:val="0"/>
-          <w:numId w:val="1014"/>
+          <w:numId w:val="1015"/>
         </w:numPr>
       </w:pPr>
       <w:r>
+        <w:t xml:space="preserve">If the top two are close, keep</w:t>
+      </w:r>
+      <w:r>
+        <w:t xml:space="preserve"> </w:t>
+      </w:r>
+      <w:r>
+        <w:rPr>
+          <w:bCs/>
+          <w:b/>
+        </w:rPr>
+        <w:t xml:space="preserve">both</w:t>
+      </w:r>
+      <w:r>
+        <w:t xml:space="preserve"> </w:t>
+      </w:r>
+      <w:r>
+        <w:t xml:space="preserve">— record the runner-up as an alternative.</w:t>
+      </w:r>
+    </w:p>
+    <w:p>
+      <w:pPr>
+        <w:numPr>
+          <w:ilvl w:val="0"/>
+          <w:numId w:val="1015"/>
+        </w:numPr>
+      </w:pPr>
+      <w:r>
         <w:t xml:space="preserve">Score the</w:t>
       </w:r>
       <w:r>
@@ -4710,10 +5815,19 @@
           <w:bCs/>
           <w:b/>
         </w:rPr>
-        <w:t xml:space="preserve">locator strategy</w:t>
-      </w:r>
-      <w:r>
-        <w:t xml:space="preserve">, not just the string — and persist the</w:t>
+        <w:t xml:space="preserve">strategy</w:t>
+      </w:r>
+      <w:r>
+        <w:t xml:space="preserve"> </w:t>
+      </w:r>
+      <w:r>
+        <w:t xml:space="preserve">(reuse vs. locator, and which locator strategy), not just the string — and</w:t>
+      </w:r>
+      <w:r>
+        <w:t xml:space="preserve"> </w:t>
+      </w:r>
+      <w:r>
+        <w:t xml:space="preserve">persist the</w:t>
       </w:r>
       <w:r>
         <w:t xml:space="preserve"> </w:t>
@@ -4726,13 +5840,7 @@
         <w:t xml:space="preserve">reasons</w:t>
       </w:r>
       <w:r>
-        <w:t xml:space="preserve">. Debuggability</w:t>
-      </w:r>
-      <w:r>
-        <w:t xml:space="preserve"> </w:t>
-      </w:r>
-      <w:r>
-        <w:t xml:space="preserve">and auditability come for free: when someone asks</w:t>
+        <w:t xml:space="preserve">. Debuggability and auditability come for free: when someone asks</w:t>
       </w:r>
       <w:r>
         <w:t xml:space="preserve"> </w:t>
@@ -4749,23 +5857,96 @@
           <w:iCs/>
           <w:i/>
         </w:rPr>
-        <w:t xml:space="preserve">why didn’t LevelUp use XPath?</w:t>
+        <w:t xml:space="preserve">why</w:t>
       </w:r>
       <w:r>
         <w:rPr>
           <w:iCs/>
           <w:i/>
         </w:rPr>
+        <w:t xml:space="preserve"> </w:t>
+      </w:r>
+      <w:r>
+        <w:rPr>
+          <w:iCs/>
+          <w:i/>
+        </w:rPr>
+        <w:t xml:space="preserve">didn’t LevelUp use XPath?</w:t>
+      </w:r>
+      <w:r>
+        <w:rPr>
+          <w:iCs/>
+          <w:i/>
+        </w:rPr>
         <w:t xml:space="preserve">”</w:t>
       </w:r>
       <w:r>
-        <w:t xml:space="preserve">, the answer is</w:t>
-      </w:r>
-      <w:r>
-        <w:t xml:space="preserve"> </w:t>
-      </w:r>
-      <w:r>
-        <w:t xml:space="preserve">already stored.</w:t>
+        <w:t xml:space="preserve"> </w:t>
+      </w:r>
+      <w:r>
+        <w:t xml:space="preserve">or</w:t>
+      </w:r>
+      <w:r>
+        <w:t xml:space="preserve"> </w:t>
+      </w:r>
+      <w:r>
+        <w:rPr>
+          <w:iCs/>
+          <w:i/>
+        </w:rPr>
+        <w:t xml:space="preserve">“</w:t>
+      </w:r>
+      <w:r>
+        <w:rPr>
+          <w:iCs/>
+          <w:i/>
+        </w:rPr>
+        <w:t xml:space="preserve">why did it call</w:t>
+      </w:r>
+      <w:r>
+        <w:rPr>
+          <w:iCs/>
+          <w:i/>
+        </w:rPr>
+        <w:t xml:space="preserve"> </w:t>
+      </w:r>
+      <w:r>
+        <w:rPr>
+          <w:rStyle w:val="VerbatimChar"/>
+          <w:iCs/>
+          <w:i/>
+        </w:rPr>
+        <w:t xml:space="preserve">login()</w:t>
+      </w:r>
+      <w:r>
+        <w:rPr>
+          <w:iCs/>
+          <w:i/>
+        </w:rPr>
+        <w:t xml:space="preserve"> </w:t>
+      </w:r>
+      <w:r>
+        <w:rPr>
+          <w:iCs/>
+          <w:i/>
+        </w:rPr>
+        <w:t xml:space="preserve">instead of filling the form?</w:t>
+      </w:r>
+      <w:r>
+        <w:rPr>
+          <w:iCs/>
+          <w:i/>
+        </w:rPr>
+        <w:t xml:space="preserve">”</w:t>
+      </w:r>
+      <w:r>
+        <w:t xml:space="preserve">, the</w:t>
+      </w:r>
+      <w:r>
+        <w:t xml:space="preserve"> </w:t>
+      </w:r>
+      <w:r>
+        <w:t xml:space="preserve">answer is already stored.</w:t>
       </w:r>
     </w:p>
     <w:p>
@@ -4780,7 +5961,7 @@
         <w:rPr>
           <w:rStyle w:val="VerbatimChar"/>
         </w:rPr>
-        <w:t xml:space="preserve">Chosen:      getByRole('button', { name: 'Login' })   strategy: role   score: 96</w:t>
+        <w:t xml:space="preserve">Chosen:      LoginPage.login(user, pass)              strategy: reuse   score: 100</w:t>
       </w:r>
       <w:r>
         <w:br/>
@@ -4789,7 +5970,7 @@
         <w:rPr>
           <w:rStyle w:val="VerbatimChar"/>
         </w:rPr>
-        <w:t xml:space="preserve">Why:         ✓ accessible  ✓ stable  ✓ user-facing  ✓ matches framework convention</w:t>
+        <w:t xml:space="preserve">Why:         ✓ existing page object  ✓ zero new code  ✓ matches framework convention</w:t>
       </w:r>
       <w:r>
         <w:br/>
@@ -4798,17 +5979,53 @@
         <w:rPr>
           <w:rStyle w:val="VerbatimChar"/>
         </w:rPr>
-        <w:t xml:space="preserve">Alternative: getByTestId('login-btn')                 strategy: testid score: 98 (framework prefers role)</w:t>
-      </w:r>
-    </w:p>
-    <w:bookmarkEnd w:id="39"/>
-    <w:bookmarkStart w:id="40" w:name="confidence-banding-feeds-sprint-7"/>
+        <w:t xml:space="preserve">Alternative: getByRole('button', { name: 'Login' })   strategy: role    score: 96 (reuse preferred)</w:t>
+      </w:r>
+    </w:p>
+    <w:bookmarkEnd w:id="40"/>
+    <w:bookmarkStart w:id="41" w:name="Xf5a5303102ab503ef38e0c189ec61dc406ef33f"/>
     <w:p>
       <w:pPr>
         <w:pStyle w:val="Heading4"/>
       </w:pPr>
       <w:r>
-        <w:t xml:space="preserve">4.4 Confidence banding (feeds Sprint 7)</w:t>
+        <w:t xml:space="preserve">4.4 Confidence banding (feeds the Confidence Engine sprint)</w:t>
+      </w:r>
+    </w:p>
+    <w:p>
+      <w:pPr>
+        <w:pStyle w:val="FirstParagraph"/>
+      </w:pPr>
+      <w:r>
+        <w:t xml:space="preserve">Internally scored</w:t>
+      </w:r>
+      <w:r>
+        <w:t xml:space="preserve"> </w:t>
+      </w:r>
+      <w:r>
+        <w:rPr>
+          <w:rStyle w:val="VerbatimChar"/>
+        </w:rPr>
+        <w:t xml:space="preserve">0–100</w:t>
+      </w:r>
+      <w:r>
+        <w:t xml:space="preserve">;</w:t>
+      </w:r>
+      <w:r>
+        <w:t xml:space="preserve"> </w:t>
+      </w:r>
+      <w:r>
+        <w:rPr>
+          <w:bCs/>
+          <w:b/>
+        </w:rPr>
+        <w:t xml:space="preserve">only the band is ever surfaced</w:t>
+      </w:r>
+      <w:r>
+        <w:t xml:space="preserve"> </w:t>
+      </w:r>
+      <w:r>
+        <w:t xml:space="preserve">(Hard rule #4):</w:t>
       </w:r>
     </w:p>
     <w:tbl>
@@ -4863,7 +6080,7 @@
                 <w:bCs/>
                 <w:b/>
               </w:rPr>
-              <w:t xml:space="preserve">&gt; 90</w:t>
+              <w:t xml:space="preserve">High</w:t>
             </w:r>
           </w:p>
         </w:tc>
@@ -4893,7 +6110,7 @@
                 <w:bCs/>
                 <w:b/>
               </w:rPr>
-              <w:t xml:space="preserve">70–90</w:t>
+              <w:t xml:space="preserve">Medium</w:t>
             </w:r>
           </w:p>
         </w:tc>
@@ -4948,7 +6165,7 @@
                 <w:bCs/>
                 <w:b/>
               </w:rPr>
-              <w:t xml:space="preserve">&lt; 70</w:t>
+              <w:t xml:space="preserve">Low</w:t>
             </w:r>
           </w:p>
         </w:tc>
@@ -4985,7 +6202,7 @@
               <w:t xml:space="preserve">Dynamic element</w:t>
             </w:r>
             <w:r>
-              <w:t xml:space="preserve">) and a suggested locator.</w:t>
+              <w:t xml:space="preserve">) and a suggested approach.</w:t>
             </w:r>
           </w:p>
         </w:tc>
@@ -5022,7 +6239,20 @@
         <w:t xml:space="preserve"> </w:t>
       </w:r>
       <w:r>
-        <w:t xml:space="preserve">— Candidate Discovery: collect candidates from all sources into a typed list (no behavior change to selection yet).</w:t>
+        <w:t xml:space="preserve">— Candidate Discovery: collect candidates from all sources —</w:t>
+      </w:r>
+      <w:r>
+        <w:t xml:space="preserve"> </w:t>
+      </w:r>
+      <w:r>
+        <w:rPr>
+          <w:bCs/>
+          <w:b/>
+        </w:rPr>
+        <w:t xml:space="preserve">fixtures / page objects / helpers / components first</w:t>
+      </w:r>
+      <w:r>
+        <w:t xml:space="preserve">, then locators — into a typed list (no behavior change to selection yet).</w:t>
       </w:r>
       <w:r>
         <w:t xml:space="preserve"> </w:t>
@@ -5066,7 +6296,7 @@
         <w:t xml:space="preserve"> </w:t>
       </w:r>
       <w:r>
-        <w:t xml:space="preserve">— Selection + alternative retention.</w:t>
+        <w:t xml:space="preserve">— Reuse-first selection + alternative retention (prefer an existing abstraction over a new locator).</w:t>
       </w:r>
       <w:r>
         <w:t xml:space="preserve"> </w:t>
@@ -5088,16 +6318,16 @@
         <w:t xml:space="preserve"> </w:t>
       </w:r>
       <w:r>
-        <w:t xml:space="preserve">— Confidence banding + TODO emission for</w:t>
-      </w:r>
-      <w:r>
-        <w:t xml:space="preserve"> </w:t>
-      </w:r>
-      <w:r>
-        <w:rPr>
-          <w:rStyle w:val="VerbatimChar"/>
-        </w:rPr>
-        <w:t xml:space="preserve">&lt; 70</w:t>
+        <w:t xml:space="preserve">— Confidence banding (High/Medium/Low) + TODO emission for</w:t>
+      </w:r>
+      <w:r>
+        <w:t xml:space="preserve"> </w:t>
+      </w:r>
+      <w:r>
+        <w:rPr>
+          <w:rStyle w:val="VerbatimChar"/>
+        </w:rPr>
+        <w:t xml:space="preserve">Low</w:t>
       </w:r>
       <w:r>
         <w:t xml:space="preserve">.</w:t>
@@ -5110,9 +6340,9 @@
         </w:pict>
       </w:r>
     </w:p>
-    <w:bookmarkEnd w:id="40"/>
     <w:bookmarkEnd w:id="41"/>
-    <w:bookmarkStart w:id="42" w:name="sprint-3-assertion-expansion"/>
+    <w:bookmarkEnd w:id="42"/>
+    <w:bookmarkStart w:id="43" w:name="sprint-3-assertion-expansion"/>
     <w:p>
       <w:pPr>
         <w:pStyle w:val="Heading3"/>
@@ -5325,8 +6555,8 @@
         </w:pict>
       </w:r>
     </w:p>
-    <w:bookmarkEnd w:id="42"/>
-    <w:bookmarkStart w:id="43" w:name="sprint-4-coverage-expansion"/>
+    <w:bookmarkEnd w:id="43"/>
+    <w:bookmarkStart w:id="44" w:name="sprint-4-coverage-expansion"/>
     <w:p>
       <w:pPr>
         <w:pStyle w:val="Heading3"/>
@@ -5388,332 +6618,6 @@
           <w:b/>
         </w:rPr>
         <w:t xml:space="preserve">Automation additionally verifies</w:t>
-      </w:r>
-    </w:p>
-    <w:p>
-      <w:pPr>
-        <w:numPr>
-          <w:ilvl w:val="0"/>
-          <w:numId w:val="1015"/>
-        </w:numPr>
-        <w:pStyle w:val="Compact"/>
-      </w:pPr>
-      <w:r>
-        <w:t xml:space="preserve">cart badge updated</w:t>
-      </w:r>
-    </w:p>
-    <w:p>
-      <w:pPr>
-        <w:numPr>
-          <w:ilvl w:val="0"/>
-          <w:numId w:val="1015"/>
-        </w:numPr>
-        <w:pStyle w:val="Compact"/>
-      </w:pPr>
-      <w:r>
-        <w:t xml:space="preserve">item count</w:t>
-      </w:r>
-    </w:p>
-    <w:p>
-      <w:pPr>
-        <w:numPr>
-          <w:ilvl w:val="0"/>
-          <w:numId w:val="1015"/>
-        </w:numPr>
-        <w:pStyle w:val="Compact"/>
-      </w:pPr>
-      <w:r>
-        <w:t xml:space="preserve">total price</w:t>
-      </w:r>
-    </w:p>
-    <w:p>
-      <w:pPr>
-        <w:numPr>
-          <w:ilvl w:val="0"/>
-          <w:numId w:val="1015"/>
-        </w:numPr>
-        <w:pStyle w:val="Compact"/>
-      </w:pPr>
-      <w:r>
-        <w:t xml:space="preserve">persistence (survives reload / navigation)</w:t>
-      </w:r>
-    </w:p>
-    <w:p>
-      <w:pPr>
-        <w:numPr>
-          <w:ilvl w:val="0"/>
-          <w:numId w:val="1015"/>
-        </w:numPr>
-        <w:pStyle w:val="Compact"/>
-      </w:pPr>
-      <w:r>
-        <w:t xml:space="preserve">navigation correctness</w:t>
-      </w:r>
-    </w:p>
-    <w:p>
-      <w:pPr>
-        <w:pStyle w:val="FirstParagraph"/>
-      </w:pPr>
-      <w:r>
-        <w:t xml:space="preserve">Meaningful, business-relevant checks only — never random assertions. Automation coverage should</w:t>
-      </w:r>
-      <w:r>
-        <w:t xml:space="preserve"> </w:t>
-      </w:r>
-      <w:r>
-        <w:rPr>
-          <w:bCs/>
-          <w:b/>
-        </w:rPr>
-        <w:t xml:space="preserve">always exceed</w:t>
-      </w:r>
-      <w:r>
-        <w:t xml:space="preserve"> </w:t>
-      </w:r>
-      <w:r>
-        <w:t xml:space="preserve">the manual test case.</w:t>
-      </w:r>
-    </w:p>
-    <w:p>
-      <w:r>
-        <w:pict>
-          <v:rect style="width:0;height:1.5pt" o:hralign="center" o:hrstd="t" o:hr="t"/>
-        </w:pict>
-      </w:r>
-    </w:p>
-    <w:bookmarkEnd w:id="43"/>
-    <w:bookmarkStart w:id="44" w:name="sprint-5-framework-reuse"/>
-    <w:p>
-      <w:pPr>
-        <w:pStyle w:val="Heading3"/>
-      </w:pPr>
-      <w:r>
-        <w:t xml:space="preserve">Sprint 5 — Framework Reuse ⭐⭐⭐⭐⭐</w:t>
-      </w:r>
-    </w:p>
-    <w:p>
-      <w:pPr>
-        <w:pStyle w:val="FirstParagraph"/>
-      </w:pPr>
-      <w:r>
-        <w:t xml:space="preserve">Improve</w:t>
-      </w:r>
-      <w:r>
-        <w:t xml:space="preserve"> </w:t>
-      </w:r>
-      <w:r>
-        <w:rPr>
-          <w:bCs/>
-          <w:b/>
-        </w:rPr>
-        <w:t xml:space="preserve">reuse</w:t>
-      </w:r>
-      <w:r>
-        <w:t xml:space="preserve">, not generation. Aggressively consult</w:t>
-      </w:r>
-      <w:r>
-        <w:t xml:space="preserve"> </w:t>
-      </w:r>
-      <w:r>
-        <w:rPr>
-          <w:rStyle w:val="VerbatimChar"/>
-        </w:rPr>
-        <w:t xml:space="preserve">project-convention-profile</w:t>
-      </w:r>
-      <w:r>
-        <w:t xml:space="preserve"> </w:t>
-      </w:r>
-      <w:r>
-        <w:t xml:space="preserve">(</w:t>
-      </w:r>
-      <w:r>
-        <w:rPr>
-          <w:rStyle w:val="VerbatimChar"/>
-        </w:rPr>
-        <w:t xml:space="preserve">buildReuseCatalogue</w:t>
-      </w:r>
-      <w:r>
-        <w:t xml:space="preserve">,</w:t>
-      </w:r>
-      <w:r>
-        <w:t xml:space="preserve"> </w:t>
-      </w:r>
-      <w:r>
-        <w:rPr>
-          <w:rStyle w:val="VerbatimChar"/>
-        </w:rPr>
-        <w:t xml:space="preserve">findReusablePageObject</w:t>
-      </w:r>
-      <w:r>
-        <w:t xml:space="preserve">) and repo pattern</w:t>
-      </w:r>
-      <w:r>
-        <w:t xml:space="preserve"> </w:t>
-      </w:r>
-      <w:r>
-        <w:t xml:space="preserve">analysis.</w:t>
-      </w:r>
-    </w:p>
-    <w:p>
-      <w:pPr>
-        <w:pStyle w:val="SourceCode"/>
-      </w:pPr>
-      <w:r>
-        <w:rPr>
-          <w:rStyle w:val="VerbatimChar"/>
-        </w:rPr>
-        <w:t xml:space="preserve">login() ; login() ; login()     →     authenticatedFixture()</w:t>
-      </w:r>
-    </w:p>
-    <w:p>
-      <w:pPr>
-        <w:pStyle w:val="FirstParagraph"/>
-      </w:pPr>
-      <w:r>
-        <w:t xml:space="preserve">If</w:t>
-      </w:r>
-      <w:r>
-        <w:t xml:space="preserve"> </w:t>
-      </w:r>
-      <w:r>
-        <w:rPr>
-          <w:rStyle w:val="VerbatimChar"/>
-        </w:rPr>
-        <w:t xml:space="preserve">login()</w:t>
-      </w:r>
-      <w:r>
-        <w:t xml:space="preserve"> </w:t>
-      </w:r>
-      <w:r>
-        <w:t xml:space="preserve">(or any page-object method / fixture / helper) already exists,</w:t>
-      </w:r>
-      <w:r>
-        <w:t xml:space="preserve"> </w:t>
-      </w:r>
-      <w:r>
-        <w:rPr>
-          <w:bCs/>
-          <w:b/>
-        </w:rPr>
-        <w:t xml:space="preserve">reuse it — never</w:t>
-      </w:r>
-      <w:r>
-        <w:rPr>
-          <w:bCs/>
-          <w:b/>
-        </w:rPr>
-        <w:t xml:space="preserve"> </w:t>
-      </w:r>
-      <w:r>
-        <w:rPr>
-          <w:bCs/>
-          <w:b/>
-        </w:rPr>
-        <w:t xml:space="preserve">regenerate.</w:t>
-      </w:r>
-      <w:r>
-        <w:t xml:space="preserve"> </w:t>
-      </w:r>
-      <w:r>
-        <w:t xml:space="preserve">The less code we generate, the more senior it looks.</w:t>
-      </w:r>
-    </w:p>
-    <w:p>
-      <w:r>
-        <w:pict>
-          <v:rect style="width:0;height:1.5pt" o:hralign="center" o:hrstd="t" o:hr="t"/>
-        </w:pict>
-      </w:r>
-    </w:p>
-    <w:bookmarkEnd w:id="44"/>
-    <w:bookmarkStart w:id="45" w:name="sprint-6-humanization"/>
-    <w:p>
-      <w:pPr>
-        <w:pStyle w:val="Heading3"/>
-      </w:pPr>
-      <w:r>
-        <w:t xml:space="preserve">Sprint 6 — Humanization ⭐⭐⭐⭐⭐</w:t>
-      </w:r>
-    </w:p>
-    <w:p>
-      <w:pPr>
-        <w:pStyle w:val="FirstParagraph"/>
-      </w:pPr>
-      <w:r>
-        <w:t xml:space="preserve">The framework must not</w:t>
-      </w:r>
-      <w:r>
-        <w:t xml:space="preserve"> </w:t>
-      </w:r>
-      <w:r>
-        <w:rPr>
-          <w:iCs/>
-          <w:i/>
-        </w:rPr>
-        <w:t xml:space="preserve">feel</w:t>
-      </w:r>
-      <w:r>
-        <w:t xml:space="preserve"> </w:t>
-      </w:r>
-      <w:r>
-        <w:t xml:space="preserve">generated. The problem is rarely correctness — it is that the output</w:t>
-      </w:r>
-      <w:r>
-        <w:t xml:space="preserve"> </w:t>
-      </w:r>
-      <w:r>
-        <w:t xml:space="preserve">is</w:t>
-      </w:r>
-      <w:r>
-        <w:t xml:space="preserve"> </w:t>
-      </w:r>
-      <w:r>
-        <w:rPr>
-          <w:bCs/>
-          <w:b/>
-        </w:rPr>
-        <w:t xml:space="preserve">too symmetrical.</w:t>
-      </w:r>
-      <w:r>
-        <w:t xml:space="preserve"> </w:t>
-      </w:r>
-      <w:r>
-        <w:t xml:space="preserve">Senior engineers extract methods, simplify, and drop noise.</w:t>
-      </w:r>
-    </w:p>
-    <w:p>
-      <w:pPr>
-        <w:pStyle w:val="BodyText"/>
-      </w:pPr>
-      <w:r>
-        <w:t xml:space="preserve">Reduce, inside</w:t>
-      </w:r>
-      <w:r>
-        <w:t xml:space="preserve"> </w:t>
-      </w:r>
-      <w:r>
-        <w:rPr>
-          <w:rStyle w:val="VerbatimChar"/>
-        </w:rPr>
-        <w:t xml:space="preserve">ai-review-engine</w:t>
-      </w:r>
-      <w:r>
-        <w:t xml:space="preserve"> </w:t>
-      </w:r>
-      <w:r>
-        <w:t xml:space="preserve">/</w:t>
-      </w:r>
-      <w:r>
-        <w:t xml:space="preserve"> </w:t>
-      </w:r>
-      <w:r>
-        <w:rPr>
-          <w:rStyle w:val="VerbatimChar"/>
-        </w:rPr>
-        <w:t xml:space="preserve">framework-auditor</w:t>
-      </w:r>
-      <w:r>
-        <w:t xml:space="preserve">:</w:t>
       </w:r>
     </w:p>
     <w:p>
@@ -5725,7 +6629,7 @@
         <w:pStyle w:val="Compact"/>
       </w:pPr>
       <w:r>
-        <w:t xml:space="preserve">repetition</w:t>
+        <w:t xml:space="preserve">cart badge updated</w:t>
       </w:r>
     </w:p>
     <w:p>
@@ -5737,7 +6641,7 @@
         <w:pStyle w:val="Compact"/>
       </w:pPr>
       <w:r>
-        <w:t xml:space="preserve">unnecessary comments</w:t>
+        <w:t xml:space="preserve">item count</w:t>
       </w:r>
     </w:p>
     <w:p>
@@ -5749,7 +6653,7 @@
         <w:pStyle w:val="Compact"/>
       </w:pPr>
       <w:r>
-        <w:t xml:space="preserve">unnecessary variables</w:t>
+        <w:t xml:space="preserve">total price</w:t>
       </w:r>
     </w:p>
     <w:p>
@@ -5761,7 +6665,7 @@
         <w:pStyle w:val="Compact"/>
       </w:pPr>
       <w:r>
-        <w:t xml:space="preserve">over-defensive code</w:t>
+        <w:t xml:space="preserve">persistence (survives reload / navigation)</w:t>
       </w:r>
     </w:p>
     <w:p>
@@ -5773,7 +6677,7 @@
         <w:pStyle w:val="Compact"/>
       </w:pPr>
       <w:r>
-        <w:t xml:space="preserve">identical naming everywhere</w:t>
+        <w:t xml:space="preserve">navigation correctness</w:t>
       </w:r>
     </w:p>
     <w:p>
@@ -5781,7 +6685,23 @@
         <w:pStyle w:val="FirstParagraph"/>
       </w:pPr>
       <w:r>
-        <w:t xml:space="preserve">Make it feel like a teammate wrote it — following project conventions.</w:t>
+        <w:t xml:space="preserve">Meaningful, business-relevant checks only — never random assertions. Automation coverage should</w:t>
+      </w:r>
+      <w:r>
+        <w:t xml:space="preserve"> </w:t>
+      </w:r>
+      <w:r>
+        <w:rPr>
+          <w:bCs/>
+          <w:b/>
+        </w:rPr>
+        <w:t xml:space="preserve">always exceed</w:t>
+      </w:r>
+      <w:r>
+        <w:t xml:space="preserve"> </w:t>
+      </w:r>
+      <w:r>
+        <w:t xml:space="preserve">the manual test case.</w:t>
       </w:r>
     </w:p>
     <w:p>
@@ -5791,14 +6711,413 @@
         </w:pict>
       </w:r>
     </w:p>
+    <w:p>
+      <w:pPr>
+        <w:pStyle w:val="BlockText"/>
+      </w:pPr>
+      <w:r>
+        <w:rPr>
+          <w:bCs/>
+          <w:b/>
+        </w:rPr>
+        <w:t xml:space="preserve">Note —</w:t>
+      </w:r>
+      <w:r>
+        <w:rPr>
+          <w:bCs/>
+          <w:b/>
+        </w:rPr>
+        <w:t xml:space="preserve"> </w:t>
+      </w:r>
+      <w:r>
+        <w:rPr>
+          <w:bCs/>
+          <w:b/>
+        </w:rPr>
+        <w:t xml:space="preserve">“</w:t>
+      </w:r>
+      <w:r>
+        <w:rPr>
+          <w:bCs/>
+          <w:b/>
+        </w:rPr>
+        <w:t xml:space="preserve">Framework Reuse</w:t>
+      </w:r>
+      <w:r>
+        <w:rPr>
+          <w:bCs/>
+          <w:b/>
+        </w:rPr>
+        <w:t xml:space="preserve">”</w:t>
+      </w:r>
+      <w:r>
+        <w:rPr>
+          <w:bCs/>
+          <w:b/>
+        </w:rPr>
+        <w:t xml:space="preserve"> </w:t>
+      </w:r>
+      <w:r>
+        <w:rPr>
+          <w:bCs/>
+          <w:b/>
+        </w:rPr>
+        <w:t xml:space="preserve">is no longer a separate sprint.</w:t>
+      </w:r>
+      <w:r>
+        <w:t xml:space="preserve"> </w:t>
+      </w:r>
+      <w:r>
+        <w:t xml:space="preserve">Reuse-vs-generate is the</w:t>
+      </w:r>
+      <w:r>
+        <w:t xml:space="preserve"> </w:t>
+      </w:r>
+      <w:r>
+        <w:rPr>
+          <w:iCs/>
+          <w:i/>
+        </w:rPr>
+        <w:t xml:space="preserve">same</w:t>
+      </w:r>
+      <w:r>
+        <w:t xml:space="preserve"> </w:t>
+      </w:r>
+      <w:r>
+        <w:t xml:space="preserve">decision as candidate resolution, so it now lives inside</w:t>
+      </w:r>
+      <w:r>
+        <w:t xml:space="preserve"> </w:t>
+      </w:r>
+      <w:r>
+        <w:rPr>
+          <w:bCs/>
+          <w:b/>
+        </w:rPr>
+        <w:t xml:space="preserve">Sprint 2 — Candidate Resolution</w:t>
+      </w:r>
+      <w:r>
+        <w:t xml:space="preserve"> </w:t>
+      </w:r>
+      <w:r>
+        <w:t xml:space="preserve">and its</w:t>
+      </w:r>
+      <w:r>
+        <w:t xml:space="preserve"> </w:t>
+      </w:r>
+      <w:r>
+        <w:t xml:space="preserve">“</w:t>
+      </w:r>
+      <w:r>
+        <w:t xml:space="preserve">Existing Code First</w:t>
+      </w:r>
+      <w:r>
+        <w:t xml:space="preserve">”</w:t>
+      </w:r>
+      <w:r>
+        <w:t xml:space="preserve"> </w:t>
+      </w:r>
+      <w:r>
+        <w:t xml:space="preserve">heuristic (§5.1). Consulting</w:t>
+      </w:r>
+      <w:r>
+        <w:t xml:space="preserve"> </w:t>
+      </w:r>
+      <w:r>
+        <w:rPr>
+          <w:rStyle w:val="VerbatimChar"/>
+        </w:rPr>
+        <w:t xml:space="preserve">project-convention-profile</w:t>
+      </w:r>
+      <w:r>
+        <w:t xml:space="preserve"> </w:t>
+      </w:r>
+      <w:r>
+        <w:t xml:space="preserve">(</w:t>
+      </w:r>
+      <w:r>
+        <w:rPr>
+          <w:rStyle w:val="VerbatimChar"/>
+        </w:rPr>
+        <w:t xml:space="preserve">buildReuseCatalogue</w:t>
+      </w:r>
+      <w:r>
+        <w:t xml:space="preserve">,</w:t>
+      </w:r>
+      <w:r>
+        <w:t xml:space="preserve"> </w:t>
+      </w:r>
+      <w:r>
+        <w:rPr>
+          <w:rStyle w:val="VerbatimChar"/>
+        </w:rPr>
+        <w:t xml:space="preserve">findReusablePageObject</w:t>
+      </w:r>
+      <w:r>
+        <w:t xml:space="preserve">) happens there,</w:t>
+      </w:r>
+      <w:r>
+        <w:t xml:space="preserve"> </w:t>
+      </w:r>
+      <w:r>
+        <w:rPr>
+          <w:iCs/>
+          <w:i/>
+        </w:rPr>
+        <w:t xml:space="preserve">before</w:t>
+      </w:r>
+      <w:r>
+        <w:t xml:space="preserve"> </w:t>
+      </w:r>
+      <w:r>
+        <w:t xml:space="preserve">any generation begins:</w:t>
+      </w:r>
+    </w:p>
+    <w:p>
+      <w:pPr>
+        <w:pStyle w:val="SourceCode"/>
+      </w:pPr>
+      <w:r>
+        <w:rPr>
+          <w:rStyle w:val="VerbatimChar"/>
+        </w:rPr>
+        <w:t xml:space="preserve">login() ; login() ; login()     →     authenticatedFixture()</w:t>
+      </w:r>
+    </w:p>
+    <w:p>
+      <w:pPr>
+        <w:pStyle w:val="BlockText"/>
+      </w:pPr>
+      <w:r>
+        <w:t xml:space="preserve">If</w:t>
+      </w:r>
+      <w:r>
+        <w:t xml:space="preserve"> </w:t>
+      </w:r>
+      <w:r>
+        <w:rPr>
+          <w:rStyle w:val="VerbatimChar"/>
+        </w:rPr>
+        <w:t xml:space="preserve">login()</w:t>
+      </w:r>
+      <w:r>
+        <w:t xml:space="preserve"> </w:t>
+      </w:r>
+      <w:r>
+        <w:t xml:space="preserve">(or any page-object method / fixture / helper) already exists,</w:t>
+      </w:r>
+      <w:r>
+        <w:t xml:space="preserve"> </w:t>
+      </w:r>
+      <w:r>
+        <w:rPr>
+          <w:bCs/>
+          <w:b/>
+        </w:rPr>
+        <w:t xml:space="preserve">reuse it — never</w:t>
+      </w:r>
+      <w:r>
+        <w:rPr>
+          <w:bCs/>
+          <w:b/>
+        </w:rPr>
+        <w:t xml:space="preserve"> </w:t>
+      </w:r>
+      <w:r>
+        <w:rPr>
+          <w:bCs/>
+          <w:b/>
+        </w:rPr>
+        <w:t xml:space="preserve">regenerate.</w:t>
+      </w:r>
+      <w:r>
+        <w:t xml:space="preserve"> </w:t>
+      </w:r>
+      <w:r>
+        <w:t xml:space="preserve">The less code we generate, the more senior it looks.</w:t>
+      </w:r>
+    </w:p>
+    <w:p>
+      <w:r>
+        <w:pict>
+          <v:rect style="width:0;height:1.5pt" o:hralign="center" o:hrstd="t" o:hr="t"/>
+        </w:pict>
+      </w:r>
+    </w:p>
+    <w:bookmarkEnd w:id="44"/>
+    <w:bookmarkStart w:id="45" w:name="sprint-5-humanization"/>
+    <w:p>
+      <w:pPr>
+        <w:pStyle w:val="Heading3"/>
+      </w:pPr>
+      <w:r>
+        <w:t xml:space="preserve">Sprint 5 — Humanization ⭐⭐⭐⭐⭐</w:t>
+      </w:r>
+    </w:p>
+    <w:p>
+      <w:pPr>
+        <w:pStyle w:val="FirstParagraph"/>
+      </w:pPr>
+      <w:r>
+        <w:t xml:space="preserve">The framework must not</w:t>
+      </w:r>
+      <w:r>
+        <w:t xml:space="preserve"> </w:t>
+      </w:r>
+      <w:r>
+        <w:rPr>
+          <w:iCs/>
+          <w:i/>
+        </w:rPr>
+        <w:t xml:space="preserve">feel</w:t>
+      </w:r>
+      <w:r>
+        <w:t xml:space="preserve"> </w:t>
+      </w:r>
+      <w:r>
+        <w:t xml:space="preserve">generated. The problem is rarely correctness — it is that the output</w:t>
+      </w:r>
+      <w:r>
+        <w:t xml:space="preserve"> </w:t>
+      </w:r>
+      <w:r>
+        <w:t xml:space="preserve">is</w:t>
+      </w:r>
+      <w:r>
+        <w:t xml:space="preserve"> </w:t>
+      </w:r>
+      <w:r>
+        <w:rPr>
+          <w:bCs/>
+          <w:b/>
+        </w:rPr>
+        <w:t xml:space="preserve">too symmetrical.</w:t>
+      </w:r>
+      <w:r>
+        <w:t xml:space="preserve"> </w:t>
+      </w:r>
+      <w:r>
+        <w:t xml:space="preserve">Senior engineers extract methods, simplify, and drop noise.</w:t>
+      </w:r>
+    </w:p>
+    <w:p>
+      <w:pPr>
+        <w:pStyle w:val="BodyText"/>
+      </w:pPr>
+      <w:r>
+        <w:t xml:space="preserve">Reduce, inside</w:t>
+      </w:r>
+      <w:r>
+        <w:t xml:space="preserve"> </w:t>
+      </w:r>
+      <w:r>
+        <w:rPr>
+          <w:rStyle w:val="VerbatimChar"/>
+        </w:rPr>
+        <w:t xml:space="preserve">ai-review-engine</w:t>
+      </w:r>
+      <w:r>
+        <w:t xml:space="preserve"> </w:t>
+      </w:r>
+      <w:r>
+        <w:t xml:space="preserve">/</w:t>
+      </w:r>
+      <w:r>
+        <w:t xml:space="preserve"> </w:t>
+      </w:r>
+      <w:r>
+        <w:rPr>
+          <w:rStyle w:val="VerbatimChar"/>
+        </w:rPr>
+        <w:t xml:space="preserve">framework-auditor</w:t>
+      </w:r>
+      <w:r>
+        <w:t xml:space="preserve">:</w:t>
+      </w:r>
+    </w:p>
+    <w:p>
+      <w:pPr>
+        <w:numPr>
+          <w:ilvl w:val="0"/>
+          <w:numId w:val="1017"/>
+        </w:numPr>
+        <w:pStyle w:val="Compact"/>
+      </w:pPr>
+      <w:r>
+        <w:t xml:space="preserve">repetition</w:t>
+      </w:r>
+    </w:p>
+    <w:p>
+      <w:pPr>
+        <w:numPr>
+          <w:ilvl w:val="0"/>
+          <w:numId w:val="1017"/>
+        </w:numPr>
+        <w:pStyle w:val="Compact"/>
+      </w:pPr>
+      <w:r>
+        <w:t xml:space="preserve">unnecessary comments</w:t>
+      </w:r>
+    </w:p>
+    <w:p>
+      <w:pPr>
+        <w:numPr>
+          <w:ilvl w:val="0"/>
+          <w:numId w:val="1017"/>
+        </w:numPr>
+        <w:pStyle w:val="Compact"/>
+      </w:pPr>
+      <w:r>
+        <w:t xml:space="preserve">unnecessary variables</w:t>
+      </w:r>
+    </w:p>
+    <w:p>
+      <w:pPr>
+        <w:numPr>
+          <w:ilvl w:val="0"/>
+          <w:numId w:val="1017"/>
+        </w:numPr>
+        <w:pStyle w:val="Compact"/>
+      </w:pPr>
+      <w:r>
+        <w:t xml:space="preserve">over-defensive code</w:t>
+      </w:r>
+    </w:p>
+    <w:p>
+      <w:pPr>
+        <w:numPr>
+          <w:ilvl w:val="0"/>
+          <w:numId w:val="1017"/>
+        </w:numPr>
+        <w:pStyle w:val="Compact"/>
+      </w:pPr>
+      <w:r>
+        <w:t xml:space="preserve">identical naming everywhere</w:t>
+      </w:r>
+    </w:p>
+    <w:p>
+      <w:pPr>
+        <w:pStyle w:val="FirstParagraph"/>
+      </w:pPr>
+      <w:r>
+        <w:t xml:space="preserve">Make it feel like a teammate wrote it — following project conventions.</w:t>
+      </w:r>
+    </w:p>
+    <w:p>
+      <w:r>
+        <w:pict>
+          <v:rect style="width:0;height:1.5pt" o:hralign="center" o:hrstd="t" o:hr="t"/>
+        </w:pict>
+      </w:r>
+    </w:p>
     <w:bookmarkEnd w:id="45"/>
-    <w:bookmarkStart w:id="47" w:name="sprint-7-confidence-engine"/>
+    <w:bookmarkStart w:id="47" w:name="sprint-6-confidence-engine"/>
     <w:p>
       <w:pPr>
         <w:pStyle w:val="Heading3"/>
       </w:pPr>
       <w:r>
-        <w:t xml:space="preserve">Sprint 7 — Confidence Engine ⭐⭐⭐⭐⭐</w:t>
+        <w:t xml:space="preserve">Sprint 6 — Confidence Engine ⭐⭐⭐⭐⭐</w:t>
       </w:r>
     </w:p>
     <w:p>
@@ -5894,7 +7213,13 @@
         <w:t xml:space="preserve">flag</w:t>
       </w:r>
       <w:r>
-        <w:t xml:space="preserve">, don’t guess.</w:t>
+        <w:t xml:space="preserve">, don’t guess. Report the</w:t>
+      </w:r>
+      <w:r>
+        <w:t xml:space="preserve"> </w:t>
+      </w:r>
+      <w:r>
+        <w:t xml:space="preserve">band (High/Medium/Low), never a raw number (Hard rule #4).</w:t>
       </w:r>
     </w:p>
     <w:bookmarkStart w:id="46" w:name="smart-todos-not-ai-noise"/>
@@ -6382,12 +7707,178 @@
           <w:bCs/>
           <w:b/>
         </w:rPr>
+        <w:t xml:space="preserve">Existing Code First</w:t>
+      </w:r>
+      <w:r>
+        <w:t xml:space="preserve"> </w:t>
+      </w:r>
+      <w:r>
+        <w:t xml:space="preserve">⭐ (the most valuable heuristic)</w:t>
+      </w:r>
+    </w:p>
+    <w:p>
+      <w:pPr>
+        <w:pStyle w:val="BodyText"/>
+      </w:pPr>
+      <w:r>
+        <w:t xml:space="preserve">Before generating</w:t>
+      </w:r>
+      <w:r>
+        <w:t xml:space="preserve"> </w:t>
+      </w:r>
+      <w:r>
+        <w:rPr>
+          <w:iCs/>
+          <w:i/>
+        </w:rPr>
+        <w:t xml:space="preserve">any</w:t>
+      </w:r>
+      <w:r>
+        <w:t xml:space="preserve"> </w:t>
+      </w:r>
+      <w:r>
+        <w:t xml:space="preserve">new code, every generation must walk this chain and stop at the first hit:</w:t>
+      </w:r>
+    </w:p>
+    <w:p>
+      <w:pPr>
+        <w:pStyle w:val="SourceCode"/>
+      </w:pPr>
+      <w:r>
+        <w:rPr>
+          <w:rStyle w:val="VerbatimChar"/>
+        </w:rPr>
+        <w:t xml:space="preserve">Can an existing fixture solve it?</w:t>
+      </w:r>
+      <w:r>
+        <w:br/>
+      </w:r>
+      <w:r>
+        <w:rPr>
+          <w:rStyle w:val="VerbatimChar"/>
+        </w:rPr>
+        <w:t xml:space="preserve">        ↓ no</w:t>
+      </w:r>
+      <w:r>
+        <w:br/>
+      </w:r>
+      <w:r>
+        <w:rPr>
+          <w:rStyle w:val="VerbatimChar"/>
+        </w:rPr>
+        <w:t xml:space="preserve">Can an existing page object solve it?</w:t>
+      </w:r>
+      <w:r>
+        <w:br/>
+      </w:r>
+      <w:r>
+        <w:rPr>
+          <w:rStyle w:val="VerbatimChar"/>
+        </w:rPr>
+        <w:t xml:space="preserve">        ↓ no</w:t>
+      </w:r>
+      <w:r>
+        <w:br/>
+      </w:r>
+      <w:r>
+        <w:rPr>
+          <w:rStyle w:val="VerbatimChar"/>
+        </w:rPr>
+        <w:t xml:space="preserve">Can an existing helper solve it?</w:t>
+      </w:r>
+      <w:r>
+        <w:br/>
+      </w:r>
+      <w:r>
+        <w:rPr>
+          <w:rStyle w:val="VerbatimChar"/>
+        </w:rPr>
+        <w:t xml:space="preserve">        ↓ no</w:t>
+      </w:r>
+      <w:r>
+        <w:br/>
+      </w:r>
+      <w:r>
+        <w:rPr>
+          <w:rStyle w:val="VerbatimChar"/>
+        </w:rPr>
+        <w:t xml:space="preserve">Can an existing component solve it?</w:t>
+      </w:r>
+      <w:r>
+        <w:br/>
+      </w:r>
+      <w:r>
+        <w:rPr>
+          <w:rStyle w:val="VerbatimChar"/>
+        </w:rPr>
+        <w:t xml:space="preserve">        ↓ no</w:t>
+      </w:r>
+      <w:r>
+        <w:br/>
+      </w:r>
+      <w:r>
+        <w:rPr>
+          <w:rStyle w:val="VerbatimChar"/>
+        </w:rPr>
+        <w:t xml:space="preserve">Generate new code</w:t>
+      </w:r>
+    </w:p>
+    <w:p>
+      <w:pPr>
+        <w:pStyle w:val="FirstParagraph"/>
+      </w:pPr>
+      <w:r>
+        <w:t xml:space="preserve">This one rule does more than any other to eliminate duplication and make a generated framework feel</w:t>
+      </w:r>
+      <w:r>
+        <w:t xml:space="preserve"> </w:t>
+      </w:r>
+      <w:r>
+        <w:t xml:space="preserve">like it was maintained by a real engineering team. It is the deterministic backbone of Sprint 2</w:t>
+      </w:r>
+      <w:r>
+        <w:t xml:space="preserve"> </w:t>
+      </w:r>
+      <w:r>
+        <w:t xml:space="preserve">(Candidate Resolution): reuse is always preferred over generation, even over a perfect new locator.</w:t>
+      </w:r>
+    </w:p>
+    <w:p>
+      <w:pPr>
+        <w:pStyle w:val="BodyText"/>
+      </w:pPr>
+      <w:r>
+        <w:rPr>
+          <w:bCs/>
+          <w:b/>
+        </w:rPr>
         <w:t xml:space="preserve">Locator heuristics</w:t>
       </w:r>
       <w:r>
         <w:t xml:space="preserve"> </w:t>
       </w:r>
       <w:r>
+        <w:t xml:space="preserve">(only when Existing Code First reaches</w:t>
+      </w:r>
+      <w:r>
+        <w:t xml:space="preserve"> </w:t>
+      </w:r>
+      <w:r>
+        <w:t xml:space="preserve">“</w:t>
+      </w:r>
+      <w:r>
+        <w:t xml:space="preserve">generate new</w:t>
+      </w:r>
+      <w:r>
+        <w:t xml:space="preserve">”</w:t>
+      </w:r>
+      <w:r>
+        <w:t xml:space="preserve">)</w:t>
+      </w:r>
+      <w:r>
+        <w:t xml:space="preserve"> </w:t>
+      </w:r>
+      <w:r>
         <w:t xml:space="preserve">- Prefer existing page-object methods.</w:t>
       </w:r>
       <w:r>
@@ -6570,7 +8061,7 @@
         <w:pStyle w:val="BodyText"/>
       </w:pPr>
       <w:r>
-        <w:t xml:space="preserve">These heuristics evolve over time (Sprint 7+</w:t>
+        <w:t xml:space="preserve">These heuristics evolve over time (the ongoing</w:t>
       </w:r>
       <w:r>
         <w:t xml:space="preserve"> </w:t>
@@ -6579,7 +8070,7 @@
         <w:t xml:space="preserve">“</w:t>
       </w:r>
       <w:r>
-        <w:t xml:space="preserve">continuous learning</w:t>
+        <w:t xml:space="preserve">continuous heuristic tuning</w:t>
       </w:r>
       <w:r>
         <w:t xml:space="preserve">”</w:t>
@@ -6588,13 +8079,13 @@
         <w:t xml:space="preserve"> </w:t>
       </w:r>
       <w:r>
-        <w:t xml:space="preserve">improves the weights from</w:t>
-      </w:r>
-      <w:r>
-        <w:t xml:space="preserve"> </w:t>
-      </w:r>
-      <w:r>
-        <w:t xml:space="preserve">successful generations) —</w:t>
+        <w:t xml:space="preserve">track improves the</w:t>
+      </w:r>
+      <w:r>
+        <w:t xml:space="preserve"> </w:t>
+      </w:r>
+      <w:r>
+        <w:t xml:space="preserve">weights from successful generations) —</w:t>
       </w:r>
       <w:r>
         <w:t xml:space="preserve"> </w:t>
@@ -6622,7 +8113,7 @@
     </w:p>
     <w:bookmarkEnd w:id="50"/>
     <w:bookmarkEnd w:id="51"/>
-    <w:bookmarkStart w:id="52" w:name="long-term-stable-roadmap"/>
+    <w:bookmarkStart w:id="53" w:name="long-term-stable-roadmap"/>
     <w:p>
       <w:pPr>
         <w:pStyle w:val="Heading2"/>
@@ -6638,9 +8129,10 @@
         <w:tblLook w:firstRow="1" w:lastRow="0" w:firstColumn="0" w:lastColumn="0" w:noHBand="0" w:noVBand="0" w:val="0020"/>
       </w:tblPr>
       <w:tblGrid>
-        <w:gridCol w:w="2640"/>
-        <w:gridCol w:w="2640"/>
-        <w:gridCol w:w="2640"/>
+        <w:gridCol w:w="1980"/>
+        <w:gridCol w:w="1980"/>
+        <w:gridCol w:w="1980"/>
+        <w:gridCol w:w="1980"/>
       </w:tblGrid>
       <w:tr>
         <w:trPr>
@@ -6654,7 +8146,7 @@
               <w:jc w:val="left"/>
             </w:pPr>
             <w:r>
-              <w:t xml:space="preserve">Phase</w:t>
+              <w:t xml:space="preserve">Priority</w:t>
             </w:r>
           </w:p>
         </w:tc>
@@ -6679,6 +8171,18 @@
             </w:pPr>
             <w:r>
               <w:t xml:space="preserve">Change type</w:t>
+            </w:r>
+          </w:p>
+        </w:tc>
+        <w:tc>
+          <w:tcPr/>
+          <w:p>
+            <w:pPr>
+              <w:pStyle w:val="Compact"/>
+              <w:jc w:val="left"/>
+            </w:pPr>
+            <w:r>
+              <w:t xml:space="preserve">Why</w:t>
             </w:r>
           </w:p>
         </w:tc>
@@ -6717,6 +8221,18 @@
             </w:pPr>
             <w:r>
               <w:t xml:space="preserve">Regression fix + freeze declaration</w:t>
+            </w:r>
+          </w:p>
+        </w:tc>
+        <w:tc>
+          <w:tcPr/>
+          <w:p>
+            <w:pPr>
+              <w:pStyle w:val="Compact"/>
+              <w:jc w:val="left"/>
+            </w:pPr>
+            <w:r>
+              <w:t xml:space="preserve">Stabilize the foundation</w:t>
             </w:r>
           </w:p>
         </w:tc>
@@ -6766,7 +8282,19 @@
                 <w:bCs/>
                 <w:b/>
               </w:rPr>
-              <w:t xml:space="preserve">Certify the scenario (readiness score + warnings); never mutate</w:t>
+              <w:t xml:space="preserve">Certify the scenario (band + warnings); never mutate, never block</w:t>
+            </w:r>
+          </w:p>
+        </w:tc>
+        <w:tc>
+          <w:tcPr/>
+          <w:p>
+            <w:pPr>
+              <w:pStyle w:val="Compact"/>
+              <w:jc w:val="left"/>
+            </w:pPr>
+            <w:r>
+              <w:t xml:space="preserve">The ONE validator</w:t>
             </w:r>
           </w:p>
         </w:tc>
@@ -6780,44 +8308,61 @@
               <w:jc w:val="left"/>
             </w:pPr>
             <w:r>
-              <w:t xml:space="preserve">2</w:t>
-            </w:r>
-          </w:p>
-        </w:tc>
-        <w:tc>
-          <w:tcPr/>
-          <w:p>
-            <w:pPr>
-              <w:pStyle w:val="Compact"/>
-              <w:jc w:val="left"/>
-            </w:pPr>
-            <w:r>
-              <w:t xml:space="preserve">Locator Ranking Engine</w:t>
-            </w:r>
-          </w:p>
-        </w:tc>
-        <w:tc>
-          <w:tcPr/>
-          <w:p>
-            <w:pPr>
-              <w:pStyle w:val="Compact"/>
-              <w:jc w:val="left"/>
-            </w:pPr>
-            <w:r>
-              <w:t xml:space="preserve">Improve</w:t>
-            </w:r>
-            <w:r>
-              <w:t xml:space="preserve"> </w:t>
-            </w:r>
+              <w:t xml:space="preserve">🥇 2</w:t>
+            </w:r>
+          </w:p>
+        </w:tc>
+        <w:tc>
+          <w:tcPr/>
+          <w:p>
+            <w:pPr>
+              <w:pStyle w:val="Compact"/>
+              <w:jc w:val="left"/>
+            </w:pPr>
             <w:r>
               <w:rPr>
                 <w:bCs/>
                 <w:b/>
               </w:rPr>
-              <w:t xml:space="preserve">selection</w:t>
-            </w:r>
-            <w:r>
-              <w:t xml:space="preserve">, no architecture changes</w:t>
+              <w:t xml:space="preserve">Candidate Resolution</w:t>
+            </w:r>
+            <w:r>
+              <w:t xml:space="preserve"> </w:t>
+            </w:r>
+            <w:r>
+              <w:rPr>
+                <w:iCs/>
+                <w:i/>
+              </w:rPr>
+              <w:t xml:space="preserve">(absorbs Framework Reuse)</w:t>
+            </w:r>
+          </w:p>
+        </w:tc>
+        <w:tc>
+          <w:tcPr/>
+          <w:p>
+            <w:pPr>
+              <w:pStyle w:val="Compact"/>
+              <w:jc w:val="left"/>
+            </w:pPr>
+            <w:r>
+              <w:t xml:space="preserve">Reuse-first resolution of the best automation representation</w:t>
+            </w:r>
+          </w:p>
+        </w:tc>
+        <w:tc>
+          <w:tcPr/>
+          <w:p>
+            <w:pPr>
+              <w:pStyle w:val="Compact"/>
+              <w:jc w:val="left"/>
+            </w:pPr>
+            <w:r>
+              <w:rPr>
+                <w:bCs/>
+                <w:b/>
+              </w:rPr>
+              <w:t xml:space="preserve">Reuse before generation</w:t>
             </w:r>
           </w:p>
         </w:tc>
@@ -6831,7 +8376,7 @@
               <w:jc w:val="left"/>
             </w:pPr>
             <w:r>
-              <w:t xml:space="preserve">3</w:t>
+              <w:t xml:space="preserve">🥈 3</w:t>
             </w:r>
           </w:p>
         </w:tc>
@@ -6856,6 +8401,18 @@
             </w:pPr>
             <w:r>
               <w:t xml:space="preserve">Increase automation coverage</w:t>
+            </w:r>
+          </w:p>
+        </w:tc>
+        <w:tc>
+          <w:tcPr/>
+          <w:p>
+            <w:pPr>
+              <w:pStyle w:val="Compact"/>
+              <w:jc w:val="left"/>
+            </w:pPr>
+            <w:r>
+              <w:t xml:space="preserve">Biggest quality gain users notice</w:t>
             </w:r>
           </w:p>
         </w:tc>
@@ -6869,7 +8426,7 @@
               <w:jc w:val="left"/>
             </w:pPr>
             <w:r>
-              <w:t xml:space="preserve">4</w:t>
+              <w:t xml:space="preserve">🥉 4</w:t>
             </w:r>
           </w:p>
         </w:tc>
@@ -6894,6 +8451,18 @@
             </w:pPr>
             <w:r>
               <w:t xml:space="preserve">Add meaningful automation-only validations</w:t>
+            </w:r>
+          </w:p>
+        </w:tc>
+        <w:tc>
+          <w:tcPr/>
+          <w:p>
+            <w:pPr>
+              <w:pStyle w:val="Compact"/>
+              <w:jc w:val="left"/>
+            </w:pPr>
+            <w:r>
+              <w:t xml:space="preserve">Automation should exceed manual</w:t>
             </w:r>
           </w:p>
         </w:tc>
@@ -6919,19 +8488,31 @@
               <w:jc w:val="left"/>
             </w:pPr>
             <w:r>
-              <w:t xml:space="preserve">Framework Reuse</w:t>
-            </w:r>
-          </w:p>
-        </w:tc>
-        <w:tc>
-          <w:tcPr/>
-          <w:p>
-            <w:pPr>
-              <w:pStyle w:val="Compact"/>
-              <w:jc w:val="left"/>
-            </w:pPr>
-            <w:r>
-              <w:t xml:space="preserve">Reduce duplication</w:t>
+              <w:t xml:space="preserve">Humanization</w:t>
+            </w:r>
+          </w:p>
+        </w:tc>
+        <w:tc>
+          <w:tcPr/>
+          <w:p>
+            <w:pPr>
+              <w:pStyle w:val="Compact"/>
+              <w:jc w:val="left"/>
+            </w:pPr>
+            <w:r>
+              <w:t xml:space="preserve">Output indistinguishable from hand-written code</w:t>
+            </w:r>
+          </w:p>
+        </w:tc>
+        <w:tc>
+          <w:tcPr/>
+          <w:p>
+            <w:pPr>
+              <w:pStyle w:val="Compact"/>
+              <w:jc w:val="left"/>
+            </w:pPr>
+            <w:r>
+              <w:t xml:space="preserve">Make code look hand-written</w:t>
             </w:r>
           </w:p>
         </w:tc>
@@ -6957,19 +8538,31 @@
               <w:jc w:val="left"/>
             </w:pPr>
             <w:r>
-              <w:t xml:space="preserve">Human-like Code Style</w:t>
-            </w:r>
-          </w:p>
-        </w:tc>
-        <w:tc>
-          <w:tcPr/>
-          <w:p>
-            <w:pPr>
-              <w:pStyle w:val="Compact"/>
-              <w:jc w:val="left"/>
-            </w:pPr>
-            <w:r>
-              <w:t xml:space="preserve">Output indistinguishable from hand-written code</w:t>
+              <w:t xml:space="preserve">Confidence Engine</w:t>
+            </w:r>
+          </w:p>
+        </w:tc>
+        <w:tc>
+          <w:tcPr/>
+          <w:p>
+            <w:pPr>
+              <w:pStyle w:val="Compact"/>
+              <w:jc w:val="left"/>
+            </w:pPr>
+            <w:r>
+              <w:t xml:space="preserve">Flag uncertain areas instead of guessing</w:t>
+            </w:r>
+          </w:p>
+        </w:tc>
+        <w:tc>
+          <w:tcPr/>
+          <w:p>
+            <w:pPr>
+              <w:pStyle w:val="Compact"/>
+              <w:jc w:val="left"/>
+            </w:pPr>
+            <w:r>
+              <w:t xml:space="preserve">Flag uncertainty honestly</w:t>
             </w:r>
           </w:p>
         </w:tc>
@@ -6983,44 +8576,6 @@
               <w:jc w:val="left"/>
             </w:pPr>
             <w:r>
-              <w:t xml:space="preserve">7</w:t>
-            </w:r>
-          </w:p>
-        </w:tc>
-        <w:tc>
-          <w:tcPr/>
-          <w:p>
-            <w:pPr>
-              <w:pStyle w:val="Compact"/>
-              <w:jc w:val="left"/>
-            </w:pPr>
-            <w:r>
-              <w:t xml:space="preserve">Confidence Engine</w:t>
-            </w:r>
-          </w:p>
-        </w:tc>
-        <w:tc>
-          <w:tcPr/>
-          <w:p>
-            <w:pPr>
-              <w:pStyle w:val="Compact"/>
-              <w:jc w:val="left"/>
-            </w:pPr>
-            <w:r>
-              <w:t xml:space="preserve">Flag uncertain areas instead of guessing</w:t>
-            </w:r>
-          </w:p>
-        </w:tc>
-      </w:tr>
-      <w:tr>
-        <w:tc>
-          <w:tcPr/>
-          <w:p>
-            <w:pPr>
-              <w:pStyle w:val="Compact"/>
-              <w:jc w:val="left"/>
-            </w:pPr>
-            <w:r>
               <w:t xml:space="preserve">(ongoing)</w:t>
             </w:r>
           </w:p>
@@ -7033,7 +8588,7 @@
               <w:jc w:val="left"/>
             </w:pPr>
             <w:r>
-              <w:t xml:space="preserve">Continuous Learning</w:t>
+              <w:t xml:space="preserve">Continuous heuristic tuning</w:t>
             </w:r>
           </w:p>
         </w:tc>
@@ -7046,6 +8601,18 @@
             </w:pPr>
             <w:r>
               <w:t xml:space="preserve">Improve heuristic weights from successful generations</w:t>
+            </w:r>
+          </w:p>
+        </w:tc>
+        <w:tc>
+          <w:tcPr/>
+          <w:p>
+            <w:pPr>
+              <w:pStyle w:val="Compact"/>
+              <w:jc w:val="left"/>
+            </w:pPr>
+            <w:r>
+              <w:t xml:space="preserve">Better decisions, same architecture</w:t>
             </w:r>
           </w:p>
         </w:tc>
@@ -7072,7 +8639,200 @@
         <w:t xml:space="preserve"> </w:t>
       </w:r>
       <w:r>
-        <w:t xml:space="preserve">no major rewrites.</w:t>
+        <w:t xml:space="preserve">no major rewrites — and</w:t>
+      </w:r>
+      <w:r>
+        <w:t xml:space="preserve"> </w:t>
+      </w:r>
+      <w:r>
+        <w:rPr>
+          <w:bCs/>
+          <w:b/>
+        </w:rPr>
+        <w:t xml:space="preserve">no new validators.</w:t>
+      </w:r>
+      <w:r>
+        <w:t xml:space="preserve"> </w:t>
+      </w:r>
+      <w:r>
+        <w:t xml:space="preserve">“</w:t>
+      </w:r>
+      <w:r>
+        <w:t xml:space="preserve">Framework Reuse</w:t>
+      </w:r>
+      <w:r>
+        <w:t xml:space="preserve">”</w:t>
+      </w:r>
+      <w:r>
+        <w:t xml:space="preserve"> </w:t>
+      </w:r>
+      <w:r>
+        <w:t xml:space="preserve">is folded into Candidate Resolution</w:t>
+      </w:r>
+      <w:r>
+        <w:t xml:space="preserve"> </w:t>
+      </w:r>
+      <w:r>
+        <w:t xml:space="preserve">because reuse-vs-generate is the same decision. Everything after the Validator is craftsmanship</w:t>
+      </w:r>
+      <w:r>
+        <w:t xml:space="preserve"> </w:t>
+      </w:r>
+      <w:r>
+        <w:rPr>
+          <w:iCs/>
+          <w:i/>
+        </w:rPr>
+        <w:t xml:space="preserve">inside</w:t>
+      </w:r>
+      <w:r>
+        <w:t xml:space="preserve"> </w:t>
+      </w:r>
+      <w:r>
+        <w:t xml:space="preserve">the Script Composer.</w:t>
+      </w:r>
+    </w:p>
+    <w:bookmarkStart w:id="52" w:name="X7e6a582143356b9c702d454ad0c6ef38fd9b7a2"/>
+    <w:p>
+      <w:pPr>
+        <w:pStyle w:val="Heading3"/>
+      </w:pPr>
+      <w:r>
+        <w:t xml:space="preserve">The three questions that gate every future sprint</w:t>
+      </w:r>
+    </w:p>
+    <w:p>
+      <w:pPr>
+        <w:pStyle w:val="FirstParagraph"/>
+      </w:pPr>
+      <w:r>
+        <w:t xml:space="preserve">The architecture is now strong enough. From here the mindset shifts from</w:t>
+      </w:r>
+      <w:r>
+        <w:t xml:space="preserve"> </w:t>
+      </w:r>
+      <w:r>
+        <w:rPr>
+          <w:bCs/>
+          <w:b/>
+        </w:rPr>
+        <w:t xml:space="preserve">“</w:t>
+      </w:r>
+      <w:r>
+        <w:rPr>
+          <w:bCs/>
+          <w:b/>
+        </w:rPr>
+        <w:t xml:space="preserve">building architecture</w:t>
+      </w:r>
+      <w:r>
+        <w:rPr>
+          <w:bCs/>
+          <w:b/>
+        </w:rPr>
+        <w:t xml:space="preserve">”</w:t>
+      </w:r>
+      <w:r>
+        <w:t xml:space="preserve"> </w:t>
+      </w:r>
+      <w:r>
+        <w:t xml:space="preserve">to</w:t>
+      </w:r>
+      <w:r>
+        <w:t xml:space="preserve"> </w:t>
+      </w:r>
+      <w:r>
+        <w:rPr>
+          <w:bCs/>
+          <w:b/>
+        </w:rPr>
+        <w:t xml:space="preserve">“</w:t>
+      </w:r>
+      <w:r>
+        <w:rPr>
+          <w:bCs/>
+          <w:b/>
+        </w:rPr>
+        <w:t xml:space="preserve">building craftsmanship.</w:t>
+      </w:r>
+      <w:r>
+        <w:rPr>
+          <w:bCs/>
+          <w:b/>
+        </w:rPr>
+        <w:t xml:space="preserve">”</w:t>
+      </w:r>
+      <w:r>
+        <w:t xml:space="preserve"> </w:t>
+      </w:r>
+      <w:r>
+        <w:t xml:space="preserve">Judge every proposed sprint against just three questions — if it</w:t>
+      </w:r>
+      <w:r>
+        <w:t xml:space="preserve"> </w:t>
+      </w:r>
+      <w:r>
+        <w:t xml:space="preserve">improves none of them, do not build it, however interesting it is:</w:t>
+      </w:r>
+    </w:p>
+    <w:p>
+      <w:pPr>
+        <w:numPr>
+          <w:ilvl w:val="0"/>
+          <w:numId w:val="1018"/>
+        </w:numPr>
+        <w:pStyle w:val="Compact"/>
+      </w:pPr>
+      <w:r>
+        <w:rPr>
+          <w:bCs/>
+          <w:b/>
+        </w:rPr>
+        <w:t xml:space="preserve">Did the ready-to-run rate improve?</w:t>
+      </w:r>
+      <w:r>
+        <w:t xml:space="preserve"> </w:t>
+      </w:r>
+      <w:r>
+        <w:t xml:space="preserve">(less manual editing after generation)</w:t>
+      </w:r>
+    </w:p>
+    <w:p>
+      <w:pPr>
+        <w:numPr>
+          <w:ilvl w:val="0"/>
+          <w:numId w:val="1018"/>
+        </w:numPr>
+        <w:pStyle w:val="Compact"/>
+      </w:pPr>
+      <w:r>
+        <w:rPr>
+          <w:bCs/>
+          <w:b/>
+        </w:rPr>
+        <w:t xml:space="preserve">Did code reuse increase?</w:t>
+      </w:r>
+      <w:r>
+        <w:t xml:space="preserve"> </w:t>
+      </w:r>
+      <w:r>
+        <w:t xml:space="preserve">(more existing framework assets used, less duplication)</w:t>
+      </w:r>
+    </w:p>
+    <w:p>
+      <w:pPr>
+        <w:numPr>
+          <w:ilvl w:val="0"/>
+          <w:numId w:val="1018"/>
+        </w:numPr>
+        <w:pStyle w:val="Compact"/>
+      </w:pPr>
+      <w:r>
+        <w:rPr>
+          <w:bCs/>
+          <w:b/>
+        </w:rPr>
+        <w:t xml:space="preserve">Would an experienced Playwright reviewer be more likely to approve this PR without suspecting AI?</w:t>
       </w:r>
     </w:p>
     <w:p>
@@ -7083,7 +8843,8 @@
       </w:r>
     </w:p>
     <w:bookmarkEnd w:id="52"/>
-    <w:bookmarkStart w:id="53" w:name="X719dfcafdc4a0823b504c2a6055373223c56631"/>
+    <w:bookmarkEnd w:id="53"/>
+    <w:bookmarkStart w:id="54" w:name="X719dfcafdc4a0823b504c2a6055373223c56631"/>
     <w:p>
       <w:pPr>
         <w:pStyle w:val="Heading2"/>
@@ -7096,7 +8857,7 @@
       <w:pPr>
         <w:numPr>
           <w:ilvl w:val="0"/>
-          <w:numId w:val="1017"/>
+          <w:numId w:val="1019"/>
         </w:numPr>
         <w:pStyle w:val="Compact"/>
       </w:pPr>
@@ -7130,7 +8891,7 @@
       <w:pPr>
         <w:numPr>
           <w:ilvl w:val="0"/>
-          <w:numId w:val="1017"/>
+          <w:numId w:val="1019"/>
         </w:numPr>
         <w:pStyle w:val="Compact"/>
       </w:pPr>
@@ -7158,7 +8919,7 @@
       <w:pPr>
         <w:numPr>
           <w:ilvl w:val="0"/>
-          <w:numId w:val="1017"/>
+          <w:numId w:val="1019"/>
         </w:numPr>
         <w:pStyle w:val="Compact"/>
       </w:pPr>
@@ -7170,7 +8931,7 @@
       <w:pPr>
         <w:numPr>
           <w:ilvl w:val="0"/>
-          <w:numId w:val="1017"/>
+          <w:numId w:val="1019"/>
         </w:numPr>
         <w:pStyle w:val="Compact"/>
       </w:pPr>
@@ -7198,7 +8959,7 @@
       <w:pPr>
         <w:numPr>
           <w:ilvl w:val="0"/>
-          <w:numId w:val="1017"/>
+          <w:numId w:val="1019"/>
         </w:numPr>
         <w:pStyle w:val="Compact"/>
       </w:pPr>
@@ -7210,7 +8971,7 @@
       <w:pPr>
         <w:numPr>
           <w:ilvl w:val="0"/>
-          <w:numId w:val="1017"/>
+          <w:numId w:val="1019"/>
         </w:numPr>
         <w:pStyle w:val="Compact"/>
       </w:pPr>
@@ -7222,7 +8983,7 @@
       <w:pPr>
         <w:numPr>
           <w:ilvl w:val="0"/>
-          <w:numId w:val="1017"/>
+          <w:numId w:val="1019"/>
         </w:numPr>
         <w:pStyle w:val="Compact"/>
       </w:pPr>
@@ -7288,7 +9049,7 @@
       <w:pPr>
         <w:numPr>
           <w:ilvl w:val="0"/>
-          <w:numId w:val="1017"/>
+          <w:numId w:val="1019"/>
         </w:numPr>
         <w:pStyle w:val="Compact"/>
       </w:pPr>
@@ -7312,8 +9073,8 @@
         </w:pict>
       </w:r>
     </w:p>
-    <w:bookmarkEnd w:id="53"/>
-    <w:bookmarkStart w:id="54" w:name="appendix-component-map-as-of-v1.0"/>
+    <w:bookmarkEnd w:id="54"/>
+    <w:bookmarkStart w:id="55" w:name="appendix-component-map-as-of-v1.0"/>
     <w:p>
       <w:pPr>
         <w:pStyle w:val="Heading2"/>
@@ -7411,7 +9172,7 @@
         <w:rPr>
           <w:rStyle w:val="VerbatimChar"/>
         </w:rPr>
-        <w:t xml:space="preserve">  ├── ai-review-engine.ts                  style review             → Sprint 6</w:t>
+        <w:t xml:space="preserve">  ├── ai-review-engine.ts                  style review             → Sprint 5</w:t>
       </w:r>
       <w:r>
         <w:br/>
@@ -7420,7 +9181,7 @@
         <w:rPr>
           <w:rStyle w:val="VerbatimChar"/>
         </w:rPr>
-        <w:t xml:space="preserve">  └── framework-auditor.ts                 framework audit          → Sprint 6</w:t>
+        <w:t xml:space="preserve">  └── framework-auditor.ts                 framework audit          → Sprint 5</w:t>
       </w:r>
       <w:r>
         <w:br/>
@@ -7438,7 +9199,7 @@
         <w:rPr>
           <w:rStyle w:val="VerbatimChar"/>
         </w:rPr>
-        <w:t xml:space="preserve">src/intelligence/project-convention-profile.ts  reuse catalogue    → Sprint 5</w:t>
+        <w:t xml:space="preserve">src/intelligence/project-convention-profile.ts  reuse catalogue    → Sprint 2 (Candidate Resolution)</w:t>
       </w:r>
       <w:r>
         <w:br/>
@@ -7465,7 +9226,7 @@
         <w:rPr>
           <w:rStyle w:val="VerbatimChar"/>
         </w:rPr>
-        <w:t xml:space="preserve">src/engines/confidence-engine.ts           confidence              → Sprint 7</w:t>
+        <w:t xml:space="preserve">src/engines/confidence-engine.ts           confidence              → Sprint 6</w:t>
       </w:r>
       <w:r>
         <w:br/>
@@ -7477,8 +9238,8 @@
         <w:t xml:space="preserve">src/script-gen/heuristics/  (proposed)     Engineering Heuristics Library → §5</w:t>
       </w:r>
     </w:p>
-    <w:bookmarkEnd w:id="54"/>
     <w:bookmarkEnd w:id="55"/>
+    <w:bookmarkEnd w:id="56"/>
     <w:sectPr/>
   </w:body>
 </w:document>
@@ -7813,6 +9574,9 @@
     <w:abstractNumId w:val="991"/>
   </w:num>
   <w:num w:numId="1013">
+    <w:abstractNumId w:val="991"/>
+  </w:num>
+  <w:num w:numId="1014">
     <w:abstractNumId w:val="99411"/>
     <w:lvlOverride w:ilvl="0">
       <w:startOverride w:val="1"/>
@@ -7842,9 +9606,6 @@
       <w:startOverride w:val="1"/>
     </w:lvlOverride>
   </w:num>
-  <w:num w:numId="1014">
-    <w:abstractNumId w:val="991"/>
-  </w:num>
   <w:num w:numId="1015">
     <w:abstractNumId w:val="991"/>
   </w:num>
@@ -7852,6 +9613,39 @@
     <w:abstractNumId w:val="991"/>
   </w:num>
   <w:num w:numId="1017">
+    <w:abstractNumId w:val="991"/>
+  </w:num>
+  <w:num w:numId="1018">
+    <w:abstractNumId w:val="99411"/>
+    <w:lvlOverride w:ilvl="0">
+      <w:startOverride w:val="1"/>
+    </w:lvlOverride>
+    <w:lvlOverride w:ilvl="1">
+      <w:startOverride w:val="1"/>
+    </w:lvlOverride>
+    <w:lvlOverride w:ilvl="2">
+      <w:startOverride w:val="1"/>
+    </w:lvlOverride>
+    <w:lvlOverride w:ilvl="3">
+      <w:startOverride w:val="1"/>
+    </w:lvlOverride>
+    <w:lvlOverride w:ilvl="4">
+      <w:startOverride w:val="1"/>
+    </w:lvlOverride>
+    <w:lvlOverride w:ilvl="5">
+      <w:startOverride w:val="1"/>
+    </w:lvlOverride>
+    <w:lvlOverride w:ilvl="6">
+      <w:startOverride w:val="1"/>
+    </w:lvlOverride>
+    <w:lvlOverride w:ilvl="7">
+      <w:startOverride w:val="1"/>
+    </w:lvlOverride>
+    <w:lvlOverride w:ilvl="8">
+      <w:startOverride w:val="1"/>
+    </w:lvlOverride>
+  </w:num>
+  <w:num w:numId="1019">
     <w:abstractNumId w:val="991"/>
   </w:num>
 </w:numbering>

--- a/SCRIPT_COMPOSER_EVOLUTION.docx
+++ b/SCRIPT_COMPOSER_EVOLUTION.docx
@@ -8054,6 +8054,36 @@
       </w:r>
       <w:r>
         <w:t xml:space="preserve">).</w:t>
+      </w:r>
+    </w:p>
+    <w:p>
+      <w:pPr>
+        <w:pStyle w:val="BodyText"/>
+      </w:pPr>
+      <w:r>
+        <w:rPr>
+          <w:bCs/>
+          <w:b/>
+        </w:rPr>
+        <w:t xml:space="preserve">Logging heuristics</w:t>
+      </w:r>
+      <w:r>
+        <w:t xml:space="preserve"> </w:t>
+      </w:r>
+      <w:r>
+        <w:t xml:space="preserve">- Minimize logging statements — logs waste tokens that could improve assertions, waits, or locators.</w:t>
+      </w:r>
+      <w:r>
+        <w:t xml:space="preserve"> </w:t>
+      </w:r>
+      <w:r>
+        <w:t xml:space="preserve">- Default: log only test start/end and critical decision points, not every step.</w:t>
+      </w:r>
+      <w:r>
+        <w:t xml:space="preserve"> </w:t>
+      </w:r>
+      <w:r>
+        <w:t xml:space="preserve">- Every log must justify its existence vs. adding an assertion or refining a locator.</w:t>
       </w:r>
     </w:p>
     <w:p>
